--- a/TS-Kramam/TS-1.5/TS 1.5 Sanskrit Krama Paatam Corrections.docx
+++ b/TS-Kramam/TS-1.5/TS 1.5 Sanskrit Krama Paatam Corrections.docx
@@ -781,6 +781,512 @@
       </w:tr>
       <w:tr>
         <w:trPr>
+          <w:trHeight w:val="1846"/>
+        </w:trPr>
+        <w:tc>
+          <w:tcPr>
+            <w:tcW w:w="3764" w:type="dxa"/>
+            <w:tcBorders>
+              <w:top w:val="single" w:sz="4" w:space="0" w:color="000000"/>
+              <w:left w:val="single" w:sz="4" w:space="0" w:color="000000"/>
+              <w:bottom w:val="single" w:sz="4" w:space="0" w:color="000000"/>
+              <w:right w:val="single" w:sz="4" w:space="0" w:color="000000"/>
+            </w:tcBorders>
+          </w:tcPr>
+          <w:p>
+            <w:pPr>
+              <w:widowControl w:val="0"/>
+              <w:tabs>
+                <w:tab w:val="left" w:pos="993"/>
+              </w:tabs>
+              <w:autoSpaceDE w:val="0"/>
+              <w:autoSpaceDN w:val="0"/>
+              <w:adjustRightInd w:val="0"/>
+              <w:spacing w:before="0" w:line="240" w:lineRule="auto"/>
+              <w:rPr>
+                <w:rFonts w:eastAsia="Times New Roman" w:cs="Arial"/>
+                <w:b/>
+                <w:sz w:val="32"/>
+                <w:szCs w:val="32"/>
+                <w:lang w:val="en-IN" w:eastAsia="en-IN" w:bidi="ml-IN"/>
+              </w:rPr>
+            </w:pPr>
+            <w:r>
+              <w:rPr>
+                <w:rFonts w:eastAsia="Times New Roman" w:cs="Arial"/>
+                <w:b/>
+                <w:sz w:val="32"/>
+                <w:szCs w:val="32"/>
+                <w:lang w:val="en-IN" w:eastAsia="en-IN" w:bidi="ml-IN"/>
+              </w:rPr>
+              <w:t>T.S.1.5.</w:t>
+            </w:r>
+            <w:r>
+              <w:rPr>
+                <w:rFonts w:eastAsia="Times New Roman" w:cs="Arial"/>
+                <w:b/>
+                <w:sz w:val="32"/>
+                <w:szCs w:val="32"/>
+                <w:lang w:val="en-IN" w:eastAsia="en-IN" w:bidi="ml-IN"/>
+              </w:rPr>
+              <w:t>11.2</w:t>
+            </w:r>
+            <w:r>
+              <w:rPr>
+                <w:rFonts w:eastAsia="Times New Roman" w:cs="Arial"/>
+                <w:b/>
+                <w:sz w:val="32"/>
+                <w:szCs w:val="32"/>
+                <w:lang w:val="en-IN" w:eastAsia="en-IN" w:bidi="ml-IN"/>
+              </w:rPr>
+              <w:t xml:space="preserve"> - Kramam</w:t>
+            </w:r>
+          </w:p>
+          <w:p>
+            <w:pPr>
+              <w:widowControl w:val="0"/>
+              <w:tabs>
+                <w:tab w:val="left" w:pos="993"/>
+              </w:tabs>
+              <w:autoSpaceDE w:val="0"/>
+              <w:autoSpaceDN w:val="0"/>
+              <w:adjustRightInd w:val="0"/>
+              <w:spacing w:before="0" w:line="240" w:lineRule="auto"/>
+              <w:rPr>
+                <w:rFonts w:eastAsia="Times New Roman" w:cs="Arial"/>
+                <w:b/>
+                <w:szCs w:val="24"/>
+                <w:lang w:val="en-IN" w:eastAsia="en-IN" w:bidi="ml-IN"/>
+              </w:rPr>
+            </w:pPr>
+            <w:r>
+              <w:rPr>
+                <w:rFonts w:eastAsia="Times New Roman" w:cs="Arial"/>
+                <w:b/>
+                <w:szCs w:val="24"/>
+                <w:lang w:val="en-IN" w:eastAsia="en-IN" w:bidi="ml-IN"/>
+              </w:rPr>
+              <w:t>Krama Vaakyam No. 46, 47</w:t>
+            </w:r>
+          </w:p>
+          <w:p>
+            <w:pPr>
+              <w:widowControl w:val="0"/>
+              <w:tabs>
+                <w:tab w:val="left" w:pos="993"/>
+              </w:tabs>
+              <w:autoSpaceDE w:val="0"/>
+              <w:autoSpaceDN w:val="0"/>
+              <w:adjustRightInd w:val="0"/>
+              <w:spacing w:before="0" w:line="240" w:lineRule="auto"/>
+              <w:rPr>
+                <w:rFonts w:eastAsia="Times New Roman" w:cs="Arial"/>
+                <w:b/>
+                <w:sz w:val="32"/>
+                <w:szCs w:val="32"/>
+                <w:lang w:val="it-IT" w:eastAsia="en-IN" w:bidi="ml-IN"/>
+              </w:rPr>
+            </w:pPr>
+            <w:r>
+              <w:rPr>
+                <w:rFonts w:eastAsia="Times New Roman" w:cs="Arial"/>
+                <w:b/>
+                <w:sz w:val="32"/>
+                <w:szCs w:val="32"/>
+                <w:lang w:val="it-IT" w:eastAsia="en-IN" w:bidi="ml-IN"/>
+              </w:rPr>
+              <w:t xml:space="preserve">Panchaati No. </w:t>
+            </w:r>
+            <w:r>
+              <w:rPr>
+                <w:rFonts w:eastAsia="Times New Roman" w:cs="Arial"/>
+                <w:b/>
+                <w:sz w:val="32"/>
+                <w:szCs w:val="32"/>
+                <w:lang w:val="it-IT" w:eastAsia="en-IN" w:bidi="ml-IN"/>
+              </w:rPr>
+              <w:t>48</w:t>
+            </w:r>
+          </w:p>
+        </w:tc>
+        <w:tc>
+          <w:tcPr>
+            <w:tcW w:w="5102" w:type="dxa"/>
+            <w:tcBorders>
+              <w:top w:val="single" w:sz="4" w:space="0" w:color="000000"/>
+              <w:left w:val="single" w:sz="4" w:space="0" w:color="000000"/>
+              <w:bottom w:val="single" w:sz="4" w:space="0" w:color="000000"/>
+              <w:right w:val="single" w:sz="4" w:space="0" w:color="000000"/>
+            </w:tcBorders>
+          </w:tcPr>
+          <w:p>
+            <w:pPr>
+              <w:widowControl w:val="0"/>
+              <w:autoSpaceDE w:val="0"/>
+              <w:autoSpaceDN w:val="0"/>
+              <w:adjustRightInd w:val="0"/>
+              <w:spacing w:line="252" w:lineRule="auto"/>
+              <w:rPr>
+                <w:rFonts w:ascii="BRH Devanagari Extra" w:hAnsi="BRH Devanagari Extra" w:cs="BRH Devanagari Extra"/>
+                <w:sz w:val="40"/>
+                <w:szCs w:val="40"/>
+                <w:lang w:val="it-IT"/>
+              </w:rPr>
+            </w:pPr>
+            <w:r>
+              <w:rPr>
+                <w:rFonts w:ascii="BRH Devanagari Extra" w:hAnsi="BRH Devanagari Extra" w:cs="BRH Devanagari Extra"/>
+                <w:sz w:val="40"/>
+                <w:szCs w:val="40"/>
+                <w:lang w:val="it-IT"/>
+              </w:rPr>
+              <w:t>qÉ</w:t>
+            </w:r>
+            <w:r>
+              <w:rPr>
+                <w:rFonts w:ascii="BRH Malayalam Extra" w:hAnsi="BRH Malayalam Extra" w:cs="BRH Devanagari Extra"/>
+                <w:b/>
+                <w:sz w:val="32"/>
+                <w:szCs w:val="40"/>
+                <w:lang w:val="it-IT"/>
+              </w:rPr>
+              <w:t>–</w:t>
+            </w:r>
+            <w:r>
+              <w:rPr>
+                <w:rFonts w:ascii="BRH Devanagari Extra" w:hAnsi="BRH Devanagari Extra" w:cs="BRH Devanagari Extra"/>
+                <w:sz w:val="40"/>
+                <w:szCs w:val="40"/>
+                <w:lang w:val="it-IT"/>
+              </w:rPr>
+              <w:t>bÉuÉþjxÉÑ kÉÉ</w:t>
+            </w:r>
+            <w:r>
+              <w:rPr>
+                <w:rFonts w:ascii="BRH Devanagari Extra" w:hAnsi="BRH Devanagari Extra" w:cs="BRH Devanagari Extra"/>
+                <w:sz w:val="40"/>
+                <w:szCs w:val="40"/>
+                <w:highlight w:val="yellow"/>
+                <w:lang w:val="it-IT"/>
+              </w:rPr>
+              <w:t>U</w:t>
+            </w:r>
+            <w:r>
+              <w:rPr>
+                <w:rFonts w:ascii="BRH Malayalam Extra" w:hAnsi="BRH Malayalam Extra" w:cs="BRH Devanagari Extra"/>
+                <w:b/>
+                <w:sz w:val="32"/>
+                <w:szCs w:val="40"/>
+                <w:lang w:val="it-IT"/>
+              </w:rPr>
+              <w:t>–</w:t>
+            </w:r>
+            <w:r>
+              <w:rPr>
+                <w:rFonts w:ascii="BRH Devanagari Extra" w:hAnsi="BRH Devanagari Extra" w:cs="BRH Devanagari Extra"/>
+                <w:sz w:val="40"/>
+                <w:szCs w:val="40"/>
+                <w:lang w:val="it-IT"/>
+              </w:rPr>
+              <w:t xml:space="preserve">rÉ | </w:t>
+            </w:r>
+          </w:p>
+          <w:p>
+            <w:pPr>
+              <w:widowControl w:val="0"/>
+              <w:autoSpaceDE w:val="0"/>
+              <w:autoSpaceDN w:val="0"/>
+              <w:adjustRightInd w:val="0"/>
+              <w:spacing w:line="252" w:lineRule="auto"/>
+              <w:ind w:right="-165"/>
+              <w:rPr>
+                <w:rFonts w:ascii="BRH Malayalam Extra" w:hAnsi="BRH Malayalam Extra" w:cs="BRH Malayalam Extra"/>
+                <w:sz w:val="40"/>
+                <w:szCs w:val="40"/>
+                <w:lang w:val="it-IT"/>
+              </w:rPr>
+            </w:pPr>
+            <w:r>
+              <w:rPr>
+                <w:rFonts w:ascii="BRH Devanagari Extra" w:hAnsi="BRH Devanagari Extra" w:cs="BRH Devanagari Extra"/>
+                <w:sz w:val="40"/>
+                <w:szCs w:val="40"/>
+                <w:lang w:val="it-IT"/>
+              </w:rPr>
+              <w:t>qÉ</w:t>
+            </w:r>
+            <w:r>
+              <w:rPr>
+                <w:rFonts w:ascii="BRH Malayalam Extra" w:hAnsi="BRH Malayalam Extra" w:cs="BRH Devanagari Extra"/>
+                <w:b/>
+                <w:sz w:val="32"/>
+                <w:szCs w:val="40"/>
+                <w:lang w:val="it-IT"/>
+              </w:rPr>
+              <w:t>–</w:t>
+            </w:r>
+            <w:r>
+              <w:rPr>
+                <w:rFonts w:ascii="BRH Devanagari Extra" w:hAnsi="BRH Devanagari Extra" w:cs="BRH Devanagari Extra"/>
+                <w:sz w:val="40"/>
+                <w:szCs w:val="40"/>
+                <w:lang w:val="it-IT"/>
+              </w:rPr>
+              <w:t>bÉuÉ</w:t>
+            </w:r>
+            <w:r>
+              <w:rPr>
+                <w:rFonts w:ascii="BRH Malayalam Extra" w:hAnsi="BRH Malayalam Extra" w:cs="BRH Devanagari Extra"/>
+                <w:b/>
+                <w:sz w:val="32"/>
+                <w:szCs w:val="40"/>
+                <w:lang w:val="it-IT"/>
+              </w:rPr>
+              <w:t>–</w:t>
+            </w:r>
+            <w:r>
+              <w:rPr>
+                <w:rFonts w:ascii="BRH Devanagari Extra" w:hAnsi="BRH Devanagari Extra" w:cs="BRH Devanagari Extra"/>
+                <w:sz w:val="40"/>
+                <w:szCs w:val="40"/>
+                <w:lang w:val="it-IT"/>
+              </w:rPr>
+              <w:t>ÎjxuÉÌiÉþ qÉ</w:t>
+            </w:r>
+            <w:r>
+              <w:rPr>
+                <w:rFonts w:ascii="BRH Malayalam Extra" w:hAnsi="BRH Malayalam Extra" w:cs="BRH Devanagari Extra"/>
+                <w:b/>
+                <w:sz w:val="32"/>
+                <w:szCs w:val="40"/>
+                <w:lang w:val="it-IT"/>
+              </w:rPr>
+              <w:t>–</w:t>
+            </w:r>
+            <w:r>
+              <w:rPr>
+                <w:rFonts w:ascii="BRH Devanagari Extra" w:hAnsi="BRH Devanagari Extra" w:cs="BRH Devanagari Extra"/>
+                <w:sz w:val="40"/>
+                <w:szCs w:val="40"/>
+                <w:lang w:val="it-IT"/>
+              </w:rPr>
+              <w:t xml:space="preserve">bÉuÉþiÉç - </w:t>
+            </w:r>
+            <w:r>
+              <w:rPr>
+                <w:rFonts w:ascii="BRH Devanagari Extra" w:hAnsi="BRH Devanagari Extra" w:cs="BRH Devanagari Extra"/>
+                <w:sz w:val="40"/>
+                <w:szCs w:val="40"/>
+                <w:highlight w:val="yellow"/>
+                <w:lang w:val="it-IT"/>
+              </w:rPr>
+              <w:t>xÉÑ</w:t>
+            </w:r>
+            <w:r>
+              <w:rPr>
+                <w:rFonts w:ascii="BRH Devanagari Extra" w:hAnsi="BRH Devanagari Extra" w:cs="BRH Devanagari Extra"/>
+                <w:sz w:val="40"/>
+                <w:szCs w:val="40"/>
+                <w:lang w:val="it-IT"/>
+              </w:rPr>
+              <w:t xml:space="preserve"> |</w:t>
+            </w:r>
+          </w:p>
+        </w:tc>
+        <w:tc>
+          <w:tcPr>
+            <w:tcW w:w="5103" w:type="dxa"/>
+            <w:tcBorders>
+              <w:top w:val="single" w:sz="4" w:space="0" w:color="000000"/>
+              <w:left w:val="single" w:sz="4" w:space="0" w:color="000000"/>
+              <w:bottom w:val="single" w:sz="4" w:space="0" w:color="000000"/>
+              <w:right w:val="single" w:sz="4" w:space="0" w:color="000000"/>
+            </w:tcBorders>
+          </w:tcPr>
+          <w:p>
+            <w:pPr>
+              <w:widowControl w:val="0"/>
+              <w:autoSpaceDE w:val="0"/>
+              <w:autoSpaceDN w:val="0"/>
+              <w:adjustRightInd w:val="0"/>
+              <w:spacing w:line="252" w:lineRule="auto"/>
+              <w:rPr>
+                <w:rFonts w:ascii="BRH Devanagari Extra" w:hAnsi="BRH Devanagari Extra" w:cs="BRH Devanagari Extra"/>
+                <w:sz w:val="40"/>
+                <w:szCs w:val="40"/>
+                <w:lang w:val="it-IT"/>
+              </w:rPr>
+            </w:pPr>
+            <w:r>
+              <w:rPr>
+                <w:rFonts w:ascii="BRH Devanagari Extra" w:hAnsi="BRH Devanagari Extra" w:cs="BRH Devanagari Extra"/>
+                <w:sz w:val="40"/>
+                <w:szCs w:val="40"/>
+                <w:lang w:val="it-IT"/>
+              </w:rPr>
+              <w:t>qÉ</w:t>
+            </w:r>
+            <w:r>
+              <w:rPr>
+                <w:rFonts w:ascii="BRH Malayalam Extra" w:hAnsi="BRH Malayalam Extra" w:cs="BRH Devanagari Extra"/>
+                <w:b/>
+                <w:sz w:val="32"/>
+                <w:szCs w:val="40"/>
+                <w:lang w:val="it-IT"/>
+              </w:rPr>
+              <w:t>–</w:t>
+            </w:r>
+            <w:r>
+              <w:rPr>
+                <w:rFonts w:ascii="BRH Devanagari Extra" w:hAnsi="BRH Devanagari Extra" w:cs="BRH Devanagari Extra"/>
+                <w:sz w:val="40"/>
+                <w:szCs w:val="40"/>
+                <w:lang w:val="it-IT"/>
+              </w:rPr>
+              <w:t>bÉuÉþjxÉÑ kÉÉ</w:t>
+            </w:r>
+            <w:r>
+              <w:rPr>
+                <w:rFonts w:ascii="BRH Devanagari Extra" w:hAnsi="BRH Devanagari Extra" w:cs="BRH Devanagari Extra"/>
+                <w:sz w:val="40"/>
+                <w:szCs w:val="40"/>
+                <w:highlight w:val="green"/>
+                <w:lang w:val="it-IT"/>
+              </w:rPr>
+              <w:t>U</w:t>
+            </w:r>
+            <w:r>
+              <w:rPr>
+                <w:rFonts w:ascii="BRH Devanagari Extra" w:hAnsi="BRH Devanagari Extra" w:cs="BRH Devanagari Extra"/>
+                <w:sz w:val="40"/>
+                <w:szCs w:val="40"/>
+                <w:lang w:val="it-IT"/>
+              </w:rPr>
+              <w:t xml:space="preserve">rÉ | </w:t>
+            </w:r>
+          </w:p>
+          <w:p>
+            <w:pPr>
+              <w:autoSpaceDE w:val="0"/>
+              <w:autoSpaceDN w:val="0"/>
+              <w:adjustRightInd w:val="0"/>
+              <w:spacing w:before="0" w:line="240" w:lineRule="auto"/>
+              <w:rPr>
+                <w:rFonts w:ascii="BRH Malayalam Extra" w:hAnsi="BRH Malayalam Extra" w:cs="BRH Malayalam Extra"/>
+                <w:sz w:val="40"/>
+                <w:szCs w:val="40"/>
+                <w:lang w:val="it-IT"/>
+              </w:rPr>
+            </w:pPr>
+            <w:r>
+              <w:rPr>
+                <w:rFonts w:ascii="BRH Devanagari Extra" w:hAnsi="BRH Devanagari Extra" w:cs="BRH Devanagari Extra"/>
+                <w:sz w:val="40"/>
+                <w:szCs w:val="40"/>
+                <w:lang w:val="it-IT"/>
+              </w:rPr>
+              <w:t>qÉ</w:t>
+            </w:r>
+            <w:r>
+              <w:rPr>
+                <w:rFonts w:ascii="BRH Malayalam Extra" w:hAnsi="BRH Malayalam Extra" w:cs="BRH Devanagari Extra"/>
+                <w:b/>
+                <w:sz w:val="32"/>
+                <w:szCs w:val="40"/>
+                <w:lang w:val="it-IT"/>
+              </w:rPr>
+              <w:t>–</w:t>
+            </w:r>
+            <w:r>
+              <w:rPr>
+                <w:rFonts w:ascii="BRH Devanagari Extra" w:hAnsi="BRH Devanagari Extra" w:cs="BRH Devanagari Extra"/>
+                <w:sz w:val="40"/>
+                <w:szCs w:val="40"/>
+                <w:lang w:val="it-IT"/>
+              </w:rPr>
+              <w:t>bÉuÉ</w:t>
+            </w:r>
+            <w:r>
+              <w:rPr>
+                <w:rFonts w:ascii="BRH Malayalam Extra" w:hAnsi="BRH Malayalam Extra" w:cs="BRH Devanagari Extra"/>
+                <w:b/>
+                <w:sz w:val="32"/>
+                <w:szCs w:val="40"/>
+                <w:lang w:val="it-IT"/>
+              </w:rPr>
+              <w:t>–</w:t>
+            </w:r>
+            <w:r>
+              <w:rPr>
+                <w:rFonts w:ascii="BRH Devanagari Extra" w:hAnsi="BRH Devanagari Extra" w:cs="BRH Devanagari Extra"/>
+                <w:sz w:val="40"/>
+                <w:szCs w:val="40"/>
+                <w:lang w:val="it-IT"/>
+              </w:rPr>
+              <w:t>ÎjxuÉÌiÉþ qÉ</w:t>
+            </w:r>
+            <w:r>
+              <w:rPr>
+                <w:rFonts w:ascii="BRH Malayalam Extra" w:hAnsi="BRH Malayalam Extra" w:cs="BRH Devanagari Extra"/>
+                <w:b/>
+                <w:sz w:val="32"/>
+                <w:szCs w:val="40"/>
+                <w:lang w:val="it-IT"/>
+              </w:rPr>
+              <w:t>–</w:t>
+            </w:r>
+            <w:r>
+              <w:rPr>
+                <w:rFonts w:ascii="BRH Devanagari Extra" w:hAnsi="BRH Devanagari Extra" w:cs="BRH Devanagari Extra"/>
+                <w:sz w:val="40"/>
+                <w:szCs w:val="40"/>
+                <w:lang w:val="it-IT"/>
+              </w:rPr>
+              <w:t xml:space="preserve">bÉuÉþiÉç - </w:t>
+            </w:r>
+            <w:r>
+              <w:rPr>
+                <w:rFonts w:ascii="BRH Devanagari Extra" w:hAnsi="BRH Devanagari Extra" w:cs="BRH Devanagari Extra"/>
+                <w:sz w:val="40"/>
+                <w:szCs w:val="40"/>
+                <w:highlight w:val="green"/>
+                <w:lang w:val="it-IT"/>
+              </w:rPr>
+              <w:t>x</w:t>
+            </w:r>
+            <w:r>
+              <w:rPr>
+                <w:rFonts w:ascii="BRH Devanagari Extra" w:hAnsi="BRH Devanagari Extra" w:cs="BRH Devanagari Extra"/>
+                <w:sz w:val="40"/>
+                <w:szCs w:val="40"/>
+                <w:lang w:val="it-IT"/>
+              </w:rPr>
+              <w:t>ÉÑ</w:t>
+            </w:r>
+            <w:r>
+              <w:rPr>
+                <w:rFonts w:ascii="BRH Malayalam Extra" w:hAnsi="BRH Malayalam Extra" w:cs="BRH Devanagari Extra"/>
+                <w:b/>
+                <w:sz w:val="32"/>
+                <w:szCs w:val="40"/>
+                <w:lang w:val="it-IT"/>
+              </w:rPr>
+              <w:t>–</w:t>
+            </w:r>
+            <w:r>
+              <w:rPr>
+                <w:rFonts w:ascii="BRH Devanagari Extra" w:hAnsi="BRH Devanagari Extra" w:cs="BRH Devanagari Extra"/>
+                <w:sz w:val="40"/>
+                <w:szCs w:val="40"/>
+                <w:lang w:val="it-IT"/>
+              </w:rPr>
+              <w:t xml:space="preserve"> |</w:t>
+            </w:r>
+          </w:p>
+        </w:tc>
+      </w:tr>
+      <w:tr>
+        <w:trPr>
           <w:trHeight w:val="1105"/>
         </w:trPr>
         <w:tc>
@@ -1181,7 +1687,7 @@
           <w:sz w:val="32"/>
           <w:szCs w:val="32"/>
           <w:u w:val="single"/>
-          <w:lang w:val="it-IT"/>
+          <w:lang w:val="en-IN"/>
         </w:rPr>
       </w:pPr>
       <w:r>
@@ -1191,7 +1697,7 @@
           <w:sz w:val="32"/>
           <w:szCs w:val="32"/>
           <w:u w:val="single"/>
-          <w:lang w:val="it-IT"/>
+          <w:lang w:val="en-IN"/>
         </w:rPr>
         <w:t>=============</w:t>
       </w:r>
@@ -1205,7 +1711,7 @@
           <w:sz w:val="32"/>
           <w:szCs w:val="32"/>
           <w:u w:val="single"/>
-          <w:lang w:val="it-IT"/>
+          <w:lang w:val="en-IN"/>
         </w:rPr>
       </w:pPr>
     </w:p>
@@ -1218,7 +1724,7 @@
           <w:sz w:val="32"/>
           <w:szCs w:val="32"/>
           <w:u w:val="single"/>
-          <w:lang w:val="it-IT"/>
+          <w:lang w:val="en-IN"/>
         </w:rPr>
       </w:pPr>
     </w:p>
@@ -1231,46 +1737,7 @@
           <w:sz w:val="32"/>
           <w:szCs w:val="32"/>
           <w:u w:val="single"/>
-          <w:lang w:val="it-IT"/>
-        </w:rPr>
-      </w:pPr>
-    </w:p>
-    <w:p>
-      <w:pPr>
-        <w:jc w:val="center"/>
-        <w:rPr>
-          <w:b/>
-          <w:bCs/>
-          <w:sz w:val="32"/>
-          <w:szCs w:val="32"/>
-          <w:u w:val="single"/>
-          <w:lang w:val="it-IT"/>
-        </w:rPr>
-      </w:pPr>
-    </w:p>
-    <w:p>
-      <w:pPr>
-        <w:jc w:val="center"/>
-        <w:rPr>
-          <w:b/>
-          <w:bCs/>
-          <w:sz w:val="32"/>
-          <w:szCs w:val="32"/>
-          <w:u w:val="single"/>
-          <w:lang w:val="it-IT"/>
-        </w:rPr>
-      </w:pPr>
-    </w:p>
-    <w:p>
-      <w:pPr>
-        <w:jc w:val="center"/>
-        <w:rPr>
-          <w:b/>
-          <w:bCs/>
-          <w:sz w:val="32"/>
-          <w:szCs w:val="32"/>
-          <w:u w:val="single"/>
-          <w:lang w:val="it-IT"/>
+          <w:lang w:val="en-IN"/>
         </w:rPr>
       </w:pPr>
     </w:p>

--- a/TS-Kramam/TS-1.5/TS 1.5 Sanskrit Krama Paatam Corrections.docx
+++ b/TS-Kramam/TS-1.5/TS 1.5 Sanskrit Krama Paatam Corrections.docx
@@ -467,6 +467,407 @@
       </w:tr>
       <w:tr>
         <w:trPr>
+          <w:trHeight w:val="1689"/>
+        </w:trPr>
+        <w:tc>
+          <w:tcPr>
+            <w:tcW w:w="3764" w:type="dxa"/>
+            <w:tcBorders>
+              <w:top w:val="single" w:sz="4" w:space="0" w:color="000000"/>
+              <w:left w:val="single" w:sz="4" w:space="0" w:color="000000"/>
+              <w:bottom w:val="single" w:sz="4" w:space="0" w:color="000000"/>
+              <w:right w:val="single" w:sz="4" w:space="0" w:color="000000"/>
+            </w:tcBorders>
+          </w:tcPr>
+          <w:p>
+            <w:pPr>
+              <w:widowControl w:val="0"/>
+              <w:tabs>
+                <w:tab w:val="left" w:pos="993"/>
+              </w:tabs>
+              <w:autoSpaceDE w:val="0"/>
+              <w:autoSpaceDN w:val="0"/>
+              <w:adjustRightInd w:val="0"/>
+              <w:spacing w:before="0" w:line="240" w:lineRule="auto"/>
+              <w:rPr>
+                <w:rFonts w:eastAsia="Times New Roman" w:cs="Arial"/>
+                <w:b/>
+                <w:color w:val="EE0000"/>
+                <w:sz w:val="32"/>
+                <w:szCs w:val="32"/>
+                <w:lang w:val="en-IN" w:eastAsia="en-IN" w:bidi="ml-IN"/>
+              </w:rPr>
+            </w:pPr>
+            <w:r>
+              <w:rPr>
+                <w:rFonts w:eastAsia="Times New Roman" w:cs="Arial"/>
+                <w:b/>
+                <w:color w:val="EE0000"/>
+                <w:sz w:val="32"/>
+                <w:szCs w:val="32"/>
+                <w:lang w:val="en-IN" w:eastAsia="en-IN" w:bidi="ml-IN"/>
+              </w:rPr>
+              <w:t>T.S.1.5.5.1 - Kramam</w:t>
+            </w:r>
+          </w:p>
+          <w:p>
+            <w:pPr>
+              <w:widowControl w:val="0"/>
+              <w:autoSpaceDE w:val="0"/>
+              <w:autoSpaceDN w:val="0"/>
+              <w:adjustRightInd w:val="0"/>
+              <w:spacing w:before="0" w:line="240" w:lineRule="auto"/>
+              <w:rPr>
+                <w:rFonts w:cs="Arial"/>
+                <w:b/>
+                <w:bCs/>
+                <w:color w:val="EE0000"/>
+                <w:sz w:val="28"/>
+                <w:szCs w:val="36"/>
+                <w:lang w:val="en-IN" w:bidi="ml-IN"/>
+              </w:rPr>
+            </w:pPr>
+            <w:r>
+              <w:rPr>
+                <w:rFonts w:cs="Arial"/>
+                <w:b/>
+                <w:bCs/>
+                <w:color w:val="EE0000"/>
+                <w:sz w:val="28"/>
+                <w:szCs w:val="36"/>
+                <w:lang w:val="en-IN" w:bidi="ml-IN"/>
+              </w:rPr>
+              <w:t>Krama Vaakyam No. 41</w:t>
+            </w:r>
+          </w:p>
+          <w:p>
+            <w:pPr>
+              <w:widowControl w:val="0"/>
+              <w:tabs>
+                <w:tab w:val="left" w:pos="993"/>
+              </w:tabs>
+              <w:autoSpaceDE w:val="0"/>
+              <w:autoSpaceDN w:val="0"/>
+              <w:adjustRightInd w:val="0"/>
+              <w:spacing w:before="0" w:line="240" w:lineRule="auto"/>
+              <w:rPr>
+                <w:rFonts w:eastAsia="Times New Roman" w:cs="Arial"/>
+                <w:b/>
+                <w:color w:val="EE0000"/>
+                <w:sz w:val="32"/>
+                <w:szCs w:val="32"/>
+                <w:lang w:val="it-IT" w:eastAsia="en-IN" w:bidi="ml-IN"/>
+              </w:rPr>
+            </w:pPr>
+            <w:r>
+              <w:rPr>
+                <w:rFonts w:cs="Arial"/>
+                <w:b/>
+                <w:bCs/>
+                <w:color w:val="EE0000"/>
+                <w:sz w:val="28"/>
+                <w:szCs w:val="36"/>
+                <w:lang w:val="it-IT" w:bidi="ml-IN"/>
+              </w:rPr>
+              <w:t>Panchaati No. 17</w:t>
+            </w:r>
+          </w:p>
+        </w:tc>
+        <w:tc>
+          <w:tcPr>
+            <w:tcW w:w="5102" w:type="dxa"/>
+            <w:tcBorders>
+              <w:top w:val="single" w:sz="4" w:space="0" w:color="000000"/>
+              <w:left w:val="single" w:sz="4" w:space="0" w:color="000000"/>
+              <w:bottom w:val="single" w:sz="4" w:space="0" w:color="000000"/>
+              <w:right w:val="single" w:sz="4" w:space="0" w:color="000000"/>
+            </w:tcBorders>
+          </w:tcPr>
+          <w:p>
+            <w:pPr>
+              <w:widowControl w:val="0"/>
+              <w:autoSpaceDE w:val="0"/>
+              <w:autoSpaceDN w:val="0"/>
+              <w:adjustRightInd w:val="0"/>
+              <w:spacing w:before="0" w:line="240" w:lineRule="auto"/>
+              <w:rPr>
+                <w:rFonts w:ascii="BRH Devanagari Extra" w:hAnsi="BRH Devanagari Extra" w:cs="BRH Devanagari Extra"/>
+                <w:color w:val="EE0000"/>
+                <w:sz w:val="40"/>
+                <w:szCs w:val="40"/>
+                <w:lang w:val="it-IT"/>
+              </w:rPr>
+            </w:pPr>
+            <w:r>
+              <w:rPr>
+                <w:rFonts w:ascii="BRH Devanagari Extra" w:hAnsi="BRH Devanagari Extra" w:cs="BRH Devanagari Extra"/>
+                <w:color w:val="EE0000"/>
+                <w:sz w:val="40"/>
+                <w:szCs w:val="40"/>
+                <w:lang w:val="it-IT"/>
+              </w:rPr>
+              <w:t>rÉÎeÉþ¸Éå ASèkuÉ</w:t>
+            </w:r>
+            <w:r>
+              <w:rPr>
+                <w:rFonts w:ascii="BRH Malayalam Extra" w:hAnsi="BRH Malayalam Extra" w:cs="BRH Devanagari Extra"/>
+                <w:b/>
+                <w:color w:val="EE0000"/>
+                <w:sz w:val="32"/>
+                <w:szCs w:val="40"/>
+                <w:lang w:val="it-IT"/>
+              </w:rPr>
+              <w:t>–</w:t>
+            </w:r>
+            <w:r>
+              <w:rPr>
+                <w:rFonts w:ascii="BRH Devanagari Extra" w:hAnsi="BRH Devanagari Extra" w:cs="BRH Devanagari Extra"/>
+                <w:color w:val="EE0000"/>
+                <w:sz w:val="40"/>
+                <w:szCs w:val="40"/>
+                <w:lang w:val="it-IT"/>
+              </w:rPr>
+              <w:t xml:space="preserve">UåwÉÑþ | </w:t>
+            </w:r>
+          </w:p>
+          <w:p>
+            <w:pPr>
+              <w:widowControl w:val="0"/>
+              <w:autoSpaceDE w:val="0"/>
+              <w:autoSpaceDN w:val="0"/>
+              <w:adjustRightInd w:val="0"/>
+              <w:spacing w:before="0" w:line="240" w:lineRule="auto"/>
+              <w:rPr>
+                <w:rFonts w:ascii="BRH Malayalam Extra" w:hAnsi="BRH Malayalam Extra" w:cs="BRH Malayalam Extra"/>
+                <w:color w:val="EE0000"/>
+                <w:sz w:val="40"/>
+                <w:szCs w:val="40"/>
+                <w:lang w:val="it-IT"/>
+              </w:rPr>
+            </w:pPr>
+            <w:r>
+              <w:rPr>
+                <w:rFonts w:ascii="BRH Devanagari Extra" w:hAnsi="BRH Devanagari Extra" w:cs="BRH Devanagari Extra"/>
+                <w:color w:val="EE0000"/>
+                <w:sz w:val="40"/>
+                <w:szCs w:val="40"/>
+                <w:lang w:val="it-IT"/>
+              </w:rPr>
+              <w:t>A</w:t>
+            </w:r>
+            <w:r>
+              <w:rPr>
+                <w:rFonts w:ascii="BRH Malayalam Extra" w:hAnsi="BRH Malayalam Extra" w:cs="BRH Devanagari Extra"/>
+                <w:b/>
+                <w:color w:val="EE0000"/>
+                <w:sz w:val="32"/>
+                <w:szCs w:val="40"/>
+                <w:lang w:val="it-IT"/>
+              </w:rPr>
+              <w:t>–</w:t>
+            </w:r>
+            <w:r>
+              <w:rPr>
+                <w:rFonts w:ascii="BRH Devanagari Extra" w:hAnsi="BRH Devanagari Extra" w:cs="BRH Devanagari Extra"/>
+                <w:color w:val="EE0000"/>
+                <w:sz w:val="40"/>
+                <w:szCs w:val="40"/>
+                <w:lang w:val="it-IT"/>
+              </w:rPr>
+              <w:t>SèkuÉ</w:t>
+            </w:r>
+            <w:r>
+              <w:rPr>
+                <w:rFonts w:ascii="BRH Malayalam Extra" w:hAnsi="BRH Malayalam Extra" w:cs="BRH Devanagari Extra"/>
+                <w:b/>
+                <w:color w:val="EE0000"/>
+                <w:sz w:val="32"/>
+                <w:szCs w:val="40"/>
+                <w:lang w:val="it-IT"/>
+              </w:rPr>
+              <w:t>–</w:t>
+            </w:r>
+            <w:r>
+              <w:rPr>
+                <w:rFonts w:ascii="BRH Devanagari Extra" w:hAnsi="BRH Devanagari Extra" w:cs="BRH Devanagari Extra"/>
+                <w:color w:val="EE0000"/>
+                <w:sz w:val="40"/>
+                <w:szCs w:val="40"/>
+                <w:lang w:val="it-IT"/>
+              </w:rPr>
+              <w:t>Uå</w:t>
+            </w:r>
+            <w:r>
+              <w:rPr>
+                <w:rFonts w:ascii="BRH Devanagari Extra" w:hAnsi="BRH Devanagari Extra" w:cs="BRH Devanagari Extra"/>
+                <w:color w:val="EE0000"/>
+                <w:sz w:val="40"/>
+                <w:szCs w:val="40"/>
+                <w:highlight w:val="yellow"/>
+                <w:lang w:val="it-IT"/>
+              </w:rPr>
+              <w:t>¹Ï</w:t>
+            </w:r>
+            <w:r>
+              <w:rPr>
+                <w:rFonts w:ascii="BRH Devanagari Extra" w:hAnsi="BRH Devanagari Extra" w:cs="BRH Devanagari Extra"/>
+                <w:color w:val="EE0000"/>
+                <w:sz w:val="40"/>
+                <w:szCs w:val="40"/>
+                <w:lang w:val="it-IT"/>
+              </w:rPr>
+              <w:t>QèrÉþÈ |</w:t>
+            </w:r>
+          </w:p>
+        </w:tc>
+        <w:tc>
+          <w:tcPr>
+            <w:tcW w:w="5103" w:type="dxa"/>
+            <w:tcBorders>
+              <w:top w:val="single" w:sz="4" w:space="0" w:color="000000"/>
+              <w:left w:val="single" w:sz="4" w:space="0" w:color="000000"/>
+              <w:bottom w:val="single" w:sz="4" w:space="0" w:color="000000"/>
+              <w:right w:val="single" w:sz="4" w:space="0" w:color="000000"/>
+            </w:tcBorders>
+          </w:tcPr>
+          <w:p>
+            <w:pPr>
+              <w:autoSpaceDE w:val="0"/>
+              <w:autoSpaceDN w:val="0"/>
+              <w:adjustRightInd w:val="0"/>
+              <w:spacing w:before="0" w:line="240" w:lineRule="auto"/>
+              <w:rPr>
+                <w:rFonts w:ascii="BRH Devanagari Extra" w:hAnsi="BRH Devanagari Extra" w:cs="BRH Devanagari Extra"/>
+                <w:color w:val="EE0000"/>
+                <w:sz w:val="40"/>
+                <w:szCs w:val="40"/>
+                <w:lang w:val="it-IT"/>
+              </w:rPr>
+            </w:pPr>
+            <w:r>
+              <w:rPr>
+                <w:rFonts w:ascii="BRH Devanagari Extra" w:hAnsi="BRH Devanagari Extra" w:cs="BRH Devanagari Extra"/>
+                <w:color w:val="EE0000"/>
+                <w:sz w:val="40"/>
+                <w:szCs w:val="40"/>
+                <w:lang w:val="it-IT"/>
+              </w:rPr>
+              <w:t>rÉÎeÉþ¸Éå ASèkuÉ</w:t>
+            </w:r>
+            <w:r>
+              <w:rPr>
+                <w:rFonts w:ascii="BRH Malayalam Extra" w:hAnsi="BRH Malayalam Extra" w:cs="BRH Devanagari Extra"/>
+                <w:b/>
+                <w:color w:val="EE0000"/>
+                <w:sz w:val="32"/>
+                <w:szCs w:val="40"/>
+                <w:lang w:val="it-IT"/>
+              </w:rPr>
+              <w:t>–</w:t>
+            </w:r>
+            <w:r>
+              <w:rPr>
+                <w:rFonts w:ascii="BRH Devanagari Extra" w:hAnsi="BRH Devanagari Extra" w:cs="BRH Devanagari Extra"/>
+                <w:color w:val="EE0000"/>
+                <w:sz w:val="40"/>
+                <w:szCs w:val="40"/>
+                <w:lang w:val="it-IT"/>
+              </w:rPr>
+              <w:t xml:space="preserve">UåwÉÑþ | </w:t>
+            </w:r>
+          </w:p>
+          <w:p>
+            <w:pPr>
+              <w:autoSpaceDE w:val="0"/>
+              <w:autoSpaceDN w:val="0"/>
+              <w:adjustRightInd w:val="0"/>
+              <w:spacing w:before="0" w:line="240" w:lineRule="auto"/>
+              <w:rPr>
+                <w:rFonts w:ascii="BRH Malayalam Extra" w:hAnsi="BRH Malayalam Extra" w:cs="BRH Malayalam Extra"/>
+                <w:color w:val="EE0000"/>
+                <w:sz w:val="40"/>
+                <w:szCs w:val="40"/>
+                <w:lang w:val="it-IT"/>
+              </w:rPr>
+            </w:pPr>
+            <w:r>
+              <w:rPr>
+                <w:rFonts w:ascii="BRH Devanagari Extra" w:hAnsi="BRH Devanagari Extra" w:cs="BRH Devanagari Extra"/>
+                <w:color w:val="EE0000"/>
+                <w:sz w:val="40"/>
+                <w:szCs w:val="40"/>
+                <w:lang w:val="it-IT"/>
+              </w:rPr>
+              <w:t>A</w:t>
+            </w:r>
+            <w:r>
+              <w:rPr>
+                <w:rFonts w:ascii="BRH Malayalam Extra" w:hAnsi="BRH Malayalam Extra" w:cs="BRH Devanagari Extra"/>
+                <w:b/>
+                <w:color w:val="EE0000"/>
+                <w:sz w:val="32"/>
+                <w:szCs w:val="40"/>
+                <w:lang w:val="it-IT"/>
+              </w:rPr>
+              <w:t>–</w:t>
+            </w:r>
+            <w:r>
+              <w:rPr>
+                <w:rFonts w:ascii="BRH Devanagari Extra" w:hAnsi="BRH Devanagari Extra" w:cs="BRH Devanagari Extra"/>
+                <w:color w:val="EE0000"/>
+                <w:sz w:val="40"/>
+                <w:szCs w:val="40"/>
+                <w:lang w:val="it-IT"/>
+              </w:rPr>
+              <w:t>SèkuÉ</w:t>
+            </w:r>
+            <w:r>
+              <w:rPr>
+                <w:rFonts w:ascii="BRH Malayalam Extra" w:hAnsi="BRH Malayalam Extra" w:cs="BRH Devanagari Extra"/>
+                <w:b/>
+                <w:color w:val="EE0000"/>
+                <w:sz w:val="32"/>
+                <w:szCs w:val="40"/>
+                <w:lang w:val="it-IT"/>
+              </w:rPr>
+              <w:t>–</w:t>
+            </w:r>
+            <w:r>
+              <w:rPr>
+                <w:rFonts w:ascii="BRH Devanagari Extra" w:hAnsi="BRH Devanagari Extra" w:cs="BRH Devanagari Extra"/>
+                <w:color w:val="EE0000"/>
+                <w:sz w:val="40"/>
+                <w:szCs w:val="40"/>
+                <w:lang w:val="it-IT"/>
+              </w:rPr>
+              <w:t>Uå</w:t>
+            </w:r>
+            <w:r>
+              <w:rPr>
+                <w:rFonts w:ascii="BRH Devanagari Extra" w:hAnsi="BRH Devanagari Extra" w:cs="BRH Devanagari Extra"/>
+                <w:color w:val="EE0000"/>
+                <w:sz w:val="40"/>
+                <w:szCs w:val="40"/>
+                <w:highlight w:val="green"/>
+                <w:lang w:val="it-IT"/>
+              </w:rPr>
+              <w:t>wuÉÏ</w:t>
+            </w:r>
+            <w:r>
+              <w:rPr>
+                <w:rFonts w:ascii="BRH Devanagari Extra" w:hAnsi="BRH Devanagari Extra" w:cs="BRH Devanagari Extra"/>
+                <w:color w:val="EE0000"/>
+                <w:sz w:val="40"/>
+                <w:szCs w:val="40"/>
+                <w:lang w:val="it-IT"/>
+              </w:rPr>
+              <w:t>QèrÉþÈ |</w:t>
+            </w:r>
+          </w:p>
+        </w:tc>
+      </w:tr>
+      <w:tr>
+        <w:trPr>
           <w:trHeight w:val="1105"/>
         </w:trPr>
         <w:tc>
@@ -1760,7 +2161,6 @@
           <w:szCs w:val="32"/>
           <w:u w:val="single"/>
         </w:rPr>
-        <w:lastRenderedPageBreak/>
         <w:t xml:space="preserve">TS </w:t>
       </w:r>
       <w:r>
@@ -3297,6 +3697,7 @@
                 <w:szCs w:val="32"/>
                 <w:lang w:val="en-IN" w:eastAsia="en-IN" w:bidi="ml-IN"/>
               </w:rPr>
+              <w:lastRenderedPageBreak/>
               <w:t>T.S.1.5.</w:t>
             </w:r>
             <w:r>
@@ -3971,7 +4372,6 @@
                 <w:szCs w:val="32"/>
                 <w:lang w:val="en-IN" w:eastAsia="en-IN" w:bidi="ml-IN"/>
               </w:rPr>
-              <w:lastRenderedPageBreak/>
               <w:t>T.S.1.5.</w:t>
             </w:r>
             <w:r>
@@ -5485,6 +5885,7 @@
                 <w:szCs w:val="32"/>
                 <w:lang w:val="en-IN" w:eastAsia="en-IN" w:bidi="ml-IN"/>
               </w:rPr>
+              <w:lastRenderedPageBreak/>
               <w:t>T.S.1.5.</w:t>
             </w:r>
             <w:r>
@@ -6152,7 +6553,6 @@
                 <w:szCs w:val="32"/>
                 <w:lang w:val="en-IN" w:eastAsia="en-IN" w:bidi="ml-IN"/>
               </w:rPr>
-              <w:lastRenderedPageBreak/>
               <w:t>T.S.1.5.</w:t>
             </w:r>
             <w:r>
@@ -7216,6 +7616,7 @@
                 <w:szCs w:val="32"/>
                 <w:lang w:val="en-IN" w:eastAsia="en-IN" w:bidi="ml-IN"/>
               </w:rPr>
+              <w:lastRenderedPageBreak/>
               <w:t>T.S.1.5.2.4 - Kramam</w:t>
             </w:r>
           </w:p>
@@ -8100,7 +8501,6 @@
                 <w:szCs w:val="32"/>
                 <w:lang w:val="en-IN" w:eastAsia="en-IN" w:bidi="ml-IN"/>
               </w:rPr>
-              <w:lastRenderedPageBreak/>
               <w:t>T.S.1.5.</w:t>
             </w:r>
             <w:r>
@@ -9505,6 +9905,7 @@
                 <w:szCs w:val="32"/>
                 <w:lang w:val="en-IN" w:eastAsia="en-IN" w:bidi="ml-IN"/>
               </w:rPr>
+              <w:lastRenderedPageBreak/>
               <w:t>T.S.1.5.10.1 - Kramam</w:t>
             </w:r>
           </w:p>
@@ -9822,7 +10223,23 @@
                 <w:b/>
                 <w:bCs/>
               </w:rPr>
-              <w:t>“e”not “ai”</w:t>
+              <w:t>“</w:t>
+            </w:r>
+            <w:proofErr w:type="gramStart"/>
+            <w:r>
+              <w:rPr>
+                <w:b/>
+                <w:bCs/>
+              </w:rPr>
+              <w:t>e”not</w:t>
+            </w:r>
+            <w:proofErr w:type="gramEnd"/>
+            <w:r>
+              <w:rPr>
+                <w:b/>
+                <w:bCs/>
+              </w:rPr>
+              <w:t xml:space="preserve"> “ai”</w:t>
             </w:r>
             <w:r>
               <w:rPr>
@@ -10295,7 +10712,6 @@
                 <w:szCs w:val="32"/>
                 <w:lang w:val="en-IN" w:eastAsia="en-IN" w:bidi="ml-IN"/>
               </w:rPr>
-              <w:lastRenderedPageBreak/>
               <w:t>T.S.1.5.11.4 - Kramam</w:t>
             </w:r>
           </w:p>
@@ -10718,7 +11134,16 @@
           <w:bCs/>
           <w:sz w:val="32"/>
         </w:rPr>
-        <w:t>replaced with</w:t>
+        <w:t xml:space="preserve">replaced </w:t>
+      </w:r>
+      <w:proofErr w:type="gramStart"/>
+      <w:r>
+        <w:rPr>
+          <w:b/>
+          <w:bCs/>
+          <w:sz w:val="32"/>
+        </w:rPr>
+        <w:t>with</w:t>
       </w:r>
       <w:r>
         <w:rPr>
@@ -10740,6 +11165,7 @@
         </w:rPr>
         <w:t>"</w:t>
       </w:r>
+      <w:proofErr w:type="gramEnd"/>
       <w:r>
         <w:rPr>
           <w:rFonts w:ascii="BRH Devanagari" w:hAnsi="BRH Devanagari" w:cs="BRH Devanagari"/>
@@ -11366,6 +11792,7 @@
                 <w:szCs w:val="32"/>
                 <w:lang w:val="en-IN" w:eastAsia="en-IN" w:bidi="ml-IN"/>
               </w:rPr>
+              <w:lastRenderedPageBreak/>
               <w:t>T.S.1.5.2.1</w:t>
             </w:r>
             <w:r>
@@ -11671,7 +12098,6 @@
                 <w:szCs w:val="32"/>
                 <w:lang w:val="en-IN" w:eastAsia="en-IN" w:bidi="ml-IN"/>
               </w:rPr>
-              <w:lastRenderedPageBreak/>
               <w:t>T.S.1.5.2.4 - Kramam</w:t>
             </w:r>
           </w:p>
@@ -13250,6 +13676,7 @@
               </w:rPr>
               <w:t>–</w:t>
             </w:r>
+            <w:proofErr w:type="gramStart"/>
             <w:r>
               <w:rPr>
                 <w:rFonts w:ascii="BRH Devanagari Extra" w:hAnsi="BRH Devanagari Extra" w:cs="BRH Devanagari Extra"/>
@@ -13277,6 +13704,7 @@
               </w:rPr>
               <w:t xml:space="preserve"> |</w:t>
             </w:r>
+            <w:proofErr w:type="gramEnd"/>
             <w:r>
               <w:rPr>
                 <w:rFonts w:ascii="BRH Malayalam Extra" w:hAnsi="BRH Malayalam Extra" w:cs="BRH Malayalam Extra"/>
@@ -13413,6 +13841,7 @@
               </w:rPr>
               <w:t>–</w:t>
             </w:r>
+            <w:proofErr w:type="gramStart"/>
             <w:r>
               <w:rPr>
                 <w:rFonts w:ascii="BRH Devanagari Extra" w:hAnsi="BRH Devanagari Extra" w:cs="BRH Devanagari Extra"/>
@@ -13422,6 +13851,7 @@
               </w:rPr>
               <w:t>uÉ  |</w:t>
             </w:r>
+            <w:proofErr w:type="gramEnd"/>
           </w:p>
         </w:tc>
       </w:tr>
@@ -13736,6 +14166,7 @@
                 <w:szCs w:val="32"/>
                 <w:lang w:val="en-IN" w:eastAsia="en-IN" w:bidi="ml-IN"/>
               </w:rPr>
+              <w:lastRenderedPageBreak/>
               <w:t>T.S.1.5.7.4</w:t>
             </w:r>
             <w:r>
@@ -14031,7 +14462,6 @@
                 <w:szCs w:val="32"/>
                 <w:lang w:val="en-IN" w:eastAsia="en-IN" w:bidi="ml-IN"/>
               </w:rPr>
-              <w:lastRenderedPageBreak/>
               <w:t>T.S.1.5.8.1</w:t>
             </w:r>
             <w:r>
@@ -14763,8 +15193,9 @@
                 <w:szCs w:val="28"/>
                 <w:lang w:bidi="ml-IN"/>
               </w:rPr>
-              <w:t>(tri kramam</w:t>
-            </w:r>
+              <w:t>(</w:t>
+            </w:r>
+            <w:proofErr w:type="gramStart"/>
             <w:r>
               <w:rPr>
                 <w:rFonts w:cs="Arial"/>
@@ -14773,8 +15204,9 @@
                 <w:szCs w:val="28"/>
                 <w:lang w:bidi="ml-IN"/>
               </w:rPr>
-              <w:t xml:space="preserve"> indicat</w:t>
-            </w:r>
+              <w:t>tri</w:t>
+            </w:r>
+            <w:proofErr w:type="gramEnd"/>
             <w:r>
               <w:rPr>
                 <w:rFonts w:cs="Arial"/>
@@ -14783,7 +15215,7 @@
                 <w:szCs w:val="28"/>
                 <w:lang w:bidi="ml-IN"/>
               </w:rPr>
-              <w:t xml:space="preserve">ion not given/missed </w:t>
+              <w:t xml:space="preserve"> kramam</w:t>
             </w:r>
             <w:r>
               <w:rPr>
@@ -14793,8 +15225,7 @@
                 <w:szCs w:val="28"/>
                 <w:lang w:bidi="ml-IN"/>
               </w:rPr>
-              <w:br/>
-              <w:t xml:space="preserve">add </w:t>
+              <w:t xml:space="preserve"> indicat</w:t>
             </w:r>
             <w:r>
               <w:rPr>
@@ -14804,6 +15235,37 @@
                 <w:szCs w:val="28"/>
                 <w:lang w:bidi="ml-IN"/>
               </w:rPr>
+              <w:t xml:space="preserve">ion not given/missed </w:t>
+            </w:r>
+            <w:r>
+              <w:rPr>
+                <w:rFonts w:cs="Arial"/>
+                <w:color w:val="000000"/>
+                <w:sz w:val="28"/>
+                <w:szCs w:val="28"/>
+                <w:lang w:bidi="ml-IN"/>
+              </w:rPr>
+              <w:br/>
+            </w:r>
+            <w:proofErr w:type="gramStart"/>
+            <w:r>
+              <w:rPr>
+                <w:rFonts w:cs="Arial"/>
+                <w:color w:val="000000"/>
+                <w:sz w:val="28"/>
+                <w:szCs w:val="28"/>
+                <w:lang w:bidi="ml-IN"/>
+              </w:rPr>
+              <w:t xml:space="preserve">add </w:t>
+            </w:r>
+            <w:r>
+              <w:rPr>
+                <w:rFonts w:cs="Arial"/>
+                <w:color w:val="000000"/>
+                <w:sz w:val="28"/>
+                <w:szCs w:val="28"/>
+                <w:lang w:bidi="ml-IN"/>
+              </w:rPr>
               <w:t xml:space="preserve"> </w:t>
             </w:r>
             <w:r>
@@ -14824,7 +15286,18 @@
                 <w:szCs w:val="40"/>
                 <w:highlight w:val="yellow"/>
               </w:rPr>
-              <w:t xml:space="preserve">É </w:t>
+              <w:t>É</w:t>
+            </w:r>
+            <w:proofErr w:type="gramEnd"/>
+            <w:r>
+              <w:rPr>
+                <w:rFonts w:ascii="BRH Devanagari Extra" w:hAnsi="BRH Devanagari Extra" w:cs="BRH Devanagari Extra"/>
+                <w:color w:val="000000"/>
+                <w:sz w:val="40"/>
+                <w:szCs w:val="40"/>
+                <w:highlight w:val="yellow"/>
+              </w:rPr>
+              <w:t xml:space="preserve"> </w:t>
             </w:r>
             <w:r>
               <w:rPr>

--- a/TS-Kramam/TS-1.5/TS 1.5 Sanskrit Krama Paatam Corrections.docx
+++ b/TS-Kramam/TS-1.5/TS 1.5 Sanskrit Krama Paatam Corrections.docx
@@ -1182,7 +1182,7 @@
       </w:tr>
       <w:tr>
         <w:trPr>
-          <w:trHeight w:val="1846"/>
+          <w:trHeight w:val="1701"/>
         </w:trPr>
         <w:tc>
           <w:tcPr>
@@ -1207,6 +1207,7 @@
               <w:rPr>
                 <w:rFonts w:eastAsia="Times New Roman" w:cs="Arial"/>
                 <w:b/>
+                <w:color w:val="EE0000"/>
                 <w:sz w:val="32"/>
                 <w:szCs w:val="32"/>
                 <w:lang w:val="en-IN" w:eastAsia="en-IN" w:bidi="ml-IN"/>
@@ -1216,31 +1217,42 @@
               <w:rPr>
                 <w:rFonts w:eastAsia="Times New Roman" w:cs="Arial"/>
                 <w:b/>
+                <w:color w:val="EE0000"/>
                 <w:sz w:val="32"/>
                 <w:szCs w:val="32"/>
                 <w:lang w:val="en-IN" w:eastAsia="en-IN" w:bidi="ml-IN"/>
               </w:rPr>
-              <w:t>T.S.1.5.</w:t>
-            </w:r>
-            <w:r>
-              <w:rPr>
-                <w:rFonts w:eastAsia="Times New Roman" w:cs="Arial"/>
-                <w:b/>
-                <w:sz w:val="32"/>
-                <w:szCs w:val="32"/>
-                <w:lang w:val="en-IN" w:eastAsia="en-IN" w:bidi="ml-IN"/>
-              </w:rPr>
-              <w:t>11.2</w:t>
-            </w:r>
-            <w:r>
-              <w:rPr>
-                <w:rFonts w:eastAsia="Times New Roman" w:cs="Arial"/>
-                <w:b/>
-                <w:sz w:val="32"/>
-                <w:szCs w:val="32"/>
-                <w:lang w:val="en-IN" w:eastAsia="en-IN" w:bidi="ml-IN"/>
-              </w:rPr>
-              <w:t xml:space="preserve"> - Kramam</w:t>
+              <w:t>T.S.1.5.7.3 - Kramam</w:t>
+            </w:r>
+          </w:p>
+          <w:p>
+            <w:pPr>
+              <w:widowControl w:val="0"/>
+              <w:autoSpaceDE w:val="0"/>
+              <w:autoSpaceDN w:val="0"/>
+              <w:adjustRightInd w:val="0"/>
+              <w:spacing w:before="0" w:line="240" w:lineRule="auto"/>
+              <w:rPr>
+                <w:rFonts w:cs="Arial"/>
+                <w:b/>
+                <w:bCs/>
+                <w:color w:val="EE0000"/>
+                <w:sz w:val="28"/>
+                <w:szCs w:val="36"/>
+                <w:lang w:val="en-IN" w:bidi="ml-IN"/>
+              </w:rPr>
+            </w:pPr>
+            <w:r>
+              <w:rPr>
+                <w:rFonts w:cs="Arial"/>
+                <w:b/>
+                <w:bCs/>
+                <w:color w:val="EE0000"/>
+                <w:sz w:val="28"/>
+                <w:szCs w:val="36"/>
+                <w:lang w:val="en-IN" w:bidi="ml-IN"/>
+              </w:rPr>
+              <w:t>Krama Vaakyam No. 9</w:t>
             </w:r>
           </w:p>
           <w:p>
@@ -1256,57 +1268,23 @@
               <w:rPr>
                 <w:rFonts w:eastAsia="Times New Roman" w:cs="Arial"/>
                 <w:b/>
-                <w:szCs w:val="24"/>
+                <w:color w:val="EE0000"/>
+                <w:sz w:val="32"/>
+                <w:szCs w:val="32"/>
                 <w:lang w:val="en-IN" w:eastAsia="en-IN" w:bidi="ml-IN"/>
               </w:rPr>
             </w:pPr>
             <w:r>
               <w:rPr>
-                <w:rFonts w:eastAsia="Times New Roman" w:cs="Arial"/>
-                <w:b/>
-                <w:szCs w:val="24"/>
-                <w:lang w:val="en-IN" w:eastAsia="en-IN" w:bidi="ml-IN"/>
-              </w:rPr>
-              <w:t>Krama Vaakyam No. 46, 47</w:t>
-            </w:r>
-          </w:p>
-          <w:p>
-            <w:pPr>
-              <w:widowControl w:val="0"/>
-              <w:tabs>
-                <w:tab w:val="left" w:pos="993"/>
-              </w:tabs>
-              <w:autoSpaceDE w:val="0"/>
-              <w:autoSpaceDN w:val="0"/>
-              <w:adjustRightInd w:val="0"/>
-              <w:spacing w:before="0" w:line="240" w:lineRule="auto"/>
-              <w:rPr>
-                <w:rFonts w:eastAsia="Times New Roman" w:cs="Arial"/>
-                <w:b/>
-                <w:sz w:val="32"/>
-                <w:szCs w:val="32"/>
-                <w:lang w:val="it-IT" w:eastAsia="en-IN" w:bidi="ml-IN"/>
-              </w:rPr>
-            </w:pPr>
-            <w:r>
-              <w:rPr>
-                <w:rFonts w:eastAsia="Times New Roman" w:cs="Arial"/>
-                <w:b/>
-                <w:sz w:val="32"/>
-                <w:szCs w:val="32"/>
-                <w:lang w:val="it-IT" w:eastAsia="en-IN" w:bidi="ml-IN"/>
-              </w:rPr>
-              <w:t xml:space="preserve">Panchaati No. </w:t>
-            </w:r>
-            <w:r>
-              <w:rPr>
-                <w:rFonts w:eastAsia="Times New Roman" w:cs="Arial"/>
-                <w:b/>
-                <w:sz w:val="32"/>
-                <w:szCs w:val="32"/>
-                <w:lang w:val="it-IT" w:eastAsia="en-IN" w:bidi="ml-IN"/>
-              </w:rPr>
-              <w:t>48</w:t>
+                <w:rFonts w:cs="Arial"/>
+                <w:b/>
+                <w:bCs/>
+                <w:color w:val="EE0000"/>
+                <w:sz w:val="28"/>
+                <w:szCs w:val="36"/>
+                <w:lang w:val="it-IT" w:bidi="ml-IN"/>
+              </w:rPr>
+              <w:t>Panchaati No. 27</w:t>
             </w:r>
           </w:p>
         </w:tc>
@@ -1326,70 +1304,41 @@
               <w:autoSpaceDE w:val="0"/>
               <w:autoSpaceDN w:val="0"/>
               <w:adjustRightInd w:val="0"/>
-              <w:spacing w:line="252" w:lineRule="auto"/>
-              <w:rPr>
-                <w:rFonts w:ascii="BRH Devanagari Extra" w:hAnsi="BRH Devanagari Extra" w:cs="BRH Devanagari Extra"/>
-                <w:sz w:val="40"/>
-                <w:szCs w:val="40"/>
-                <w:lang w:val="it-IT"/>
-              </w:rPr>
-            </w:pPr>
-            <w:r>
-              <w:rPr>
-                <w:rFonts w:ascii="BRH Devanagari Extra" w:hAnsi="BRH Devanagari Extra" w:cs="BRH Devanagari Extra"/>
-                <w:sz w:val="40"/>
-                <w:szCs w:val="40"/>
-                <w:lang w:val="it-IT"/>
-              </w:rPr>
-              <w:t>qÉ</w:t>
-            </w:r>
-            <w:r>
-              <w:rPr>
-                <w:rFonts w:ascii="BRH Malayalam Extra" w:hAnsi="BRH Malayalam Extra" w:cs="BRH Devanagari Extra"/>
-                <w:b/>
-                <w:sz w:val="32"/>
-                <w:szCs w:val="40"/>
-                <w:lang w:val="it-IT"/>
-              </w:rPr>
-              <w:t>–</w:t>
-            </w:r>
-            <w:r>
-              <w:rPr>
-                <w:rFonts w:ascii="BRH Devanagari Extra" w:hAnsi="BRH Devanagari Extra" w:cs="BRH Devanagari Extra"/>
-                <w:sz w:val="40"/>
-                <w:szCs w:val="40"/>
-                <w:lang w:val="it-IT"/>
-              </w:rPr>
-              <w:t>bÉuÉþjxÉÑ kÉÉ</w:t>
-            </w:r>
-            <w:r>
-              <w:rPr>
-                <w:rFonts w:ascii="BRH Devanagari Extra" w:hAnsi="BRH Devanagari Extra" w:cs="BRH Devanagari Extra"/>
-                <w:sz w:val="40"/>
-                <w:szCs w:val="40"/>
-                <w:highlight w:val="yellow"/>
-                <w:lang w:val="it-IT"/>
-              </w:rPr>
-              <w:t>U</w:t>
-            </w:r>
-            <w:r>
-              <w:rPr>
-                <w:rFonts w:ascii="BRH Malayalam Extra" w:hAnsi="BRH Malayalam Extra" w:cs="BRH Devanagari Extra"/>
-                <w:b/>
-                <w:sz w:val="32"/>
-                <w:szCs w:val="40"/>
-                <w:lang w:val="it-IT"/>
-              </w:rPr>
-              <w:t>–</w:t>
-            </w:r>
-            <w:r>
-              <w:rPr>
-                <w:rFonts w:ascii="BRH Devanagari Extra" w:hAnsi="BRH Devanagari Extra" w:cs="BRH Devanagari Extra"/>
-                <w:sz w:val="40"/>
-                <w:szCs w:val="40"/>
-                <w:lang w:val="it-IT"/>
-              </w:rPr>
-              <w:t xml:space="preserve">rÉ | </w:t>
+              <w:spacing w:before="0" w:line="240" w:lineRule="auto"/>
+              <w:rPr>
+                <w:rFonts w:ascii="BRH Devanagari Extra" w:hAnsi="BRH Devanagari Extra" w:cs="BRH Devanagari Extra"/>
+                <w:color w:val="EE0000"/>
+                <w:sz w:val="40"/>
+                <w:szCs w:val="40"/>
+              </w:rPr>
+            </w:pPr>
+            <w:r>
+              <w:rPr>
+                <w:rFonts w:ascii="BRH Devanagari Extra" w:hAnsi="BRH Devanagari Extra" w:cs="BRH Devanagari Extra"/>
+                <w:color w:val="EE0000"/>
+                <w:sz w:val="40"/>
+                <w:szCs w:val="40"/>
+              </w:rPr>
+              <w:t>E¨ÉþUÉÍpÉ</w:t>
+            </w:r>
+            <w:r>
+              <w:rPr>
+                <w:rFonts w:ascii="BRH Malayalam Extra" w:hAnsi="BRH Malayalam Extra" w:cs="BRH Devanagari Extra"/>
+                <w:b/>
+                <w:color w:val="EE0000"/>
+                <w:sz w:val="32"/>
+                <w:szCs w:val="40"/>
+              </w:rPr>
+              <w:t>–</w:t>
+            </w:r>
+            <w:r>
+              <w:rPr>
+                <w:rFonts w:ascii="BRH Devanagari Extra" w:hAnsi="BRH Devanagari Extra" w:cs="BRH Devanagari Extra"/>
+                <w:color w:val="EE0000"/>
+                <w:sz w:val="40"/>
+                <w:szCs w:val="40"/>
+              </w:rPr>
+              <w:t xml:space="preserve">ÂmÉþ | </w:t>
             </w:r>
           </w:p>
           <w:p>
@@ -1398,99 +1347,118 @@
               <w:autoSpaceDE w:val="0"/>
               <w:autoSpaceDN w:val="0"/>
               <w:adjustRightInd w:val="0"/>
-              <w:spacing w:line="252" w:lineRule="auto"/>
-              <w:ind w:right="-165"/>
-              <w:rPr>
-                <w:rFonts w:ascii="BRH Malayalam Extra" w:hAnsi="BRH Malayalam Extra" w:cs="BRH Malayalam Extra"/>
-                <w:sz w:val="40"/>
-                <w:szCs w:val="40"/>
-                <w:lang w:val="it-IT"/>
-              </w:rPr>
-            </w:pPr>
-            <w:r>
-              <w:rPr>
-                <w:rFonts w:ascii="BRH Devanagari Extra" w:hAnsi="BRH Devanagari Extra" w:cs="BRH Devanagari Extra"/>
-                <w:sz w:val="40"/>
-                <w:szCs w:val="40"/>
-                <w:lang w:val="it-IT"/>
-              </w:rPr>
-              <w:t>qÉ</w:t>
-            </w:r>
-            <w:r>
-              <w:rPr>
-                <w:rFonts w:ascii="BRH Malayalam Extra" w:hAnsi="BRH Malayalam Extra" w:cs="BRH Devanagari Extra"/>
-                <w:b/>
-                <w:sz w:val="32"/>
-                <w:szCs w:val="40"/>
-                <w:lang w:val="it-IT"/>
-              </w:rPr>
-              <w:t>–</w:t>
-            </w:r>
-            <w:r>
-              <w:rPr>
-                <w:rFonts w:ascii="BRH Devanagari Extra" w:hAnsi="BRH Devanagari Extra" w:cs="BRH Devanagari Extra"/>
-                <w:sz w:val="40"/>
-                <w:szCs w:val="40"/>
-                <w:lang w:val="it-IT"/>
-              </w:rPr>
-              <w:t>bÉuÉ</w:t>
-            </w:r>
-            <w:r>
-              <w:rPr>
-                <w:rFonts w:ascii="BRH Malayalam Extra" w:hAnsi="BRH Malayalam Extra" w:cs="BRH Devanagari Extra"/>
-                <w:b/>
-                <w:sz w:val="32"/>
-                <w:szCs w:val="40"/>
-                <w:lang w:val="it-IT"/>
-              </w:rPr>
-              <w:t>–</w:t>
-            </w:r>
-            <w:r>
-              <w:rPr>
-                <w:rFonts w:ascii="BRH Devanagari Extra" w:hAnsi="BRH Devanagari Extra" w:cs="BRH Devanagari Extra"/>
-                <w:sz w:val="40"/>
-                <w:szCs w:val="40"/>
-                <w:lang w:val="it-IT"/>
-              </w:rPr>
-              <w:t>ÎjxuÉÌiÉþ qÉ</w:t>
-            </w:r>
-            <w:r>
-              <w:rPr>
-                <w:rFonts w:ascii="BRH Malayalam Extra" w:hAnsi="BRH Malayalam Extra" w:cs="BRH Devanagari Extra"/>
-                <w:b/>
-                <w:sz w:val="32"/>
-                <w:szCs w:val="40"/>
-                <w:lang w:val="it-IT"/>
-              </w:rPr>
-              <w:t>–</w:t>
-            </w:r>
-            <w:r>
-              <w:rPr>
-                <w:rFonts w:ascii="BRH Devanagari Extra" w:hAnsi="BRH Devanagari Extra" w:cs="BRH Devanagari Extra"/>
-                <w:sz w:val="40"/>
-                <w:szCs w:val="40"/>
-                <w:lang w:val="it-IT"/>
-              </w:rPr>
-              <w:t xml:space="preserve">bÉuÉþiÉç - </w:t>
-            </w:r>
-            <w:r>
-              <w:rPr>
-                <w:rFonts w:ascii="BRH Devanagari Extra" w:hAnsi="BRH Devanagari Extra" w:cs="BRH Devanagari Extra"/>
+              <w:spacing w:before="0" w:line="240" w:lineRule="auto"/>
+              <w:rPr>
+                <w:rFonts w:ascii="BRH Devanagari Extra" w:hAnsi="BRH Devanagari Extra" w:cs="BRH Devanagari Extra"/>
+                <w:color w:val="EE0000"/>
+                <w:sz w:val="40"/>
+                <w:szCs w:val="40"/>
+                <w:lang w:val="en-IN"/>
+              </w:rPr>
+            </w:pPr>
+            <w:r>
+              <w:rPr>
+                <w:rFonts w:ascii="BRH Devanagari Extra" w:hAnsi="BRH Devanagari Extra" w:cs="BRH Devanagari Extra"/>
+                <w:color w:val="EE0000"/>
+                <w:sz w:val="40"/>
+                <w:szCs w:val="40"/>
+              </w:rPr>
+              <w:t>E¨ÉþUÉÍpÉ</w:t>
+            </w:r>
+            <w:r>
+              <w:rPr>
+                <w:rFonts w:ascii="BRH Malayalam Extra" w:hAnsi="BRH Malayalam Extra" w:cs="BRH Devanagari Extra"/>
+                <w:b/>
+                <w:color w:val="EE0000"/>
+                <w:sz w:val="32"/>
+                <w:szCs w:val="40"/>
+              </w:rPr>
+              <w:t>–</w:t>
+            </w:r>
+            <w:r>
+              <w:rPr>
+                <w:rFonts w:ascii="BRH Devanagari Extra" w:hAnsi="BRH Devanagari Extra" w:cs="BRH Devanagari Extra"/>
+                <w:color w:val="EE0000"/>
+                <w:sz w:val="40"/>
+                <w:szCs w:val="40"/>
+              </w:rPr>
+              <w:t>ËU</w:t>
+            </w:r>
+            <w:r>
+              <w:rPr>
+                <w:rFonts w:ascii="BRH Devanagari Extra" w:hAnsi="BRH Devanagari Extra" w:cs="BRH Devanagari Extra"/>
+                <w:color w:val="EE0000"/>
                 <w:sz w:val="40"/>
                 <w:szCs w:val="40"/>
                 <w:highlight w:val="yellow"/>
-                <w:lang w:val="it-IT"/>
-              </w:rPr>
-              <w:t>xÉÑ</w:t>
-            </w:r>
-            <w:r>
-              <w:rPr>
-                <w:rFonts w:ascii="BRH Devanagari Extra" w:hAnsi="BRH Devanagari Extra" w:cs="BRH Devanagari Extra"/>
-                <w:sz w:val="40"/>
-                <w:szCs w:val="40"/>
-                <w:lang w:val="it-IT"/>
-              </w:rPr>
-              <w:t xml:space="preserve"> |</w:t>
+              </w:rPr>
+              <w:t>irÉÑþ</w:t>
+            </w:r>
+            <w:r>
+              <w:rPr>
+                <w:rFonts w:ascii="BRH Devanagari Extra" w:hAnsi="BRH Devanagari Extra" w:cs="BRH Devanagari Extra"/>
+                <w:color w:val="EE0000"/>
+                <w:sz w:val="40"/>
+                <w:szCs w:val="40"/>
+              </w:rPr>
+              <w:t>iÉç - iÉ</w:t>
+            </w:r>
+            <w:r>
+              <w:rPr>
+                <w:rFonts w:ascii="BRH Malayalam Extra" w:hAnsi="BRH Malayalam Extra" w:cs="BRH Devanagari Extra"/>
+                <w:b/>
+                <w:color w:val="EE0000"/>
+                <w:sz w:val="32"/>
+                <w:szCs w:val="40"/>
+              </w:rPr>
+              <w:t>–</w:t>
+            </w:r>
+            <w:r>
+              <w:rPr>
+                <w:rFonts w:ascii="BRH Devanagari Extra" w:hAnsi="BRH Devanagari Extra" w:cs="BRH Devanagari Extra"/>
+                <w:color w:val="EE0000"/>
+                <w:sz w:val="40"/>
+                <w:szCs w:val="40"/>
+              </w:rPr>
+              <w:t>UÉ</w:t>
+            </w:r>
+            <w:r>
+              <w:rPr>
+                <w:rFonts w:ascii="BRH Malayalam Extra" w:hAnsi="BRH Malayalam Extra" w:cs="BRH Devanagari Extra"/>
+                <w:b/>
+                <w:color w:val="EE0000"/>
+                <w:sz w:val="32"/>
+                <w:szCs w:val="40"/>
+              </w:rPr>
+              <w:t>–</w:t>
+            </w:r>
+            <w:r>
+              <w:rPr>
+                <w:rFonts w:ascii="BRH Devanagari Extra" w:hAnsi="BRH Devanagari Extra" w:cs="BRH Devanagari Extra"/>
+                <w:color w:val="EE0000"/>
+                <w:sz w:val="40"/>
+                <w:szCs w:val="40"/>
+              </w:rPr>
+              <w:t>ÍpÉ</w:t>
+            </w:r>
+            <w:r>
+              <w:rPr>
+                <w:rFonts w:ascii="BRH Malayalam Extra" w:hAnsi="BRH Malayalam Extra" w:cs="BRH Devanagari Extra"/>
+                <w:b/>
+                <w:color w:val="EE0000"/>
+                <w:sz w:val="32"/>
+                <w:szCs w:val="40"/>
+              </w:rPr>
+              <w:t>–</w:t>
+            </w:r>
+            <w:r>
+              <w:rPr>
+                <w:rFonts w:ascii="BRH Devanagari Extra" w:hAnsi="BRH Devanagari Extra" w:cs="BRH Devanagari Extra"/>
+                <w:color w:val="EE0000"/>
+                <w:sz w:val="40"/>
+                <w:szCs w:val="40"/>
+              </w:rPr>
+              <w:t>È |</w:t>
             </w:r>
           </w:p>
         </w:tc>
@@ -1510,7 +1478,1333 @@
               <w:autoSpaceDE w:val="0"/>
               <w:autoSpaceDN w:val="0"/>
               <w:adjustRightInd w:val="0"/>
+              <w:spacing w:before="0" w:line="240" w:lineRule="auto"/>
+              <w:rPr>
+                <w:rFonts w:ascii="BRH Devanagari Extra" w:hAnsi="BRH Devanagari Extra" w:cs="BRH Devanagari Extra"/>
+                <w:color w:val="EE0000"/>
+                <w:sz w:val="40"/>
+                <w:szCs w:val="40"/>
+              </w:rPr>
+            </w:pPr>
+            <w:r>
+              <w:rPr>
+                <w:rFonts w:ascii="BRH Devanagari Extra" w:hAnsi="BRH Devanagari Extra" w:cs="BRH Devanagari Extra"/>
+                <w:color w:val="EE0000"/>
+                <w:sz w:val="40"/>
+                <w:szCs w:val="40"/>
+              </w:rPr>
+              <w:t>E¨ÉþUÉÍpÉ</w:t>
+            </w:r>
+            <w:r>
+              <w:rPr>
+                <w:rFonts w:ascii="BRH Malayalam Extra" w:hAnsi="BRH Malayalam Extra" w:cs="BRH Devanagari Extra"/>
+                <w:b/>
+                <w:color w:val="EE0000"/>
+                <w:sz w:val="32"/>
+                <w:szCs w:val="40"/>
+              </w:rPr>
+              <w:t>–</w:t>
+            </w:r>
+            <w:r>
+              <w:rPr>
+                <w:rFonts w:ascii="BRH Devanagari Extra" w:hAnsi="BRH Devanagari Extra" w:cs="BRH Devanagari Extra"/>
+                <w:color w:val="EE0000"/>
+                <w:sz w:val="40"/>
+                <w:szCs w:val="40"/>
+              </w:rPr>
+              <w:t xml:space="preserve">ÂmÉþ | </w:t>
+            </w:r>
+          </w:p>
+          <w:p>
+            <w:pPr>
+              <w:widowControl w:val="0"/>
+              <w:autoSpaceDE w:val="0"/>
+              <w:autoSpaceDN w:val="0"/>
+              <w:adjustRightInd w:val="0"/>
+              <w:spacing w:before="0" w:line="240" w:lineRule="auto"/>
+              <w:rPr>
+                <w:rFonts w:ascii="BRH Devanagari Extra" w:hAnsi="BRH Devanagari Extra" w:cs="BRH Devanagari Extra"/>
+                <w:color w:val="EE0000"/>
+                <w:sz w:val="40"/>
+                <w:szCs w:val="40"/>
+                <w:lang w:val="en-IN"/>
+              </w:rPr>
+            </w:pPr>
+            <w:r>
+              <w:rPr>
+                <w:rFonts w:ascii="BRH Devanagari Extra" w:hAnsi="BRH Devanagari Extra" w:cs="BRH Devanagari Extra"/>
+                <w:color w:val="EE0000"/>
+                <w:sz w:val="40"/>
+                <w:szCs w:val="40"/>
+              </w:rPr>
+              <w:t>E¨ÉþUÉÍpÉ</w:t>
+            </w:r>
+            <w:r>
+              <w:rPr>
+                <w:rFonts w:ascii="BRH Malayalam Extra" w:hAnsi="BRH Malayalam Extra" w:cs="BRH Devanagari Extra"/>
+                <w:b/>
+                <w:color w:val="EE0000"/>
+                <w:sz w:val="32"/>
+                <w:szCs w:val="40"/>
+              </w:rPr>
+              <w:t>–</w:t>
+            </w:r>
+            <w:r>
+              <w:rPr>
+                <w:rFonts w:ascii="BRH Devanagari Extra" w:hAnsi="BRH Devanagari Extra" w:cs="BRH Devanagari Extra"/>
+                <w:color w:val="EE0000"/>
+                <w:sz w:val="40"/>
+                <w:szCs w:val="40"/>
+              </w:rPr>
+              <w:t>ËU</w:t>
+            </w:r>
+            <w:r>
+              <w:rPr>
+                <w:rFonts w:ascii="BRH Devanagari Extra" w:hAnsi="BRH Devanagari Extra" w:cs="BRH Devanagari Extra"/>
+                <w:color w:val="EE0000"/>
+                <w:sz w:val="40"/>
+                <w:szCs w:val="40"/>
+                <w:highlight w:val="green"/>
+              </w:rPr>
+              <w:t>irÉÑ</w:t>
+            </w:r>
+            <w:r>
+              <w:rPr>
+                <w:rFonts w:ascii="BRH Devanagari Extra" w:hAnsi="BRH Devanagari Extra" w:cs="BRH Devanagari Extra"/>
+                <w:color w:val="EE0000"/>
+                <w:sz w:val="40"/>
+                <w:szCs w:val="40"/>
+              </w:rPr>
+              <w:t>iÉç - iÉ</w:t>
+            </w:r>
+            <w:r>
+              <w:rPr>
+                <w:rFonts w:ascii="BRH Malayalam Extra" w:hAnsi="BRH Malayalam Extra" w:cs="BRH Devanagari Extra"/>
+                <w:b/>
+                <w:color w:val="EE0000"/>
+                <w:sz w:val="32"/>
+                <w:szCs w:val="40"/>
+              </w:rPr>
+              <w:t>–</w:t>
+            </w:r>
+            <w:r>
+              <w:rPr>
+                <w:rFonts w:ascii="BRH Devanagari Extra" w:hAnsi="BRH Devanagari Extra" w:cs="BRH Devanagari Extra"/>
+                <w:color w:val="EE0000"/>
+                <w:sz w:val="40"/>
+                <w:szCs w:val="40"/>
+              </w:rPr>
+              <w:t>UÉ</w:t>
+            </w:r>
+            <w:r>
+              <w:rPr>
+                <w:rFonts w:ascii="BRH Malayalam Extra" w:hAnsi="BRH Malayalam Extra" w:cs="BRH Devanagari Extra"/>
+                <w:b/>
+                <w:color w:val="EE0000"/>
+                <w:sz w:val="32"/>
+                <w:szCs w:val="40"/>
+              </w:rPr>
+              <w:t>–</w:t>
+            </w:r>
+            <w:r>
+              <w:rPr>
+                <w:rFonts w:ascii="BRH Devanagari Extra" w:hAnsi="BRH Devanagari Extra" w:cs="BRH Devanagari Extra"/>
+                <w:color w:val="EE0000"/>
+                <w:sz w:val="40"/>
+                <w:szCs w:val="40"/>
+              </w:rPr>
+              <w:t>ÍpÉ</w:t>
+            </w:r>
+            <w:r>
+              <w:rPr>
+                <w:rFonts w:ascii="BRH Malayalam Extra" w:hAnsi="BRH Malayalam Extra" w:cs="BRH Devanagari Extra"/>
+                <w:b/>
+                <w:color w:val="EE0000"/>
+                <w:sz w:val="32"/>
+                <w:szCs w:val="40"/>
+              </w:rPr>
+              <w:t>–</w:t>
+            </w:r>
+            <w:r>
+              <w:rPr>
+                <w:rFonts w:ascii="BRH Devanagari Extra" w:hAnsi="BRH Devanagari Extra" w:cs="BRH Devanagari Extra"/>
+                <w:color w:val="EE0000"/>
+                <w:sz w:val="40"/>
+                <w:szCs w:val="40"/>
+              </w:rPr>
+              <w:t>È |</w:t>
+            </w:r>
+          </w:p>
+        </w:tc>
+      </w:tr>
+      <w:tr>
+        <w:trPr>
+          <w:trHeight w:val="1105"/>
+        </w:trPr>
+        <w:tc>
+          <w:tcPr>
+            <w:tcW w:w="3764" w:type="dxa"/>
+            <w:tcBorders>
+              <w:top w:val="single" w:sz="4" w:space="0" w:color="000000"/>
+              <w:left w:val="single" w:sz="4" w:space="0" w:color="000000"/>
+              <w:bottom w:val="single" w:sz="4" w:space="0" w:color="000000"/>
+              <w:right w:val="single" w:sz="4" w:space="0" w:color="000000"/>
+            </w:tcBorders>
+          </w:tcPr>
+          <w:p>
+            <w:pPr>
+              <w:widowControl w:val="0"/>
+              <w:tabs>
+                <w:tab w:val="left" w:pos="993"/>
+              </w:tabs>
+              <w:autoSpaceDE w:val="0"/>
+              <w:autoSpaceDN w:val="0"/>
+              <w:adjustRightInd w:val="0"/>
+              <w:spacing w:before="0" w:line="240" w:lineRule="auto"/>
+              <w:rPr>
+                <w:rFonts w:eastAsia="Times New Roman" w:cs="Arial"/>
+                <w:b/>
+                <w:color w:val="EE0000"/>
+                <w:sz w:val="32"/>
+                <w:szCs w:val="32"/>
+                <w:lang w:val="en-IN" w:eastAsia="en-IN" w:bidi="ml-IN"/>
+              </w:rPr>
+            </w:pPr>
+            <w:r>
+              <w:rPr>
+                <w:rFonts w:eastAsia="Times New Roman" w:cs="Arial"/>
+                <w:b/>
+                <w:color w:val="EE0000"/>
+                <w:sz w:val="32"/>
+                <w:szCs w:val="32"/>
+                <w:lang w:val="en-IN" w:eastAsia="en-IN" w:bidi="ml-IN"/>
+              </w:rPr>
+              <w:t>T.S.1.5.9.2 - Kramam</w:t>
+            </w:r>
+          </w:p>
+          <w:p>
+            <w:pPr>
+              <w:widowControl w:val="0"/>
+              <w:tabs>
+                <w:tab w:val="left" w:pos="993"/>
+              </w:tabs>
+              <w:autoSpaceDE w:val="0"/>
+              <w:autoSpaceDN w:val="0"/>
+              <w:adjustRightInd w:val="0"/>
+              <w:spacing w:before="0" w:line="240" w:lineRule="auto"/>
+              <w:rPr>
+                <w:rFonts w:eastAsia="Times New Roman" w:cs="Arial"/>
+                <w:b/>
+                <w:color w:val="EE0000"/>
+                <w:sz w:val="32"/>
+                <w:szCs w:val="32"/>
+                <w:lang w:val="en-IN" w:eastAsia="en-IN" w:bidi="ml-IN"/>
+              </w:rPr>
+            </w:pPr>
+            <w:r>
+              <w:rPr>
+                <w:rFonts w:eastAsia="Times New Roman" w:cs="Arial"/>
+                <w:b/>
+                <w:color w:val="EE0000"/>
+                <w:sz w:val="32"/>
+                <w:szCs w:val="32"/>
+                <w:lang w:val="en-IN" w:eastAsia="en-IN" w:bidi="ml-IN"/>
+              </w:rPr>
+              <w:t>Krama Vaakyam No. 32</w:t>
+            </w:r>
+          </w:p>
+          <w:p>
+            <w:pPr>
+              <w:widowControl w:val="0"/>
+              <w:tabs>
+                <w:tab w:val="left" w:pos="993"/>
+              </w:tabs>
+              <w:autoSpaceDE w:val="0"/>
+              <w:autoSpaceDN w:val="0"/>
+              <w:adjustRightInd w:val="0"/>
+              <w:spacing w:before="0" w:line="240" w:lineRule="auto"/>
+              <w:rPr>
+                <w:rFonts w:eastAsia="Times New Roman" w:cs="Arial"/>
+                <w:b/>
+                <w:color w:val="EE0000"/>
+                <w:sz w:val="32"/>
+                <w:szCs w:val="32"/>
+                <w:lang w:val="it-IT" w:eastAsia="en-IN" w:bidi="ml-IN"/>
+              </w:rPr>
+            </w:pPr>
+            <w:r>
+              <w:rPr>
+                <w:rFonts w:eastAsia="Times New Roman" w:cs="Arial"/>
+                <w:b/>
+                <w:color w:val="EE0000"/>
+                <w:sz w:val="32"/>
+                <w:szCs w:val="32"/>
+                <w:lang w:val="it-IT" w:eastAsia="en-IN" w:bidi="ml-IN"/>
+              </w:rPr>
+              <w:t>Panchaati No. 37</w:t>
+            </w:r>
+          </w:p>
+        </w:tc>
+        <w:tc>
+          <w:tcPr>
+            <w:tcW w:w="5102" w:type="dxa"/>
+            <w:tcBorders>
+              <w:top w:val="single" w:sz="4" w:space="0" w:color="000000"/>
+              <w:left w:val="single" w:sz="4" w:space="0" w:color="000000"/>
+              <w:bottom w:val="single" w:sz="4" w:space="0" w:color="000000"/>
+              <w:right w:val="single" w:sz="4" w:space="0" w:color="000000"/>
+            </w:tcBorders>
+          </w:tcPr>
+          <w:p>
+            <w:pPr>
+              <w:widowControl w:val="0"/>
+              <w:autoSpaceDE w:val="0"/>
+              <w:autoSpaceDN w:val="0"/>
+              <w:adjustRightInd w:val="0"/>
               <w:spacing w:line="252" w:lineRule="auto"/>
+              <w:ind w:right="-165"/>
+              <w:rPr>
+                <w:rFonts w:ascii="BRH Malayalam Extra" w:hAnsi="BRH Malayalam Extra" w:cs="BRH Malayalam Extra"/>
+                <w:color w:val="EE0000"/>
+                <w:sz w:val="40"/>
+                <w:szCs w:val="40"/>
+                <w:lang w:val="it-IT"/>
+              </w:rPr>
+            </w:pPr>
+            <w:r>
+              <w:rPr>
+                <w:rFonts w:ascii="BRH Devanagari Extra" w:hAnsi="BRH Devanagari Extra" w:cs="BRH Devanagari Extra"/>
+                <w:color w:val="EE0000"/>
+                <w:sz w:val="40"/>
+                <w:szCs w:val="40"/>
+                <w:lang w:val="it-IT"/>
+              </w:rPr>
+              <w:t>eÉÉ</w:t>
+            </w:r>
+            <w:r>
+              <w:rPr>
+                <w:rFonts w:ascii="BRH Malayalam Extra" w:hAnsi="BRH Malayalam Extra" w:cs="BRH Devanagari Extra"/>
+                <w:b/>
+                <w:color w:val="EE0000"/>
+                <w:sz w:val="32"/>
+                <w:szCs w:val="40"/>
+                <w:lang w:val="it-IT"/>
+              </w:rPr>
+              <w:t>–</w:t>
+            </w:r>
+            <w:r>
+              <w:rPr>
+                <w:rFonts w:ascii="BRH Devanagari Extra" w:hAnsi="BRH Devanagari Extra" w:cs="BRH Devanagari Extra"/>
+                <w:color w:val="EE0000"/>
+                <w:sz w:val="40"/>
+                <w:szCs w:val="40"/>
+                <w:lang w:val="it-IT"/>
+              </w:rPr>
+              <w:t>rÉ</w:t>
+            </w:r>
+            <w:r>
+              <w:rPr>
+                <w:rFonts w:ascii="BRH Malayalam Extra" w:hAnsi="BRH Malayalam Extra" w:cs="BRH Devanagari Extra"/>
+                <w:b/>
+                <w:color w:val="EE0000"/>
+                <w:sz w:val="32"/>
+                <w:szCs w:val="40"/>
+                <w:lang w:val="it-IT"/>
+              </w:rPr>
+              <w:t>–</w:t>
+            </w:r>
+            <w:r>
+              <w:rPr>
+                <w:rFonts w:ascii="BRH Devanagari Extra" w:hAnsi="BRH Devanagari Extra" w:cs="BRH Devanagari Extra"/>
+                <w:color w:val="EE0000"/>
+                <w:sz w:val="40"/>
+                <w:szCs w:val="40"/>
+                <w:lang w:val="it-IT"/>
+              </w:rPr>
+              <w:t>iÉå</w:t>
+            </w:r>
+            <w:r>
+              <w:rPr>
+                <w:rFonts w:ascii="BRH Malayalam Extra" w:hAnsi="BRH Malayalam Extra" w:cs="BRH Devanagari Extra"/>
+                <w:b/>
+                <w:color w:val="EE0000"/>
+                <w:sz w:val="32"/>
+                <w:szCs w:val="40"/>
+                <w:lang w:val="it-IT"/>
+              </w:rPr>
+              <w:t>–</w:t>
+            </w:r>
+            <w:r>
+              <w:rPr>
+                <w:rFonts w:ascii="BRH Devanagari Extra" w:hAnsi="BRH Devanagari Extra" w:cs="BRH Devanagari Extra"/>
+                <w:color w:val="EE0000"/>
+                <w:sz w:val="40"/>
+                <w:szCs w:val="40"/>
+                <w:lang w:val="it-IT"/>
+              </w:rPr>
+              <w:t xml:space="preserve"> µÉÈµÉþÈ | µÉÈ</w:t>
+            </w:r>
+            <w:r>
+              <w:rPr>
+                <w:rFonts w:ascii="BRH Devanagari Extra" w:hAnsi="BRH Devanagari Extra" w:cs="BRH Devanagari Extra"/>
+                <w:color w:val="EE0000"/>
+                <w:sz w:val="40"/>
+                <w:szCs w:val="40"/>
+                <w:highlight w:val="yellow"/>
+                <w:lang w:val="it-IT"/>
+              </w:rPr>
+              <w:t>µÉÉ</w:t>
+            </w:r>
+            <w:r>
+              <w:rPr>
+                <w:rFonts w:ascii="BRH Devanagari Extra" w:hAnsi="BRH Devanagari Extra" w:cs="BRH Devanagari Extra"/>
+                <w:color w:val="EE0000"/>
+                <w:sz w:val="40"/>
+                <w:szCs w:val="40"/>
+                <w:lang w:val="it-IT"/>
+              </w:rPr>
+              <w:t>å pÉÔrÉÉlÉçþ |</w:t>
+            </w:r>
+          </w:p>
+        </w:tc>
+        <w:tc>
+          <w:tcPr>
+            <w:tcW w:w="5103" w:type="dxa"/>
+            <w:tcBorders>
+              <w:top w:val="single" w:sz="4" w:space="0" w:color="000000"/>
+              <w:left w:val="single" w:sz="4" w:space="0" w:color="000000"/>
+              <w:bottom w:val="single" w:sz="4" w:space="0" w:color="000000"/>
+              <w:right w:val="single" w:sz="4" w:space="0" w:color="000000"/>
+            </w:tcBorders>
+          </w:tcPr>
+          <w:p>
+            <w:pPr>
+              <w:autoSpaceDE w:val="0"/>
+              <w:autoSpaceDN w:val="0"/>
+              <w:adjustRightInd w:val="0"/>
+              <w:spacing w:before="0" w:line="240" w:lineRule="auto"/>
+              <w:rPr>
+                <w:rFonts w:ascii="BRH Malayalam Extra" w:hAnsi="BRH Malayalam Extra" w:cs="BRH Malayalam Extra"/>
+                <w:color w:val="EE0000"/>
+                <w:sz w:val="40"/>
+                <w:szCs w:val="40"/>
+                <w:lang w:val="it-IT"/>
+              </w:rPr>
+            </w:pPr>
+            <w:r>
+              <w:rPr>
+                <w:rFonts w:ascii="BRH Devanagari Extra" w:hAnsi="BRH Devanagari Extra" w:cs="BRH Devanagari Extra"/>
+                <w:color w:val="EE0000"/>
+                <w:sz w:val="40"/>
+                <w:szCs w:val="40"/>
+                <w:lang w:val="it-IT"/>
+              </w:rPr>
+              <w:t>eÉÉ</w:t>
+            </w:r>
+            <w:r>
+              <w:rPr>
+                <w:rFonts w:ascii="BRH Malayalam Extra" w:hAnsi="BRH Malayalam Extra" w:cs="BRH Devanagari Extra"/>
+                <w:b/>
+                <w:color w:val="EE0000"/>
+                <w:sz w:val="32"/>
+                <w:szCs w:val="40"/>
+                <w:lang w:val="it-IT"/>
+              </w:rPr>
+              <w:t>–</w:t>
+            </w:r>
+            <w:r>
+              <w:rPr>
+                <w:rFonts w:ascii="BRH Devanagari Extra" w:hAnsi="BRH Devanagari Extra" w:cs="BRH Devanagari Extra"/>
+                <w:color w:val="EE0000"/>
+                <w:sz w:val="40"/>
+                <w:szCs w:val="40"/>
+                <w:lang w:val="it-IT"/>
+              </w:rPr>
+              <w:t>rÉ</w:t>
+            </w:r>
+            <w:r>
+              <w:rPr>
+                <w:rFonts w:ascii="BRH Malayalam Extra" w:hAnsi="BRH Malayalam Extra" w:cs="BRH Devanagari Extra"/>
+                <w:b/>
+                <w:color w:val="EE0000"/>
+                <w:sz w:val="32"/>
+                <w:szCs w:val="40"/>
+                <w:lang w:val="it-IT"/>
+              </w:rPr>
+              <w:t>–</w:t>
+            </w:r>
+            <w:r>
+              <w:rPr>
+                <w:rFonts w:ascii="BRH Devanagari Extra" w:hAnsi="BRH Devanagari Extra" w:cs="BRH Devanagari Extra"/>
+                <w:color w:val="EE0000"/>
+                <w:sz w:val="40"/>
+                <w:szCs w:val="40"/>
+                <w:lang w:val="it-IT"/>
+              </w:rPr>
+              <w:t>iÉå</w:t>
+            </w:r>
+            <w:r>
+              <w:rPr>
+                <w:rFonts w:ascii="BRH Malayalam Extra" w:hAnsi="BRH Malayalam Extra" w:cs="BRH Devanagari Extra"/>
+                <w:b/>
+                <w:color w:val="EE0000"/>
+                <w:sz w:val="32"/>
+                <w:szCs w:val="40"/>
+                <w:lang w:val="it-IT"/>
+              </w:rPr>
+              <w:t>–</w:t>
+            </w:r>
+            <w:r>
+              <w:rPr>
+                <w:rFonts w:ascii="BRH Devanagari Extra" w:hAnsi="BRH Devanagari Extra" w:cs="BRH Devanagari Extra"/>
+                <w:color w:val="EE0000"/>
+                <w:sz w:val="40"/>
+                <w:szCs w:val="40"/>
+                <w:lang w:val="it-IT"/>
+              </w:rPr>
+              <w:t xml:space="preserve"> µÉÈµÉþÈ | µÉÈ</w:t>
+            </w:r>
+            <w:r>
+              <w:rPr>
+                <w:rFonts w:ascii="BRH Devanagari Extra" w:hAnsi="BRH Devanagari Extra" w:cs="BRH Devanagari Extra"/>
+                <w:color w:val="EE0000"/>
+                <w:sz w:val="40"/>
+                <w:szCs w:val="40"/>
+                <w:highlight w:val="green"/>
+                <w:lang w:val="it-IT"/>
+              </w:rPr>
+              <w:t>µÉÉ</w:t>
+            </w:r>
+            <w:r>
+              <w:rPr>
+                <w:rFonts w:ascii="BRH Devanagari Extra" w:hAnsi="BRH Devanagari Extra" w:cs="BRH Devanagari Extra"/>
+                <w:color w:val="EE0000"/>
+                <w:sz w:val="40"/>
+                <w:szCs w:val="40"/>
+                <w:lang w:val="it-IT"/>
+              </w:rPr>
+              <w:t>å</w:t>
+            </w:r>
+            <w:r>
+              <w:rPr>
+                <w:rFonts w:ascii="BRH Malayalam Extra" w:hAnsi="BRH Malayalam Extra" w:cs="BRH Devanagari Extra"/>
+                <w:b/>
+                <w:color w:val="EE0000"/>
+                <w:sz w:val="32"/>
+                <w:szCs w:val="40"/>
+                <w:lang w:val="it-IT"/>
+              </w:rPr>
+              <w:t>–</w:t>
+            </w:r>
+            <w:r>
+              <w:rPr>
+                <w:rFonts w:ascii="BRH Devanagari Extra" w:hAnsi="BRH Devanagari Extra" w:cs="BRH Devanagari Extra"/>
+                <w:color w:val="EE0000"/>
+                <w:sz w:val="40"/>
+                <w:szCs w:val="40"/>
+                <w:lang w:val="it-IT"/>
+              </w:rPr>
+              <w:t xml:space="preserve"> pÉÔrÉÉlÉçþ |</w:t>
+            </w:r>
+          </w:p>
+        </w:tc>
+      </w:tr>
+      <w:tr>
+        <w:trPr>
+          <w:trHeight w:val="1125"/>
+        </w:trPr>
+        <w:tc>
+          <w:tcPr>
+            <w:tcW w:w="3764" w:type="dxa"/>
+            <w:tcBorders>
+              <w:top w:val="single" w:sz="4" w:space="0" w:color="000000"/>
+              <w:left w:val="single" w:sz="4" w:space="0" w:color="000000"/>
+              <w:bottom w:val="single" w:sz="4" w:space="0" w:color="000000"/>
+              <w:right w:val="single" w:sz="4" w:space="0" w:color="000000"/>
+            </w:tcBorders>
+          </w:tcPr>
+          <w:p>
+            <w:pPr>
+              <w:widowControl w:val="0"/>
+              <w:tabs>
+                <w:tab w:val="left" w:pos="993"/>
+              </w:tabs>
+              <w:autoSpaceDE w:val="0"/>
+              <w:autoSpaceDN w:val="0"/>
+              <w:adjustRightInd w:val="0"/>
+              <w:spacing w:before="0" w:line="240" w:lineRule="auto"/>
+              <w:rPr>
+                <w:rFonts w:eastAsia="Times New Roman" w:cs="Arial"/>
+                <w:b/>
+                <w:color w:val="EE0000"/>
+                <w:sz w:val="32"/>
+                <w:szCs w:val="32"/>
+                <w:lang w:val="en-IN" w:eastAsia="en-IN" w:bidi="ml-IN"/>
+              </w:rPr>
+            </w:pPr>
+            <w:r>
+              <w:rPr>
+                <w:rFonts w:eastAsia="Times New Roman" w:cs="Arial"/>
+                <w:b/>
+                <w:color w:val="EE0000"/>
+                <w:sz w:val="32"/>
+                <w:szCs w:val="32"/>
+                <w:lang w:val="en-IN" w:eastAsia="en-IN" w:bidi="ml-IN"/>
+              </w:rPr>
+              <w:lastRenderedPageBreak/>
+              <w:t>T.S.1.5.9.</w:t>
+            </w:r>
+            <w:r>
+              <w:rPr>
+                <w:rFonts w:eastAsia="Times New Roman" w:cs="Arial"/>
+                <w:b/>
+                <w:color w:val="EE0000"/>
+                <w:sz w:val="32"/>
+                <w:szCs w:val="32"/>
+                <w:lang w:val="en-IN" w:eastAsia="en-IN" w:bidi="ml-IN"/>
+              </w:rPr>
+              <w:t>3</w:t>
+            </w:r>
+            <w:r>
+              <w:rPr>
+                <w:rFonts w:eastAsia="Times New Roman" w:cs="Arial"/>
+                <w:b/>
+                <w:color w:val="EE0000"/>
+                <w:sz w:val="32"/>
+                <w:szCs w:val="32"/>
+                <w:lang w:val="en-IN" w:eastAsia="en-IN" w:bidi="ml-IN"/>
+              </w:rPr>
+              <w:t xml:space="preserve"> - Kramam</w:t>
+            </w:r>
+          </w:p>
+          <w:p>
+            <w:pPr>
+              <w:widowControl w:val="0"/>
+              <w:tabs>
+                <w:tab w:val="left" w:pos="993"/>
+              </w:tabs>
+              <w:autoSpaceDE w:val="0"/>
+              <w:autoSpaceDN w:val="0"/>
+              <w:adjustRightInd w:val="0"/>
+              <w:spacing w:before="0" w:line="240" w:lineRule="auto"/>
+              <w:rPr>
+                <w:rFonts w:eastAsia="Times New Roman" w:cs="Arial"/>
+                <w:b/>
+                <w:color w:val="EE0000"/>
+                <w:sz w:val="28"/>
+                <w:szCs w:val="28"/>
+                <w:lang w:val="en-IN" w:eastAsia="en-IN" w:bidi="ml-IN"/>
+              </w:rPr>
+            </w:pPr>
+            <w:r>
+              <w:rPr>
+                <w:rFonts w:eastAsia="Times New Roman" w:cs="Arial"/>
+                <w:b/>
+                <w:color w:val="EE0000"/>
+                <w:sz w:val="28"/>
+                <w:szCs w:val="28"/>
+                <w:lang w:val="en-IN" w:eastAsia="en-IN" w:bidi="ml-IN"/>
+              </w:rPr>
+              <w:t>Krama Vaakyam No. 40,41</w:t>
+            </w:r>
+          </w:p>
+          <w:p>
+            <w:pPr>
+              <w:widowControl w:val="0"/>
+              <w:tabs>
+                <w:tab w:val="left" w:pos="993"/>
+              </w:tabs>
+              <w:autoSpaceDE w:val="0"/>
+              <w:autoSpaceDN w:val="0"/>
+              <w:adjustRightInd w:val="0"/>
+              <w:spacing w:before="0" w:line="240" w:lineRule="auto"/>
+              <w:rPr>
+                <w:rFonts w:eastAsia="Times New Roman" w:cs="Arial"/>
+                <w:b/>
+                <w:color w:val="EE0000"/>
+                <w:sz w:val="32"/>
+                <w:szCs w:val="32"/>
+                <w:lang w:val="it-IT" w:eastAsia="en-IN" w:bidi="ml-IN"/>
+              </w:rPr>
+            </w:pPr>
+            <w:r>
+              <w:rPr>
+                <w:rFonts w:eastAsia="Times New Roman" w:cs="Arial"/>
+                <w:b/>
+                <w:color w:val="EE0000"/>
+                <w:sz w:val="32"/>
+                <w:szCs w:val="32"/>
+                <w:lang w:val="it-IT" w:eastAsia="en-IN" w:bidi="ml-IN"/>
+              </w:rPr>
+              <w:t>Panchaati No. 38</w:t>
+            </w:r>
+          </w:p>
+        </w:tc>
+        <w:tc>
+          <w:tcPr>
+            <w:tcW w:w="5102" w:type="dxa"/>
+            <w:tcBorders>
+              <w:top w:val="single" w:sz="4" w:space="0" w:color="000000"/>
+              <w:left w:val="single" w:sz="4" w:space="0" w:color="000000"/>
+              <w:bottom w:val="single" w:sz="4" w:space="0" w:color="000000"/>
+              <w:right w:val="single" w:sz="4" w:space="0" w:color="000000"/>
+            </w:tcBorders>
+          </w:tcPr>
+          <w:p>
+            <w:pPr>
+              <w:widowControl w:val="0"/>
+              <w:autoSpaceDE w:val="0"/>
+              <w:autoSpaceDN w:val="0"/>
+              <w:adjustRightInd w:val="0"/>
+              <w:spacing w:line="252" w:lineRule="auto"/>
+              <w:ind w:right="-90"/>
+              <w:rPr>
+                <w:rFonts w:ascii="BRH Malayalam Extra" w:hAnsi="BRH Malayalam Extra" w:cs="BRH Malayalam Extra"/>
+                <w:color w:val="EE0000"/>
+                <w:sz w:val="40"/>
+                <w:szCs w:val="40"/>
+                <w:lang w:val="it-IT"/>
+              </w:rPr>
+            </w:pPr>
+            <w:r>
+              <w:rPr>
+                <w:rFonts w:ascii="BRH Devanagari Extra" w:hAnsi="BRH Devanagari Extra" w:cs="BRH Devanagari Extra"/>
+                <w:color w:val="EE0000"/>
+                <w:sz w:val="40"/>
+                <w:szCs w:val="40"/>
+                <w:lang w:val="it-IT"/>
+              </w:rPr>
+              <w:t>mÉ</w:t>
+            </w:r>
+            <w:r>
+              <w:rPr>
+                <w:rFonts w:ascii="BRH Malayalam Extra" w:hAnsi="BRH Malayalam Extra" w:cs="BRH Devanagari Extra"/>
+                <w:b/>
+                <w:color w:val="EE0000"/>
+                <w:sz w:val="32"/>
+                <w:szCs w:val="40"/>
+                <w:lang w:val="it-IT"/>
+              </w:rPr>
+              <w:t>–</w:t>
+            </w:r>
+            <w:r>
+              <w:rPr>
+                <w:rFonts w:ascii="BRH Devanagari Extra" w:hAnsi="BRH Devanagari Extra" w:cs="BRH Devanagari Extra"/>
+                <w:color w:val="EE0000"/>
+                <w:sz w:val="40"/>
+                <w:szCs w:val="40"/>
+                <w:lang w:val="it-IT"/>
+              </w:rPr>
+              <w:t>zÉÔlÉç. ÌuÉ</w:t>
+            </w:r>
+            <w:r>
+              <w:rPr>
+                <w:rFonts w:ascii="BRH Malayalam Extra" w:hAnsi="BRH Malayalam Extra" w:cs="BRH Devanagari Extra"/>
+                <w:b/>
+                <w:color w:val="EE0000"/>
+                <w:sz w:val="32"/>
+                <w:szCs w:val="40"/>
+                <w:lang w:val="it-IT"/>
+              </w:rPr>
+              <w:t>–</w:t>
+            </w:r>
+            <w:r>
+              <w:rPr>
+                <w:rFonts w:ascii="BRH Devanagari Extra" w:hAnsi="BRH Devanagari Extra" w:cs="BRH Devanagari Extra"/>
+                <w:color w:val="EE0000"/>
+                <w:sz w:val="40"/>
+                <w:szCs w:val="40"/>
+                <w:highlight w:val="yellow"/>
+                <w:lang w:val="it-IT"/>
+              </w:rPr>
+              <w:t>i</w:t>
+            </w:r>
+            <w:r>
+              <w:rPr>
+                <w:rFonts w:ascii="BRH Devanagari Extra" w:hAnsi="BRH Devanagari Extra" w:cs="BRH Devanagari Extra"/>
+                <w:color w:val="EE0000"/>
+                <w:sz w:val="40"/>
+                <w:szCs w:val="40"/>
+                <w:lang w:val="it-IT"/>
+              </w:rPr>
+              <w:t>uÉÉ | ÌuÉ</w:t>
+            </w:r>
+            <w:r>
+              <w:rPr>
+                <w:rFonts w:ascii="BRH Malayalam Extra" w:hAnsi="BRH Malayalam Extra" w:cs="BRH Devanagari Extra"/>
+                <w:b/>
+                <w:color w:val="EE0000"/>
+                <w:sz w:val="32"/>
+                <w:szCs w:val="40"/>
+                <w:lang w:val="it-IT"/>
+              </w:rPr>
+              <w:t>–</w:t>
+            </w:r>
+            <w:r>
+              <w:rPr>
+                <w:rFonts w:ascii="BRH Devanagari Extra" w:hAnsi="BRH Devanagari Extra" w:cs="BRH Devanagari Extra"/>
+                <w:color w:val="EE0000"/>
+                <w:sz w:val="40"/>
+                <w:szCs w:val="40"/>
+                <w:highlight w:val="yellow"/>
+                <w:lang w:val="it-IT"/>
+              </w:rPr>
+              <w:t>i</w:t>
+            </w:r>
+            <w:r>
+              <w:rPr>
+                <w:rFonts w:ascii="BRH Devanagari Extra" w:hAnsi="BRH Devanagari Extra" w:cs="BRH Devanagari Extra"/>
+                <w:color w:val="EE0000"/>
+                <w:sz w:val="40"/>
+                <w:szCs w:val="40"/>
+                <w:lang w:val="it-IT"/>
+              </w:rPr>
+              <w:t>uÉÉ MüÉqÉÉlÉçþ |</w:t>
+            </w:r>
+          </w:p>
+        </w:tc>
+        <w:tc>
+          <w:tcPr>
+            <w:tcW w:w="5103" w:type="dxa"/>
+            <w:tcBorders>
+              <w:top w:val="single" w:sz="4" w:space="0" w:color="000000"/>
+              <w:left w:val="single" w:sz="4" w:space="0" w:color="000000"/>
+              <w:bottom w:val="single" w:sz="4" w:space="0" w:color="000000"/>
+              <w:right w:val="single" w:sz="4" w:space="0" w:color="000000"/>
+            </w:tcBorders>
+          </w:tcPr>
+          <w:p>
+            <w:pPr>
+              <w:autoSpaceDE w:val="0"/>
+              <w:autoSpaceDN w:val="0"/>
+              <w:adjustRightInd w:val="0"/>
+              <w:spacing w:before="0" w:line="240" w:lineRule="auto"/>
+              <w:rPr>
+                <w:rFonts w:ascii="BRH Malayalam Extra" w:hAnsi="BRH Malayalam Extra" w:cs="BRH Malayalam Extra"/>
+                <w:color w:val="EE0000"/>
+                <w:sz w:val="40"/>
+                <w:szCs w:val="40"/>
+                <w:lang w:val="it-IT"/>
+              </w:rPr>
+            </w:pPr>
+            <w:r>
+              <w:rPr>
+                <w:rFonts w:ascii="BRH Devanagari Extra" w:hAnsi="BRH Devanagari Extra" w:cs="BRH Devanagari Extra"/>
+                <w:color w:val="EE0000"/>
+                <w:sz w:val="40"/>
+                <w:szCs w:val="40"/>
+                <w:lang w:val="it-IT"/>
+              </w:rPr>
+              <w:t>ÌuÉ</w:t>
+            </w:r>
+            <w:r>
+              <w:rPr>
+                <w:rFonts w:ascii="BRH Malayalam Extra" w:hAnsi="BRH Malayalam Extra" w:cs="BRH Devanagari Extra"/>
+                <w:b/>
+                <w:color w:val="EE0000"/>
+                <w:sz w:val="32"/>
+                <w:szCs w:val="40"/>
+                <w:lang w:val="it-IT"/>
+              </w:rPr>
+              <w:t>–</w:t>
+            </w:r>
+            <w:r>
+              <w:rPr>
+                <w:rFonts w:ascii="BRH Devanagari Extra" w:hAnsi="BRH Devanagari Extra" w:cs="BRH Devanagari Extra"/>
+                <w:color w:val="EE0000"/>
+                <w:sz w:val="40"/>
+                <w:szCs w:val="40"/>
+                <w:highlight w:val="green"/>
+                <w:lang w:val="it-IT"/>
+              </w:rPr>
+              <w:t>¨u</w:t>
+            </w:r>
+            <w:r>
+              <w:rPr>
+                <w:rFonts w:ascii="BRH Devanagari Extra" w:hAnsi="BRH Devanagari Extra" w:cs="BRH Devanagari Extra"/>
+                <w:color w:val="EE0000"/>
+                <w:sz w:val="40"/>
+                <w:szCs w:val="40"/>
+                <w:lang w:val="it-IT"/>
+              </w:rPr>
+              <w:t>ÉÉ | ÌuÉ</w:t>
+            </w:r>
+            <w:r>
+              <w:rPr>
+                <w:rFonts w:ascii="BRH Malayalam Extra" w:hAnsi="BRH Malayalam Extra" w:cs="BRH Devanagari Extra"/>
+                <w:b/>
+                <w:color w:val="EE0000"/>
+                <w:sz w:val="32"/>
+                <w:szCs w:val="40"/>
+                <w:lang w:val="it-IT"/>
+              </w:rPr>
+              <w:t>–</w:t>
+            </w:r>
+            <w:r>
+              <w:rPr>
+                <w:rFonts w:ascii="BRH Devanagari Extra" w:hAnsi="BRH Devanagari Extra" w:cs="BRH Devanagari Extra"/>
+                <w:color w:val="EE0000"/>
+                <w:sz w:val="40"/>
+                <w:szCs w:val="40"/>
+                <w:highlight w:val="green"/>
+                <w:lang w:val="it-IT"/>
+              </w:rPr>
+              <w:t>¨</w:t>
+            </w:r>
+            <w:r>
+              <w:rPr>
+                <w:rFonts w:ascii="BRH Devanagari Extra" w:hAnsi="BRH Devanagari Extra" w:cs="BRH Devanagari Extra"/>
+                <w:color w:val="EE0000"/>
+                <w:sz w:val="40"/>
+                <w:szCs w:val="40"/>
+                <w:lang w:val="it-IT"/>
+              </w:rPr>
+              <w:t>uÉÉ MüÉqÉÉlÉçþ | (</w:t>
+            </w:r>
+            <w:r>
+              <w:rPr>
+                <w:rFonts w:cs="Arial"/>
+                <w:color w:val="EE0000"/>
+                <w:sz w:val="36"/>
+                <w:szCs w:val="36"/>
+                <w:lang w:val="it-IT"/>
+              </w:rPr>
+              <w:t>ttvA</w:t>
+            </w:r>
+            <w:r>
+              <w:rPr>
+                <w:rFonts w:ascii="BRH Devanagari Extra" w:hAnsi="BRH Devanagari Extra" w:cs="BRH Devanagari Extra"/>
+                <w:color w:val="EE0000"/>
+                <w:sz w:val="40"/>
+                <w:szCs w:val="40"/>
+                <w:lang w:val="it-IT"/>
+              </w:rPr>
+              <w:t>)</w:t>
+            </w:r>
+          </w:p>
+        </w:tc>
+      </w:tr>
+      <w:tr>
+        <w:trPr>
+          <w:trHeight w:val="1105"/>
+        </w:trPr>
+        <w:tc>
+          <w:tcPr>
+            <w:tcW w:w="3764" w:type="dxa"/>
+            <w:tcBorders>
+              <w:top w:val="single" w:sz="4" w:space="0" w:color="000000"/>
+              <w:left w:val="single" w:sz="4" w:space="0" w:color="000000"/>
+              <w:bottom w:val="single" w:sz="4" w:space="0" w:color="000000"/>
+              <w:right w:val="single" w:sz="4" w:space="0" w:color="000000"/>
+            </w:tcBorders>
+          </w:tcPr>
+          <w:p>
+            <w:pPr>
+              <w:widowControl w:val="0"/>
+              <w:tabs>
+                <w:tab w:val="left" w:pos="993"/>
+              </w:tabs>
+              <w:autoSpaceDE w:val="0"/>
+              <w:autoSpaceDN w:val="0"/>
+              <w:adjustRightInd w:val="0"/>
+              <w:spacing w:before="0" w:line="240" w:lineRule="auto"/>
+              <w:rPr>
+                <w:rFonts w:eastAsia="Times New Roman" w:cs="Arial"/>
+                <w:b/>
+                <w:color w:val="EE0000"/>
+                <w:sz w:val="32"/>
+                <w:szCs w:val="32"/>
+                <w:lang w:val="it-IT" w:eastAsia="en-IN" w:bidi="ml-IN"/>
+              </w:rPr>
+            </w:pPr>
+          </w:p>
+        </w:tc>
+        <w:tc>
+          <w:tcPr>
+            <w:tcW w:w="5102" w:type="dxa"/>
+            <w:tcBorders>
+              <w:top w:val="single" w:sz="4" w:space="0" w:color="000000"/>
+              <w:left w:val="single" w:sz="4" w:space="0" w:color="000000"/>
+              <w:bottom w:val="single" w:sz="4" w:space="0" w:color="000000"/>
+              <w:right w:val="single" w:sz="4" w:space="0" w:color="000000"/>
+            </w:tcBorders>
+          </w:tcPr>
+          <w:p>
+            <w:pPr>
+              <w:widowControl w:val="0"/>
+              <w:autoSpaceDE w:val="0"/>
+              <w:autoSpaceDN w:val="0"/>
+              <w:adjustRightInd w:val="0"/>
+              <w:spacing w:line="252" w:lineRule="auto"/>
+              <w:ind w:right="-165"/>
+              <w:rPr>
+                <w:rFonts w:ascii="BRH Devanagari Extra" w:hAnsi="BRH Devanagari Extra" w:cs="BRH Devanagari Extra"/>
+                <w:color w:val="EE0000"/>
+                <w:sz w:val="40"/>
+                <w:szCs w:val="40"/>
+                <w:lang w:val="it-IT"/>
+              </w:rPr>
+            </w:pPr>
+          </w:p>
+        </w:tc>
+        <w:tc>
+          <w:tcPr>
+            <w:tcW w:w="5103" w:type="dxa"/>
+            <w:tcBorders>
+              <w:top w:val="single" w:sz="4" w:space="0" w:color="000000"/>
+              <w:left w:val="single" w:sz="4" w:space="0" w:color="000000"/>
+              <w:bottom w:val="single" w:sz="4" w:space="0" w:color="000000"/>
+              <w:right w:val="single" w:sz="4" w:space="0" w:color="000000"/>
+            </w:tcBorders>
+          </w:tcPr>
+          <w:p>
+            <w:pPr>
+              <w:autoSpaceDE w:val="0"/>
+              <w:autoSpaceDN w:val="0"/>
+              <w:adjustRightInd w:val="0"/>
+              <w:spacing w:before="0" w:line="240" w:lineRule="auto"/>
+              <w:rPr>
+                <w:rFonts w:ascii="BRH Devanagari Extra" w:hAnsi="BRH Devanagari Extra" w:cs="BRH Devanagari Extra"/>
+                <w:color w:val="EE0000"/>
+                <w:sz w:val="40"/>
+                <w:szCs w:val="40"/>
+                <w:lang w:val="it-IT"/>
+              </w:rPr>
+            </w:pPr>
+          </w:p>
+        </w:tc>
+      </w:tr>
+      <w:tr>
+        <w:trPr>
+          <w:trHeight w:val="1691"/>
+        </w:trPr>
+        <w:tc>
+          <w:tcPr>
+            <w:tcW w:w="3764" w:type="dxa"/>
+            <w:tcBorders>
+              <w:top w:val="single" w:sz="4" w:space="0" w:color="000000"/>
+              <w:left w:val="single" w:sz="4" w:space="0" w:color="000000"/>
+              <w:bottom w:val="single" w:sz="4" w:space="0" w:color="000000"/>
+              <w:right w:val="single" w:sz="4" w:space="0" w:color="000000"/>
+            </w:tcBorders>
+          </w:tcPr>
+          <w:p>
+            <w:pPr>
+              <w:widowControl w:val="0"/>
+              <w:tabs>
+                <w:tab w:val="left" w:pos="993"/>
+              </w:tabs>
+              <w:autoSpaceDE w:val="0"/>
+              <w:autoSpaceDN w:val="0"/>
+              <w:adjustRightInd w:val="0"/>
+              <w:spacing w:before="0" w:line="240" w:lineRule="auto"/>
+              <w:rPr>
+                <w:rFonts w:eastAsia="Times New Roman" w:cs="Arial"/>
+                <w:b/>
+                <w:sz w:val="32"/>
+                <w:szCs w:val="32"/>
+                <w:lang w:val="en-IN" w:eastAsia="en-IN" w:bidi="ml-IN"/>
+              </w:rPr>
+            </w:pPr>
+            <w:r>
+              <w:rPr>
+                <w:rFonts w:eastAsia="Times New Roman" w:cs="Arial"/>
+                <w:b/>
+                <w:sz w:val="32"/>
+                <w:szCs w:val="32"/>
+                <w:lang w:val="en-IN" w:eastAsia="en-IN" w:bidi="ml-IN"/>
+              </w:rPr>
+              <w:t>T.S.1.5.</w:t>
+            </w:r>
+            <w:r>
+              <w:rPr>
+                <w:rFonts w:eastAsia="Times New Roman" w:cs="Arial"/>
+                <w:b/>
+                <w:sz w:val="32"/>
+                <w:szCs w:val="32"/>
+                <w:lang w:val="en-IN" w:eastAsia="en-IN" w:bidi="ml-IN"/>
+              </w:rPr>
+              <w:t>11.2</w:t>
+            </w:r>
+            <w:r>
+              <w:rPr>
+                <w:rFonts w:eastAsia="Times New Roman" w:cs="Arial"/>
+                <w:b/>
+                <w:sz w:val="32"/>
+                <w:szCs w:val="32"/>
+                <w:lang w:val="en-IN" w:eastAsia="en-IN" w:bidi="ml-IN"/>
+              </w:rPr>
+              <w:t xml:space="preserve"> - Kramam</w:t>
+            </w:r>
+          </w:p>
+          <w:p>
+            <w:pPr>
+              <w:widowControl w:val="0"/>
+              <w:tabs>
+                <w:tab w:val="left" w:pos="993"/>
+              </w:tabs>
+              <w:autoSpaceDE w:val="0"/>
+              <w:autoSpaceDN w:val="0"/>
+              <w:adjustRightInd w:val="0"/>
+              <w:spacing w:before="0" w:line="240" w:lineRule="auto"/>
+              <w:rPr>
+                <w:rFonts w:eastAsia="Times New Roman" w:cs="Arial"/>
+                <w:b/>
+                <w:szCs w:val="24"/>
+                <w:lang w:val="en-IN" w:eastAsia="en-IN" w:bidi="ml-IN"/>
+              </w:rPr>
+            </w:pPr>
+            <w:r>
+              <w:rPr>
+                <w:rFonts w:eastAsia="Times New Roman" w:cs="Arial"/>
+                <w:b/>
+                <w:szCs w:val="24"/>
+                <w:lang w:val="en-IN" w:eastAsia="en-IN" w:bidi="ml-IN"/>
+              </w:rPr>
+              <w:t>Krama Vaakyam No. 46, 47</w:t>
+            </w:r>
+          </w:p>
+          <w:p>
+            <w:pPr>
+              <w:widowControl w:val="0"/>
+              <w:tabs>
+                <w:tab w:val="left" w:pos="993"/>
+              </w:tabs>
+              <w:autoSpaceDE w:val="0"/>
+              <w:autoSpaceDN w:val="0"/>
+              <w:adjustRightInd w:val="0"/>
+              <w:spacing w:before="0" w:line="240" w:lineRule="auto"/>
+              <w:rPr>
+                <w:rFonts w:eastAsia="Times New Roman" w:cs="Arial"/>
+                <w:b/>
+                <w:sz w:val="32"/>
+                <w:szCs w:val="32"/>
+                <w:lang w:val="it-IT" w:eastAsia="en-IN" w:bidi="ml-IN"/>
+              </w:rPr>
+            </w:pPr>
+            <w:r>
+              <w:rPr>
+                <w:rFonts w:eastAsia="Times New Roman" w:cs="Arial"/>
+                <w:b/>
+                <w:sz w:val="32"/>
+                <w:szCs w:val="32"/>
+                <w:lang w:val="it-IT" w:eastAsia="en-IN" w:bidi="ml-IN"/>
+              </w:rPr>
+              <w:t xml:space="preserve">Panchaati No. </w:t>
+            </w:r>
+            <w:r>
+              <w:rPr>
+                <w:rFonts w:eastAsia="Times New Roman" w:cs="Arial"/>
+                <w:b/>
+                <w:sz w:val="32"/>
+                <w:szCs w:val="32"/>
+                <w:lang w:val="it-IT" w:eastAsia="en-IN" w:bidi="ml-IN"/>
+              </w:rPr>
+              <w:t>48</w:t>
+            </w:r>
+          </w:p>
+        </w:tc>
+        <w:tc>
+          <w:tcPr>
+            <w:tcW w:w="5102" w:type="dxa"/>
+            <w:tcBorders>
+              <w:top w:val="single" w:sz="4" w:space="0" w:color="000000"/>
+              <w:left w:val="single" w:sz="4" w:space="0" w:color="000000"/>
+              <w:bottom w:val="single" w:sz="4" w:space="0" w:color="000000"/>
+              <w:right w:val="single" w:sz="4" w:space="0" w:color="000000"/>
+            </w:tcBorders>
+          </w:tcPr>
+          <w:p>
+            <w:pPr>
+              <w:widowControl w:val="0"/>
+              <w:autoSpaceDE w:val="0"/>
+              <w:autoSpaceDN w:val="0"/>
+              <w:adjustRightInd w:val="0"/>
+              <w:spacing w:before="0" w:line="240" w:lineRule="auto"/>
+              <w:rPr>
+                <w:rFonts w:ascii="BRH Devanagari Extra" w:hAnsi="BRH Devanagari Extra" w:cs="BRH Devanagari Extra"/>
+                <w:sz w:val="40"/>
+                <w:szCs w:val="40"/>
+                <w:lang w:val="it-IT"/>
+              </w:rPr>
+            </w:pPr>
+            <w:r>
+              <w:rPr>
+                <w:rFonts w:ascii="BRH Devanagari Extra" w:hAnsi="BRH Devanagari Extra" w:cs="BRH Devanagari Extra"/>
+                <w:sz w:val="40"/>
+                <w:szCs w:val="40"/>
+                <w:lang w:val="it-IT"/>
+              </w:rPr>
+              <w:t>qÉ</w:t>
+            </w:r>
+            <w:r>
+              <w:rPr>
+                <w:rFonts w:ascii="BRH Malayalam Extra" w:hAnsi="BRH Malayalam Extra" w:cs="BRH Devanagari Extra"/>
+                <w:b/>
+                <w:sz w:val="32"/>
+                <w:szCs w:val="40"/>
+                <w:lang w:val="it-IT"/>
+              </w:rPr>
+              <w:t>–</w:t>
+            </w:r>
+            <w:r>
+              <w:rPr>
+                <w:rFonts w:ascii="BRH Devanagari Extra" w:hAnsi="BRH Devanagari Extra" w:cs="BRH Devanagari Extra"/>
+                <w:sz w:val="40"/>
+                <w:szCs w:val="40"/>
+                <w:lang w:val="it-IT"/>
+              </w:rPr>
+              <w:t>bÉuÉþjxÉÑ kÉÉ</w:t>
+            </w:r>
+            <w:r>
+              <w:rPr>
+                <w:rFonts w:ascii="BRH Devanagari Extra" w:hAnsi="BRH Devanagari Extra" w:cs="BRH Devanagari Extra"/>
+                <w:sz w:val="40"/>
+                <w:szCs w:val="40"/>
+                <w:highlight w:val="yellow"/>
+                <w:lang w:val="it-IT"/>
+              </w:rPr>
+              <w:t>U</w:t>
+            </w:r>
+            <w:r>
+              <w:rPr>
+                <w:rFonts w:ascii="BRH Malayalam Extra" w:hAnsi="BRH Malayalam Extra" w:cs="BRH Devanagari Extra"/>
+                <w:b/>
+                <w:sz w:val="32"/>
+                <w:szCs w:val="40"/>
+                <w:lang w:val="it-IT"/>
+              </w:rPr>
+              <w:t>–</w:t>
+            </w:r>
+            <w:r>
+              <w:rPr>
+                <w:rFonts w:ascii="BRH Devanagari Extra" w:hAnsi="BRH Devanagari Extra" w:cs="BRH Devanagari Extra"/>
+                <w:sz w:val="40"/>
+                <w:szCs w:val="40"/>
+                <w:lang w:val="it-IT"/>
+              </w:rPr>
+              <w:t xml:space="preserve">rÉ | </w:t>
+            </w:r>
+          </w:p>
+          <w:p>
+            <w:pPr>
+              <w:widowControl w:val="0"/>
+              <w:autoSpaceDE w:val="0"/>
+              <w:autoSpaceDN w:val="0"/>
+              <w:adjustRightInd w:val="0"/>
+              <w:spacing w:before="0" w:line="240" w:lineRule="auto"/>
+              <w:ind w:right="-165"/>
+              <w:rPr>
+                <w:rFonts w:ascii="BRH Malayalam Extra" w:hAnsi="BRH Malayalam Extra" w:cs="BRH Malayalam Extra"/>
+                <w:sz w:val="40"/>
+                <w:szCs w:val="40"/>
+                <w:lang w:val="it-IT"/>
+              </w:rPr>
+            </w:pPr>
+            <w:r>
+              <w:rPr>
+                <w:rFonts w:ascii="BRH Devanagari Extra" w:hAnsi="BRH Devanagari Extra" w:cs="BRH Devanagari Extra"/>
+                <w:sz w:val="40"/>
+                <w:szCs w:val="40"/>
+                <w:lang w:val="it-IT"/>
+              </w:rPr>
+              <w:t>qÉ</w:t>
+            </w:r>
+            <w:r>
+              <w:rPr>
+                <w:rFonts w:ascii="BRH Malayalam Extra" w:hAnsi="BRH Malayalam Extra" w:cs="BRH Devanagari Extra"/>
+                <w:b/>
+                <w:sz w:val="32"/>
+                <w:szCs w:val="40"/>
+                <w:lang w:val="it-IT"/>
+              </w:rPr>
+              <w:t>–</w:t>
+            </w:r>
+            <w:r>
+              <w:rPr>
+                <w:rFonts w:ascii="BRH Devanagari Extra" w:hAnsi="BRH Devanagari Extra" w:cs="BRH Devanagari Extra"/>
+                <w:sz w:val="40"/>
+                <w:szCs w:val="40"/>
+                <w:lang w:val="it-IT"/>
+              </w:rPr>
+              <w:t>bÉuÉ</w:t>
+            </w:r>
+            <w:r>
+              <w:rPr>
+                <w:rFonts w:ascii="BRH Malayalam Extra" w:hAnsi="BRH Malayalam Extra" w:cs="BRH Devanagari Extra"/>
+                <w:b/>
+                <w:sz w:val="32"/>
+                <w:szCs w:val="40"/>
+                <w:lang w:val="it-IT"/>
+              </w:rPr>
+              <w:t>–</w:t>
+            </w:r>
+            <w:r>
+              <w:rPr>
+                <w:rFonts w:ascii="BRH Devanagari Extra" w:hAnsi="BRH Devanagari Extra" w:cs="BRH Devanagari Extra"/>
+                <w:sz w:val="40"/>
+                <w:szCs w:val="40"/>
+                <w:lang w:val="it-IT"/>
+              </w:rPr>
+              <w:t>ÎjxuÉÌiÉþ qÉ</w:t>
+            </w:r>
+            <w:r>
+              <w:rPr>
+                <w:rFonts w:ascii="BRH Malayalam Extra" w:hAnsi="BRH Malayalam Extra" w:cs="BRH Devanagari Extra"/>
+                <w:b/>
+                <w:sz w:val="32"/>
+                <w:szCs w:val="40"/>
+                <w:lang w:val="it-IT"/>
+              </w:rPr>
+              <w:t>–</w:t>
+            </w:r>
+            <w:r>
+              <w:rPr>
+                <w:rFonts w:ascii="BRH Devanagari Extra" w:hAnsi="BRH Devanagari Extra" w:cs="BRH Devanagari Extra"/>
+                <w:sz w:val="40"/>
+                <w:szCs w:val="40"/>
+                <w:lang w:val="it-IT"/>
+              </w:rPr>
+              <w:t xml:space="preserve">bÉuÉþiÉç - </w:t>
+            </w:r>
+            <w:r>
+              <w:rPr>
+                <w:rFonts w:ascii="BRH Devanagari Extra" w:hAnsi="BRH Devanagari Extra" w:cs="BRH Devanagari Extra"/>
+                <w:sz w:val="40"/>
+                <w:szCs w:val="40"/>
+                <w:highlight w:val="yellow"/>
+                <w:lang w:val="it-IT"/>
+              </w:rPr>
+              <w:t>xÉÑ</w:t>
+            </w:r>
+            <w:r>
+              <w:rPr>
+                <w:rFonts w:ascii="BRH Devanagari Extra" w:hAnsi="BRH Devanagari Extra" w:cs="BRH Devanagari Extra"/>
+                <w:sz w:val="40"/>
+                <w:szCs w:val="40"/>
+                <w:lang w:val="it-IT"/>
+              </w:rPr>
+              <w:t xml:space="preserve"> |</w:t>
+            </w:r>
+          </w:p>
+        </w:tc>
+        <w:tc>
+          <w:tcPr>
+            <w:tcW w:w="5103" w:type="dxa"/>
+            <w:tcBorders>
+              <w:top w:val="single" w:sz="4" w:space="0" w:color="000000"/>
+              <w:left w:val="single" w:sz="4" w:space="0" w:color="000000"/>
+              <w:bottom w:val="single" w:sz="4" w:space="0" w:color="000000"/>
+              <w:right w:val="single" w:sz="4" w:space="0" w:color="000000"/>
+            </w:tcBorders>
+          </w:tcPr>
+          <w:p>
+            <w:pPr>
+              <w:widowControl w:val="0"/>
+              <w:autoSpaceDE w:val="0"/>
+              <w:autoSpaceDN w:val="0"/>
+              <w:adjustRightInd w:val="0"/>
+              <w:spacing w:before="0" w:line="240" w:lineRule="auto"/>
               <w:rPr>
                 <w:rFonts w:ascii="BRH Devanagari Extra" w:hAnsi="BRH Devanagari Extra" w:cs="BRH Devanagari Extra"/>
                 <w:sz w:val="40"/>
@@ -2395,6 +3689,7 @@
                 <w:szCs w:val="32"/>
                 <w:lang w:val="en-IN" w:eastAsia="en-IN" w:bidi="ml-IN"/>
               </w:rPr>
+              <w:lastRenderedPageBreak/>
               <w:t>T.S.1.5.</w:t>
             </w:r>
             <w:r>
@@ -3697,7 +4992,6 @@
                 <w:szCs w:val="32"/>
                 <w:lang w:val="en-IN" w:eastAsia="en-IN" w:bidi="ml-IN"/>
               </w:rPr>
-              <w:lastRenderedPageBreak/>
               <w:t>T.S.1.5.</w:t>
             </w:r>
             <w:r>
@@ -4685,6 +5979,7 @@
           <w:szCs w:val="32"/>
           <w:u w:val="single"/>
         </w:rPr>
+        <w:lastRenderedPageBreak/>
         <w:t xml:space="preserve">TS </w:t>
       </w:r>
       <w:r>
@@ -5885,7 +7180,6 @@
                 <w:szCs w:val="32"/>
                 <w:lang w:val="en-IN" w:eastAsia="en-IN" w:bidi="ml-IN"/>
               </w:rPr>
-              <w:lastRenderedPageBreak/>
               <w:t>T.S.1.5.</w:t>
             </w:r>
             <w:r>
@@ -6963,6 +8257,7 @@
           <w:szCs w:val="32"/>
           <w:u w:val="single"/>
         </w:rPr>
+        <w:lastRenderedPageBreak/>
         <w:t xml:space="preserve">TS </w:t>
       </w:r>
       <w:r>
@@ -7616,7 +8911,6 @@
                 <w:szCs w:val="32"/>
                 <w:lang w:val="en-IN" w:eastAsia="en-IN" w:bidi="ml-IN"/>
               </w:rPr>
-              <w:lastRenderedPageBreak/>
               <w:t>T.S.1.5.2.4 - Kramam</w:t>
             </w:r>
           </w:p>
@@ -9009,6 +10303,7 @@
                 <w:szCs w:val="32"/>
                 <w:lang w:val="en-IN" w:eastAsia="en-IN" w:bidi="ml-IN"/>
               </w:rPr>
+              <w:lastRenderedPageBreak/>
               <w:t>T.S.1.5.8.5 - Kramam</w:t>
             </w:r>
           </w:p>
@@ -9905,7 +11200,6 @@
                 <w:szCs w:val="32"/>
                 <w:lang w:val="en-IN" w:eastAsia="en-IN" w:bidi="ml-IN"/>
               </w:rPr>
-              <w:lastRenderedPageBreak/>
               <w:t>T.S.1.5.10.1 - Kramam</w:t>
             </w:r>
           </w:p>
@@ -10223,23 +11517,7 @@
                 <w:b/>
                 <w:bCs/>
               </w:rPr>
-              <w:t>“</w:t>
-            </w:r>
-            <w:proofErr w:type="gramStart"/>
-            <w:r>
-              <w:rPr>
-                <w:b/>
-                <w:bCs/>
-              </w:rPr>
-              <w:t>e”not</w:t>
-            </w:r>
-            <w:proofErr w:type="gramEnd"/>
-            <w:r>
-              <w:rPr>
-                <w:b/>
-                <w:bCs/>
-              </w:rPr>
-              <w:t xml:space="preserve"> “ai”</w:t>
+              <w:t>“e”not “ai”</w:t>
             </w:r>
             <w:r>
               <w:rPr>
@@ -11134,16 +12412,7 @@
           <w:bCs/>
           <w:sz w:val="32"/>
         </w:rPr>
-        <w:t xml:space="preserve">replaced </w:t>
-      </w:r>
-      <w:proofErr w:type="gramStart"/>
-      <w:r>
-        <w:rPr>
-          <w:b/>
-          <w:bCs/>
-          <w:sz w:val="32"/>
-        </w:rPr>
-        <w:t>with</w:t>
+        <w:t>replaced with</w:t>
       </w:r>
       <w:r>
         <w:rPr>
@@ -11165,7 +12434,6 @@
         </w:rPr>
         <w:t>"</w:t>
       </w:r>
-      <w:proofErr w:type="gramEnd"/>
       <w:r>
         <w:rPr>
           <w:rFonts w:ascii="BRH Devanagari" w:hAnsi="BRH Devanagari" w:cs="BRH Devanagari"/>
@@ -11237,6 +12505,7 @@
           <w:szCs w:val="32"/>
           <w:u w:val="single"/>
         </w:rPr>
+        <w:lastRenderedPageBreak/>
         <w:t xml:space="preserve">TS </w:t>
       </w:r>
       <w:r>
@@ -11792,7 +13061,6 @@
                 <w:szCs w:val="32"/>
                 <w:lang w:val="en-IN" w:eastAsia="en-IN" w:bidi="ml-IN"/>
               </w:rPr>
-              <w:lastRenderedPageBreak/>
               <w:t>T.S.1.5.2.1</w:t>
             </w:r>
             <w:r>
@@ -13185,6 +14453,7 @@
                 <w:szCs w:val="32"/>
                 <w:lang w:val="en-IN" w:eastAsia="en-IN" w:bidi="ml-IN"/>
               </w:rPr>
+              <w:lastRenderedPageBreak/>
               <w:t>T.S.1.5.4.1</w:t>
             </w:r>
             <w:r>
@@ -13676,7 +14945,6 @@
               </w:rPr>
               <w:t>–</w:t>
             </w:r>
-            <w:proofErr w:type="gramStart"/>
             <w:r>
               <w:rPr>
                 <w:rFonts w:ascii="BRH Devanagari Extra" w:hAnsi="BRH Devanagari Extra" w:cs="BRH Devanagari Extra"/>
@@ -13704,7 +14972,6 @@
               </w:rPr>
               <w:t xml:space="preserve"> |</w:t>
             </w:r>
-            <w:proofErr w:type="gramEnd"/>
             <w:r>
               <w:rPr>
                 <w:rFonts w:ascii="BRH Malayalam Extra" w:hAnsi="BRH Malayalam Extra" w:cs="BRH Malayalam Extra"/>
@@ -13841,7 +15108,6 @@
               </w:rPr>
               <w:t>–</w:t>
             </w:r>
-            <w:proofErr w:type="gramStart"/>
             <w:r>
               <w:rPr>
                 <w:rFonts w:ascii="BRH Devanagari Extra" w:hAnsi="BRH Devanagari Extra" w:cs="BRH Devanagari Extra"/>
@@ -13851,7 +15117,6 @@
               </w:rPr>
               <w:t>uÉ  |</w:t>
             </w:r>
-            <w:proofErr w:type="gramEnd"/>
           </w:p>
         </w:tc>
       </w:tr>
@@ -14166,7 +15431,6 @@
                 <w:szCs w:val="32"/>
                 <w:lang w:val="en-IN" w:eastAsia="en-IN" w:bidi="ml-IN"/>
               </w:rPr>
-              <w:lastRenderedPageBreak/>
               <w:t>T.S.1.5.7.4</w:t>
             </w:r>
             <w:r>
@@ -15054,6 +16318,7 @@
                 <w:sz w:val="40"/>
                 <w:szCs w:val="40"/>
               </w:rPr>
+              <w:lastRenderedPageBreak/>
               <w:t>xrÉÉå</w:t>
             </w:r>
             <w:r>
@@ -15193,9 +16458,9 @@
                 <w:szCs w:val="28"/>
                 <w:lang w:bidi="ml-IN"/>
               </w:rPr>
-              <w:t>(</w:t>
-            </w:r>
-            <w:proofErr w:type="gramStart"/>
+              <w:lastRenderedPageBreak/>
+              <w:t>(tri kramam</w:t>
+            </w:r>
             <w:r>
               <w:rPr>
                 <w:rFonts w:cs="Arial"/>
@@ -15204,9 +16469,8 @@
                 <w:szCs w:val="28"/>
                 <w:lang w:bidi="ml-IN"/>
               </w:rPr>
-              <w:t>tri</w:t>
-            </w:r>
-            <w:proofErr w:type="gramEnd"/>
+              <w:t xml:space="preserve"> indicat</w:t>
+            </w:r>
             <w:r>
               <w:rPr>
                 <w:rFonts w:cs="Arial"/>
@@ -15215,7 +16479,7 @@
                 <w:szCs w:val="28"/>
                 <w:lang w:bidi="ml-IN"/>
               </w:rPr>
-              <w:t xml:space="preserve"> kramam</w:t>
+              <w:t xml:space="preserve">ion not given/missed </w:t>
             </w:r>
             <w:r>
               <w:rPr>
@@ -15225,7 +16489,8 @@
                 <w:szCs w:val="28"/>
                 <w:lang w:bidi="ml-IN"/>
               </w:rPr>
-              <w:t xml:space="preserve"> indicat</w:t>
+              <w:br/>
+              <w:t xml:space="preserve">add </w:t>
             </w:r>
             <w:r>
               <w:rPr>
@@ -15235,37 +16500,6 @@
                 <w:szCs w:val="28"/>
                 <w:lang w:bidi="ml-IN"/>
               </w:rPr>
-              <w:t xml:space="preserve">ion not given/missed </w:t>
-            </w:r>
-            <w:r>
-              <w:rPr>
-                <w:rFonts w:cs="Arial"/>
-                <w:color w:val="000000"/>
-                <w:sz w:val="28"/>
-                <w:szCs w:val="28"/>
-                <w:lang w:bidi="ml-IN"/>
-              </w:rPr>
-              <w:br/>
-            </w:r>
-            <w:proofErr w:type="gramStart"/>
-            <w:r>
-              <w:rPr>
-                <w:rFonts w:cs="Arial"/>
-                <w:color w:val="000000"/>
-                <w:sz w:val="28"/>
-                <w:szCs w:val="28"/>
-                <w:lang w:bidi="ml-IN"/>
-              </w:rPr>
-              <w:t xml:space="preserve">add </w:t>
-            </w:r>
-            <w:r>
-              <w:rPr>
-                <w:rFonts w:cs="Arial"/>
-                <w:color w:val="000000"/>
-                <w:sz w:val="28"/>
-                <w:szCs w:val="28"/>
-                <w:lang w:bidi="ml-IN"/>
-              </w:rPr>
               <w:t xml:space="preserve"> </w:t>
             </w:r>
             <w:r>
@@ -15286,18 +16520,7 @@
                 <w:szCs w:val="40"/>
                 <w:highlight w:val="yellow"/>
               </w:rPr>
-              <w:t>É</w:t>
-            </w:r>
-            <w:proofErr w:type="gramEnd"/>
-            <w:r>
-              <w:rPr>
-                <w:rFonts w:ascii="BRH Devanagari Extra" w:hAnsi="BRH Devanagari Extra" w:cs="BRH Devanagari Extra"/>
-                <w:color w:val="000000"/>
-                <w:sz w:val="40"/>
-                <w:szCs w:val="40"/>
-                <w:highlight w:val="yellow"/>
-              </w:rPr>
-              <w:t xml:space="preserve"> </w:t>
+              <w:t xml:space="preserve">É </w:t>
             </w:r>
             <w:r>
               <w:rPr>
@@ -15349,6 +16572,7 @@
                 <w:sz w:val="32"/>
                 <w:szCs w:val="36"/>
               </w:rPr>
+              <w:lastRenderedPageBreak/>
               <w:t>1.5.11.1</w:t>
             </w:r>
           </w:p>

--- a/TS-Kramam/TS-1.5/TS 1.5 Sanskrit Krama Paatam Corrections.docx
+++ b/TS-Kramam/TS-1.5/TS 1.5 Sanskrit Krama Paatam Corrections.docx
@@ -91,7 +91,27 @@
           <w:szCs w:val="32"/>
           <w:u w:val="single"/>
         </w:rPr>
-        <w:t>31st Jan 2026</w:t>
+        <w:t xml:space="preserve">31st </w:t>
+      </w:r>
+      <w:r>
+        <w:rPr>
+          <w:b/>
+          <w:bCs/>
+          <w:sz w:val="32"/>
+          <w:szCs w:val="32"/>
+          <w:u w:val="single"/>
+        </w:rPr>
+        <w:t>May</w:t>
+      </w:r>
+      <w:r>
+        <w:rPr>
+          <w:b/>
+          <w:bCs/>
+          <w:sz w:val="32"/>
+          <w:szCs w:val="32"/>
+          <w:u w:val="single"/>
+        </w:rPr>
+        <w:t xml:space="preserve"> 2026</w:t>
       </w:r>
     </w:p>
     <w:p>
@@ -255,27 +275,7 @@
                 <w:szCs w:val="32"/>
                 <w:lang w:val="en-IN" w:eastAsia="en-IN" w:bidi="ml-IN"/>
               </w:rPr>
-              <w:t>T.S.1.5.</w:t>
-            </w:r>
-            <w:r>
-              <w:rPr>
-                <w:rFonts w:eastAsia="Times New Roman" w:cs="Arial"/>
-                <w:b/>
-                <w:sz w:val="32"/>
-                <w:szCs w:val="32"/>
-                <w:lang w:val="en-IN" w:eastAsia="en-IN" w:bidi="ml-IN"/>
-              </w:rPr>
-              <w:t>1.3</w:t>
-            </w:r>
-            <w:r>
-              <w:rPr>
-                <w:rFonts w:eastAsia="Times New Roman" w:cs="Arial"/>
-                <w:b/>
-                <w:sz w:val="32"/>
-                <w:szCs w:val="32"/>
-                <w:lang w:val="en-IN" w:eastAsia="en-IN" w:bidi="ml-IN"/>
-              </w:rPr>
-              <w:t xml:space="preserve"> - Kramam</w:t>
+              <w:t>T.S.1.5.1.3 - Kramam</w:t>
             </w:r>
           </w:p>
           <w:p>
@@ -492,7 +492,6 @@
               <w:rPr>
                 <w:rFonts w:eastAsia="Times New Roman" w:cs="Arial"/>
                 <w:b/>
-                <w:color w:val="EE0000"/>
                 <w:sz w:val="32"/>
                 <w:szCs w:val="32"/>
                 <w:lang w:val="en-IN" w:eastAsia="en-IN" w:bidi="ml-IN"/>
@@ -502,7 +501,6 @@
               <w:rPr>
                 <w:rFonts w:eastAsia="Times New Roman" w:cs="Arial"/>
                 <w:b/>
-                <w:color w:val="EE0000"/>
                 <w:sz w:val="32"/>
                 <w:szCs w:val="32"/>
                 <w:lang w:val="en-IN" w:eastAsia="en-IN" w:bidi="ml-IN"/>
@@ -521,7 +519,6 @@
                 <w:rFonts w:cs="Arial"/>
                 <w:b/>
                 <w:bCs/>
-                <w:color w:val="EE0000"/>
                 <w:sz w:val="28"/>
                 <w:szCs w:val="36"/>
                 <w:lang w:val="en-IN" w:bidi="ml-IN"/>
@@ -532,7 +529,6 @@
                 <w:rFonts w:cs="Arial"/>
                 <w:b/>
                 <w:bCs/>
-                <w:color w:val="EE0000"/>
                 <w:sz w:val="28"/>
                 <w:szCs w:val="36"/>
                 <w:lang w:val="en-IN" w:bidi="ml-IN"/>
@@ -553,7 +549,6 @@
               <w:rPr>
                 <w:rFonts w:eastAsia="Times New Roman" w:cs="Arial"/>
                 <w:b/>
-                <w:color w:val="EE0000"/>
                 <w:sz w:val="32"/>
                 <w:szCs w:val="32"/>
                 <w:lang w:val="it-IT" w:eastAsia="en-IN" w:bidi="ml-IN"/>
@@ -564,7 +559,6 @@
                 <w:rFonts w:cs="Arial"/>
                 <w:b/>
                 <w:bCs/>
-                <w:color w:val="EE0000"/>
                 <w:sz w:val="28"/>
                 <w:szCs w:val="36"/>
                 <w:lang w:val="it-IT" w:bidi="ml-IN"/>
@@ -592,7 +586,6 @@
               <w:spacing w:before="0" w:line="240" w:lineRule="auto"/>
               <w:rPr>
                 <w:rFonts w:ascii="BRH Devanagari Extra" w:hAnsi="BRH Devanagari Extra" w:cs="BRH Devanagari Extra"/>
-                <w:color w:val="EE0000"/>
                 <w:sz w:val="40"/>
                 <w:szCs w:val="40"/>
                 <w:lang w:val="it-IT"/>
@@ -601,7 +594,6 @@
             <w:r>
               <w:rPr>
                 <w:rFonts w:ascii="BRH Devanagari Extra" w:hAnsi="BRH Devanagari Extra" w:cs="BRH Devanagari Extra"/>
-                <w:color w:val="EE0000"/>
                 <w:sz w:val="40"/>
                 <w:szCs w:val="40"/>
                 <w:lang w:val="it-IT"/>
@@ -612,7 +604,6 @@
               <w:rPr>
                 <w:rFonts w:ascii="BRH Malayalam Extra" w:hAnsi="BRH Malayalam Extra" w:cs="BRH Devanagari Extra"/>
                 <w:b/>
-                <w:color w:val="EE0000"/>
                 <w:sz w:val="32"/>
                 <w:szCs w:val="40"/>
                 <w:lang w:val="it-IT"/>
@@ -622,7 +613,6 @@
             <w:r>
               <w:rPr>
                 <w:rFonts w:ascii="BRH Devanagari Extra" w:hAnsi="BRH Devanagari Extra" w:cs="BRH Devanagari Extra"/>
-                <w:color w:val="EE0000"/>
                 <w:sz w:val="40"/>
                 <w:szCs w:val="40"/>
                 <w:lang w:val="it-IT"/>
@@ -639,7 +629,6 @@
               <w:spacing w:before="0" w:line="240" w:lineRule="auto"/>
               <w:rPr>
                 <w:rFonts w:ascii="BRH Malayalam Extra" w:hAnsi="BRH Malayalam Extra" w:cs="BRH Malayalam Extra"/>
-                <w:color w:val="EE0000"/>
                 <w:sz w:val="40"/>
                 <w:szCs w:val="40"/>
                 <w:lang w:val="it-IT"/>
@@ -648,7 +637,6 @@
             <w:r>
               <w:rPr>
                 <w:rFonts w:ascii="BRH Devanagari Extra" w:hAnsi="BRH Devanagari Extra" w:cs="BRH Devanagari Extra"/>
-                <w:color w:val="EE0000"/>
                 <w:sz w:val="40"/>
                 <w:szCs w:val="40"/>
                 <w:lang w:val="it-IT"/>
@@ -659,7 +647,6 @@
               <w:rPr>
                 <w:rFonts w:ascii="BRH Malayalam Extra" w:hAnsi="BRH Malayalam Extra" w:cs="BRH Devanagari Extra"/>
                 <w:b/>
-                <w:color w:val="EE0000"/>
                 <w:sz w:val="32"/>
                 <w:szCs w:val="40"/>
                 <w:lang w:val="it-IT"/>
@@ -669,7 +656,6 @@
             <w:r>
               <w:rPr>
                 <w:rFonts w:ascii="BRH Devanagari Extra" w:hAnsi="BRH Devanagari Extra" w:cs="BRH Devanagari Extra"/>
-                <w:color w:val="EE0000"/>
                 <w:sz w:val="40"/>
                 <w:szCs w:val="40"/>
                 <w:lang w:val="it-IT"/>
@@ -680,7 +666,6 @@
               <w:rPr>
                 <w:rFonts w:ascii="BRH Malayalam Extra" w:hAnsi="BRH Malayalam Extra" w:cs="BRH Devanagari Extra"/>
                 <w:b/>
-                <w:color w:val="EE0000"/>
                 <w:sz w:val="32"/>
                 <w:szCs w:val="40"/>
                 <w:lang w:val="it-IT"/>
@@ -690,7 +675,6 @@
             <w:r>
               <w:rPr>
                 <w:rFonts w:ascii="BRH Devanagari Extra" w:hAnsi="BRH Devanagari Extra" w:cs="BRH Devanagari Extra"/>
-                <w:color w:val="EE0000"/>
                 <w:sz w:val="40"/>
                 <w:szCs w:val="40"/>
                 <w:lang w:val="it-IT"/>
@@ -700,7 +684,6 @@
             <w:r>
               <w:rPr>
                 <w:rFonts w:ascii="BRH Devanagari Extra" w:hAnsi="BRH Devanagari Extra" w:cs="BRH Devanagari Extra"/>
-                <w:color w:val="EE0000"/>
                 <w:sz w:val="40"/>
                 <w:szCs w:val="40"/>
                 <w:highlight w:val="yellow"/>
@@ -711,7 +694,6 @@
             <w:r>
               <w:rPr>
                 <w:rFonts w:ascii="BRH Devanagari Extra" w:hAnsi="BRH Devanagari Extra" w:cs="BRH Devanagari Extra"/>
-                <w:color w:val="EE0000"/>
                 <w:sz w:val="40"/>
                 <w:szCs w:val="40"/>
                 <w:lang w:val="it-IT"/>
@@ -738,7 +720,6 @@
               <w:spacing w:before="0" w:line="240" w:lineRule="auto"/>
               <w:rPr>
                 <w:rFonts w:ascii="BRH Devanagari Extra" w:hAnsi="BRH Devanagari Extra" w:cs="BRH Devanagari Extra"/>
-                <w:color w:val="EE0000"/>
                 <w:sz w:val="40"/>
                 <w:szCs w:val="40"/>
                 <w:lang w:val="it-IT"/>
@@ -747,7 +728,6 @@
             <w:r>
               <w:rPr>
                 <w:rFonts w:ascii="BRH Devanagari Extra" w:hAnsi="BRH Devanagari Extra" w:cs="BRH Devanagari Extra"/>
-                <w:color w:val="EE0000"/>
                 <w:sz w:val="40"/>
                 <w:szCs w:val="40"/>
                 <w:lang w:val="it-IT"/>
@@ -758,7 +738,6 @@
               <w:rPr>
                 <w:rFonts w:ascii="BRH Malayalam Extra" w:hAnsi="BRH Malayalam Extra" w:cs="BRH Devanagari Extra"/>
                 <w:b/>
-                <w:color w:val="EE0000"/>
                 <w:sz w:val="32"/>
                 <w:szCs w:val="40"/>
                 <w:lang w:val="it-IT"/>
@@ -768,7 +747,6 @@
             <w:r>
               <w:rPr>
                 <w:rFonts w:ascii="BRH Devanagari Extra" w:hAnsi="BRH Devanagari Extra" w:cs="BRH Devanagari Extra"/>
-                <w:color w:val="EE0000"/>
                 <w:sz w:val="40"/>
                 <w:szCs w:val="40"/>
                 <w:lang w:val="it-IT"/>
@@ -784,7 +762,6 @@
               <w:spacing w:before="0" w:line="240" w:lineRule="auto"/>
               <w:rPr>
                 <w:rFonts w:ascii="BRH Malayalam Extra" w:hAnsi="BRH Malayalam Extra" w:cs="BRH Malayalam Extra"/>
-                <w:color w:val="EE0000"/>
                 <w:sz w:val="40"/>
                 <w:szCs w:val="40"/>
                 <w:lang w:val="it-IT"/>
@@ -793,7 +770,6 @@
             <w:r>
               <w:rPr>
                 <w:rFonts w:ascii="BRH Devanagari Extra" w:hAnsi="BRH Devanagari Extra" w:cs="BRH Devanagari Extra"/>
-                <w:color w:val="EE0000"/>
                 <w:sz w:val="40"/>
                 <w:szCs w:val="40"/>
                 <w:lang w:val="it-IT"/>
@@ -804,7 +780,6 @@
               <w:rPr>
                 <w:rFonts w:ascii="BRH Malayalam Extra" w:hAnsi="BRH Malayalam Extra" w:cs="BRH Devanagari Extra"/>
                 <w:b/>
-                <w:color w:val="EE0000"/>
                 <w:sz w:val="32"/>
                 <w:szCs w:val="40"/>
                 <w:lang w:val="it-IT"/>
@@ -814,7 +789,6 @@
             <w:r>
               <w:rPr>
                 <w:rFonts w:ascii="BRH Devanagari Extra" w:hAnsi="BRH Devanagari Extra" w:cs="BRH Devanagari Extra"/>
-                <w:color w:val="EE0000"/>
                 <w:sz w:val="40"/>
                 <w:szCs w:val="40"/>
                 <w:lang w:val="it-IT"/>
@@ -825,7 +799,6 @@
               <w:rPr>
                 <w:rFonts w:ascii="BRH Malayalam Extra" w:hAnsi="BRH Malayalam Extra" w:cs="BRH Devanagari Extra"/>
                 <w:b/>
-                <w:color w:val="EE0000"/>
                 <w:sz w:val="32"/>
                 <w:szCs w:val="40"/>
                 <w:lang w:val="it-IT"/>
@@ -835,7 +808,6 @@
             <w:r>
               <w:rPr>
                 <w:rFonts w:ascii="BRH Devanagari Extra" w:hAnsi="BRH Devanagari Extra" w:cs="BRH Devanagari Extra"/>
-                <w:color w:val="EE0000"/>
                 <w:sz w:val="40"/>
                 <w:szCs w:val="40"/>
                 <w:lang w:val="it-IT"/>
@@ -845,7 +817,6 @@
             <w:r>
               <w:rPr>
                 <w:rFonts w:ascii="BRH Devanagari Extra" w:hAnsi="BRH Devanagari Extra" w:cs="BRH Devanagari Extra"/>
-                <w:color w:val="EE0000"/>
                 <w:sz w:val="40"/>
                 <w:szCs w:val="40"/>
                 <w:highlight w:val="green"/>
@@ -856,7 +827,6 @@
             <w:r>
               <w:rPr>
                 <w:rFonts w:ascii="BRH Devanagari Extra" w:hAnsi="BRH Devanagari Extra" w:cs="BRH Devanagari Extra"/>
-                <w:color w:val="EE0000"/>
                 <w:sz w:val="40"/>
                 <w:szCs w:val="40"/>
                 <w:lang w:val="it-IT"/>
@@ -907,27 +877,7 @@
                 <w:szCs w:val="32"/>
                 <w:lang w:val="en-IN" w:eastAsia="en-IN" w:bidi="ml-IN"/>
               </w:rPr>
-              <w:t>T.S.1.5.</w:t>
-            </w:r>
-            <w:r>
-              <w:rPr>
-                <w:rFonts w:eastAsia="Times New Roman" w:cs="Arial"/>
-                <w:b/>
-                <w:sz w:val="32"/>
-                <w:szCs w:val="32"/>
-                <w:lang w:val="en-IN" w:eastAsia="en-IN" w:bidi="ml-IN"/>
-              </w:rPr>
-              <w:t>5.2</w:t>
-            </w:r>
-            <w:r>
-              <w:rPr>
-                <w:rFonts w:eastAsia="Times New Roman" w:cs="Arial"/>
-                <w:b/>
-                <w:sz w:val="32"/>
-                <w:szCs w:val="32"/>
-                <w:lang w:val="en-IN" w:eastAsia="en-IN" w:bidi="ml-IN"/>
-              </w:rPr>
-              <w:t xml:space="preserve"> - Kramam</w:t>
+              <w:t>T.S.1.5.5.2 - Kramam</w:t>
             </w:r>
           </w:p>
           <w:p>
@@ -985,18 +935,7 @@
                 <w:szCs w:val="36"/>
                 <w:lang w:val="it-IT" w:bidi="ml-IN"/>
               </w:rPr>
-              <w:t xml:space="preserve">Panchaati No. </w:t>
-            </w:r>
-            <w:r>
-              <w:rPr>
-                <w:rFonts w:cs="Arial"/>
-                <w:b/>
-                <w:bCs/>
-                <w:sz w:val="28"/>
-                <w:szCs w:val="36"/>
-                <w:lang w:val="it-IT" w:bidi="ml-IN"/>
-              </w:rPr>
-              <w:t>18</w:t>
+              <w:t>Panchaati No. 18</w:t>
             </w:r>
           </w:p>
         </w:tc>
@@ -1020,7 +959,6 @@
               <w:ind w:right="-165"/>
               <w:rPr>
                 <w:rFonts w:ascii="BRH Malayalam Extra" w:hAnsi="BRH Malayalam Extra" w:cs="BRH Malayalam Extra"/>
-                <w:color w:val="000000" w:themeColor="text1"/>
                 <w:sz w:val="40"/>
                 <w:szCs w:val="40"/>
                 <w:lang w:val="it-IT"/>
@@ -1103,7 +1041,6 @@
               <w:spacing w:before="0" w:line="240" w:lineRule="auto"/>
               <w:rPr>
                 <w:rFonts w:ascii="BRH Malayalam Extra" w:hAnsi="BRH Malayalam Extra" w:cs="BRH Malayalam Extra"/>
-                <w:color w:val="000000" w:themeColor="text1"/>
                 <w:sz w:val="40"/>
                 <w:szCs w:val="40"/>
                 <w:highlight w:val="green"/>
@@ -1207,7 +1144,6 @@
               <w:rPr>
                 <w:rFonts w:eastAsia="Times New Roman" w:cs="Arial"/>
                 <w:b/>
-                <w:color w:val="EE0000"/>
                 <w:sz w:val="32"/>
                 <w:szCs w:val="32"/>
                 <w:lang w:val="en-IN" w:eastAsia="en-IN" w:bidi="ml-IN"/>
@@ -1217,7 +1153,6 @@
               <w:rPr>
                 <w:rFonts w:eastAsia="Times New Roman" w:cs="Arial"/>
                 <w:b/>
-                <w:color w:val="EE0000"/>
                 <w:sz w:val="32"/>
                 <w:szCs w:val="32"/>
                 <w:lang w:val="en-IN" w:eastAsia="en-IN" w:bidi="ml-IN"/>
@@ -1236,7 +1171,6 @@
                 <w:rFonts w:cs="Arial"/>
                 <w:b/>
                 <w:bCs/>
-                <w:color w:val="EE0000"/>
                 <w:sz w:val="28"/>
                 <w:szCs w:val="36"/>
                 <w:lang w:val="en-IN" w:bidi="ml-IN"/>
@@ -1247,7 +1181,6 @@
                 <w:rFonts w:cs="Arial"/>
                 <w:b/>
                 <w:bCs/>
-                <w:color w:val="EE0000"/>
                 <w:sz w:val="28"/>
                 <w:szCs w:val="36"/>
                 <w:lang w:val="en-IN" w:bidi="ml-IN"/>
@@ -1268,7 +1201,6 @@
               <w:rPr>
                 <w:rFonts w:eastAsia="Times New Roman" w:cs="Arial"/>
                 <w:b/>
-                <w:color w:val="EE0000"/>
                 <w:sz w:val="32"/>
                 <w:szCs w:val="32"/>
                 <w:lang w:val="en-IN" w:eastAsia="en-IN" w:bidi="ml-IN"/>
@@ -1279,7 +1211,6 @@
                 <w:rFonts w:cs="Arial"/>
                 <w:b/>
                 <w:bCs/>
-                <w:color w:val="EE0000"/>
                 <w:sz w:val="28"/>
                 <w:szCs w:val="36"/>
                 <w:lang w:val="it-IT" w:bidi="ml-IN"/>
@@ -1307,15 +1238,13 @@
               <w:spacing w:before="0" w:line="240" w:lineRule="auto"/>
               <w:rPr>
                 <w:rFonts w:ascii="BRH Devanagari Extra" w:hAnsi="BRH Devanagari Extra" w:cs="BRH Devanagari Extra"/>
-                <w:color w:val="EE0000"/>
-                <w:sz w:val="40"/>
-                <w:szCs w:val="40"/>
-              </w:rPr>
-            </w:pPr>
-            <w:r>
-              <w:rPr>
-                <w:rFonts w:ascii="BRH Devanagari Extra" w:hAnsi="BRH Devanagari Extra" w:cs="BRH Devanagari Extra"/>
-                <w:color w:val="EE0000"/>
+                <w:sz w:val="40"/>
+                <w:szCs w:val="40"/>
+              </w:rPr>
+            </w:pPr>
+            <w:r>
+              <w:rPr>
+                <w:rFonts w:ascii="BRH Devanagari Extra" w:hAnsi="BRH Devanagari Extra" w:cs="BRH Devanagari Extra"/>
                 <w:sz w:val="40"/>
                 <w:szCs w:val="40"/>
               </w:rPr>
@@ -1325,16 +1254,14 @@
               <w:rPr>
                 <w:rFonts w:ascii="BRH Malayalam Extra" w:hAnsi="BRH Malayalam Extra" w:cs="BRH Devanagari Extra"/>
                 <w:b/>
-                <w:color w:val="EE0000"/>
-                <w:sz w:val="32"/>
-                <w:szCs w:val="40"/>
-              </w:rPr>
-              <w:t>–</w:t>
-            </w:r>
-            <w:r>
-              <w:rPr>
-                <w:rFonts w:ascii="BRH Devanagari Extra" w:hAnsi="BRH Devanagari Extra" w:cs="BRH Devanagari Extra"/>
-                <w:color w:val="EE0000"/>
+                <w:sz w:val="32"/>
+                <w:szCs w:val="40"/>
+              </w:rPr>
+              <w:t>–</w:t>
+            </w:r>
+            <w:r>
+              <w:rPr>
+                <w:rFonts w:ascii="BRH Devanagari Extra" w:hAnsi="BRH Devanagari Extra" w:cs="BRH Devanagari Extra"/>
                 <w:sz w:val="40"/>
                 <w:szCs w:val="40"/>
               </w:rPr>
@@ -1350,7 +1277,6 @@
               <w:spacing w:before="0" w:line="240" w:lineRule="auto"/>
               <w:rPr>
                 <w:rFonts w:ascii="BRH Devanagari Extra" w:hAnsi="BRH Devanagari Extra" w:cs="BRH Devanagari Extra"/>
-                <w:color w:val="EE0000"/>
                 <w:sz w:val="40"/>
                 <w:szCs w:val="40"/>
                 <w:lang w:val="en-IN"/>
@@ -1359,7 +1285,6 @@
             <w:r>
               <w:rPr>
                 <w:rFonts w:ascii="BRH Devanagari Extra" w:hAnsi="BRH Devanagari Extra" w:cs="BRH Devanagari Extra"/>
-                <w:color w:val="EE0000"/>
                 <w:sz w:val="40"/>
                 <w:szCs w:val="40"/>
               </w:rPr>
@@ -1369,16 +1294,14 @@
               <w:rPr>
                 <w:rFonts w:ascii="BRH Malayalam Extra" w:hAnsi="BRH Malayalam Extra" w:cs="BRH Devanagari Extra"/>
                 <w:b/>
-                <w:color w:val="EE0000"/>
-                <w:sz w:val="32"/>
-                <w:szCs w:val="40"/>
-              </w:rPr>
-              <w:t>–</w:t>
-            </w:r>
-            <w:r>
-              <w:rPr>
-                <w:rFonts w:ascii="BRH Devanagari Extra" w:hAnsi="BRH Devanagari Extra" w:cs="BRH Devanagari Extra"/>
-                <w:color w:val="EE0000"/>
+                <w:sz w:val="32"/>
+                <w:szCs w:val="40"/>
+              </w:rPr>
+              <w:t>–</w:t>
+            </w:r>
+            <w:r>
+              <w:rPr>
+                <w:rFonts w:ascii="BRH Devanagari Extra" w:hAnsi="BRH Devanagari Extra" w:cs="BRH Devanagari Extra"/>
                 <w:sz w:val="40"/>
                 <w:szCs w:val="40"/>
               </w:rPr>
@@ -1387,7 +1310,6 @@
             <w:r>
               <w:rPr>
                 <w:rFonts w:ascii="BRH Devanagari Extra" w:hAnsi="BRH Devanagari Extra" w:cs="BRH Devanagari Extra"/>
-                <w:color w:val="EE0000"/>
                 <w:sz w:val="40"/>
                 <w:szCs w:val="40"/>
                 <w:highlight w:val="yellow"/>
@@ -1397,7 +1319,6 @@
             <w:r>
               <w:rPr>
                 <w:rFonts w:ascii="BRH Devanagari Extra" w:hAnsi="BRH Devanagari Extra" w:cs="BRH Devanagari Extra"/>
-                <w:color w:val="EE0000"/>
                 <w:sz w:val="40"/>
                 <w:szCs w:val="40"/>
               </w:rPr>
@@ -1407,16 +1328,14 @@
               <w:rPr>
                 <w:rFonts w:ascii="BRH Malayalam Extra" w:hAnsi="BRH Malayalam Extra" w:cs="BRH Devanagari Extra"/>
                 <w:b/>
-                <w:color w:val="EE0000"/>
-                <w:sz w:val="32"/>
-                <w:szCs w:val="40"/>
-              </w:rPr>
-              <w:t>–</w:t>
-            </w:r>
-            <w:r>
-              <w:rPr>
-                <w:rFonts w:ascii="BRH Devanagari Extra" w:hAnsi="BRH Devanagari Extra" w:cs="BRH Devanagari Extra"/>
-                <w:color w:val="EE0000"/>
+                <w:sz w:val="32"/>
+                <w:szCs w:val="40"/>
+              </w:rPr>
+              <w:t>–</w:t>
+            </w:r>
+            <w:r>
+              <w:rPr>
+                <w:rFonts w:ascii="BRH Devanagari Extra" w:hAnsi="BRH Devanagari Extra" w:cs="BRH Devanagari Extra"/>
                 <w:sz w:val="40"/>
                 <w:szCs w:val="40"/>
               </w:rPr>
@@ -1426,16 +1345,14 @@
               <w:rPr>
                 <w:rFonts w:ascii="BRH Malayalam Extra" w:hAnsi="BRH Malayalam Extra" w:cs="BRH Devanagari Extra"/>
                 <w:b/>
-                <w:color w:val="EE0000"/>
-                <w:sz w:val="32"/>
-                <w:szCs w:val="40"/>
-              </w:rPr>
-              <w:t>–</w:t>
-            </w:r>
-            <w:r>
-              <w:rPr>
-                <w:rFonts w:ascii="BRH Devanagari Extra" w:hAnsi="BRH Devanagari Extra" w:cs="BRH Devanagari Extra"/>
-                <w:color w:val="EE0000"/>
+                <w:sz w:val="32"/>
+                <w:szCs w:val="40"/>
+              </w:rPr>
+              <w:t>–</w:t>
+            </w:r>
+            <w:r>
+              <w:rPr>
+                <w:rFonts w:ascii="BRH Devanagari Extra" w:hAnsi="BRH Devanagari Extra" w:cs="BRH Devanagari Extra"/>
                 <w:sz w:val="40"/>
                 <w:szCs w:val="40"/>
               </w:rPr>
@@ -1445,16 +1362,14 @@
               <w:rPr>
                 <w:rFonts w:ascii="BRH Malayalam Extra" w:hAnsi="BRH Malayalam Extra" w:cs="BRH Devanagari Extra"/>
                 <w:b/>
-                <w:color w:val="EE0000"/>
-                <w:sz w:val="32"/>
-                <w:szCs w:val="40"/>
-              </w:rPr>
-              <w:t>–</w:t>
-            </w:r>
-            <w:r>
-              <w:rPr>
-                <w:rFonts w:ascii="BRH Devanagari Extra" w:hAnsi="BRH Devanagari Extra" w:cs="BRH Devanagari Extra"/>
-                <w:color w:val="EE0000"/>
+                <w:sz w:val="32"/>
+                <w:szCs w:val="40"/>
+              </w:rPr>
+              <w:t>–</w:t>
+            </w:r>
+            <w:r>
+              <w:rPr>
+                <w:rFonts w:ascii="BRH Devanagari Extra" w:hAnsi="BRH Devanagari Extra" w:cs="BRH Devanagari Extra"/>
                 <w:sz w:val="40"/>
                 <w:szCs w:val="40"/>
               </w:rPr>
@@ -1481,15 +1396,13 @@
               <w:spacing w:before="0" w:line="240" w:lineRule="auto"/>
               <w:rPr>
                 <w:rFonts w:ascii="BRH Devanagari Extra" w:hAnsi="BRH Devanagari Extra" w:cs="BRH Devanagari Extra"/>
-                <w:color w:val="EE0000"/>
-                <w:sz w:val="40"/>
-                <w:szCs w:val="40"/>
-              </w:rPr>
-            </w:pPr>
-            <w:r>
-              <w:rPr>
-                <w:rFonts w:ascii="BRH Devanagari Extra" w:hAnsi="BRH Devanagari Extra" w:cs="BRH Devanagari Extra"/>
-                <w:color w:val="EE0000"/>
+                <w:sz w:val="40"/>
+                <w:szCs w:val="40"/>
+              </w:rPr>
+            </w:pPr>
+            <w:r>
+              <w:rPr>
+                <w:rFonts w:ascii="BRH Devanagari Extra" w:hAnsi="BRH Devanagari Extra" w:cs="BRH Devanagari Extra"/>
                 <w:sz w:val="40"/>
                 <w:szCs w:val="40"/>
               </w:rPr>
@@ -1499,16 +1412,14 @@
               <w:rPr>
                 <w:rFonts w:ascii="BRH Malayalam Extra" w:hAnsi="BRH Malayalam Extra" w:cs="BRH Devanagari Extra"/>
                 <w:b/>
-                <w:color w:val="EE0000"/>
-                <w:sz w:val="32"/>
-                <w:szCs w:val="40"/>
-              </w:rPr>
-              <w:t>–</w:t>
-            </w:r>
-            <w:r>
-              <w:rPr>
-                <w:rFonts w:ascii="BRH Devanagari Extra" w:hAnsi="BRH Devanagari Extra" w:cs="BRH Devanagari Extra"/>
-                <w:color w:val="EE0000"/>
+                <w:sz w:val="32"/>
+                <w:szCs w:val="40"/>
+              </w:rPr>
+              <w:t>–</w:t>
+            </w:r>
+            <w:r>
+              <w:rPr>
+                <w:rFonts w:ascii="BRH Devanagari Extra" w:hAnsi="BRH Devanagari Extra" w:cs="BRH Devanagari Extra"/>
                 <w:sz w:val="40"/>
                 <w:szCs w:val="40"/>
               </w:rPr>
@@ -1524,7 +1435,6 @@
               <w:spacing w:before="0" w:line="240" w:lineRule="auto"/>
               <w:rPr>
                 <w:rFonts w:ascii="BRH Devanagari Extra" w:hAnsi="BRH Devanagari Extra" w:cs="BRH Devanagari Extra"/>
-                <w:color w:val="EE0000"/>
                 <w:sz w:val="40"/>
                 <w:szCs w:val="40"/>
                 <w:lang w:val="en-IN"/>
@@ -1533,7 +1443,6 @@
             <w:r>
               <w:rPr>
                 <w:rFonts w:ascii="BRH Devanagari Extra" w:hAnsi="BRH Devanagari Extra" w:cs="BRH Devanagari Extra"/>
-                <w:color w:val="EE0000"/>
                 <w:sz w:val="40"/>
                 <w:szCs w:val="40"/>
               </w:rPr>
@@ -1543,16 +1452,14 @@
               <w:rPr>
                 <w:rFonts w:ascii="BRH Malayalam Extra" w:hAnsi="BRH Malayalam Extra" w:cs="BRH Devanagari Extra"/>
                 <w:b/>
-                <w:color w:val="EE0000"/>
-                <w:sz w:val="32"/>
-                <w:szCs w:val="40"/>
-              </w:rPr>
-              <w:t>–</w:t>
-            </w:r>
-            <w:r>
-              <w:rPr>
-                <w:rFonts w:ascii="BRH Devanagari Extra" w:hAnsi="BRH Devanagari Extra" w:cs="BRH Devanagari Extra"/>
-                <w:color w:val="EE0000"/>
+                <w:sz w:val="32"/>
+                <w:szCs w:val="40"/>
+              </w:rPr>
+              <w:t>–</w:t>
+            </w:r>
+            <w:r>
+              <w:rPr>
+                <w:rFonts w:ascii="BRH Devanagari Extra" w:hAnsi="BRH Devanagari Extra" w:cs="BRH Devanagari Extra"/>
                 <w:sz w:val="40"/>
                 <w:szCs w:val="40"/>
               </w:rPr>
@@ -1561,7 +1468,6 @@
             <w:r>
               <w:rPr>
                 <w:rFonts w:ascii="BRH Devanagari Extra" w:hAnsi="BRH Devanagari Extra" w:cs="BRH Devanagari Extra"/>
-                <w:color w:val="EE0000"/>
                 <w:sz w:val="40"/>
                 <w:szCs w:val="40"/>
                 <w:highlight w:val="green"/>
@@ -1571,7 +1477,6 @@
             <w:r>
               <w:rPr>
                 <w:rFonts w:ascii="BRH Devanagari Extra" w:hAnsi="BRH Devanagari Extra" w:cs="BRH Devanagari Extra"/>
-                <w:color w:val="EE0000"/>
                 <w:sz w:val="40"/>
                 <w:szCs w:val="40"/>
               </w:rPr>
@@ -1581,16 +1486,14 @@
               <w:rPr>
                 <w:rFonts w:ascii="BRH Malayalam Extra" w:hAnsi="BRH Malayalam Extra" w:cs="BRH Devanagari Extra"/>
                 <w:b/>
-                <w:color w:val="EE0000"/>
-                <w:sz w:val="32"/>
-                <w:szCs w:val="40"/>
-              </w:rPr>
-              <w:t>–</w:t>
-            </w:r>
-            <w:r>
-              <w:rPr>
-                <w:rFonts w:ascii="BRH Devanagari Extra" w:hAnsi="BRH Devanagari Extra" w:cs="BRH Devanagari Extra"/>
-                <w:color w:val="EE0000"/>
+                <w:sz w:val="32"/>
+                <w:szCs w:val="40"/>
+              </w:rPr>
+              <w:t>–</w:t>
+            </w:r>
+            <w:r>
+              <w:rPr>
+                <w:rFonts w:ascii="BRH Devanagari Extra" w:hAnsi="BRH Devanagari Extra" w:cs="BRH Devanagari Extra"/>
                 <w:sz w:val="40"/>
                 <w:szCs w:val="40"/>
               </w:rPr>
@@ -1600,16 +1503,14 @@
               <w:rPr>
                 <w:rFonts w:ascii="BRH Malayalam Extra" w:hAnsi="BRH Malayalam Extra" w:cs="BRH Devanagari Extra"/>
                 <w:b/>
-                <w:color w:val="EE0000"/>
-                <w:sz w:val="32"/>
-                <w:szCs w:val="40"/>
-              </w:rPr>
-              <w:t>–</w:t>
-            </w:r>
-            <w:r>
-              <w:rPr>
-                <w:rFonts w:ascii="BRH Devanagari Extra" w:hAnsi="BRH Devanagari Extra" w:cs="BRH Devanagari Extra"/>
-                <w:color w:val="EE0000"/>
+                <w:sz w:val="32"/>
+                <w:szCs w:val="40"/>
+              </w:rPr>
+              <w:t>–</w:t>
+            </w:r>
+            <w:r>
+              <w:rPr>
+                <w:rFonts w:ascii="BRH Devanagari Extra" w:hAnsi="BRH Devanagari Extra" w:cs="BRH Devanagari Extra"/>
                 <w:sz w:val="40"/>
                 <w:szCs w:val="40"/>
               </w:rPr>
@@ -1619,16 +1520,14 @@
               <w:rPr>
                 <w:rFonts w:ascii="BRH Malayalam Extra" w:hAnsi="BRH Malayalam Extra" w:cs="BRH Devanagari Extra"/>
                 <w:b/>
-                <w:color w:val="EE0000"/>
-                <w:sz w:val="32"/>
-                <w:szCs w:val="40"/>
-              </w:rPr>
-              <w:t>–</w:t>
-            </w:r>
-            <w:r>
-              <w:rPr>
-                <w:rFonts w:ascii="BRH Devanagari Extra" w:hAnsi="BRH Devanagari Extra" w:cs="BRH Devanagari Extra"/>
-                <w:color w:val="EE0000"/>
+                <w:sz w:val="32"/>
+                <w:szCs w:val="40"/>
+              </w:rPr>
+              <w:t>–</w:t>
+            </w:r>
+            <w:r>
+              <w:rPr>
+                <w:rFonts w:ascii="BRH Devanagari Extra" w:hAnsi="BRH Devanagari Extra" w:cs="BRH Devanagari Extra"/>
                 <w:sz w:val="40"/>
                 <w:szCs w:val="40"/>
               </w:rPr>
@@ -1664,7 +1563,6 @@
               <w:rPr>
                 <w:rFonts w:eastAsia="Times New Roman" w:cs="Arial"/>
                 <w:b/>
-                <w:color w:val="EE0000"/>
                 <w:sz w:val="32"/>
                 <w:szCs w:val="32"/>
                 <w:lang w:val="en-IN" w:eastAsia="en-IN" w:bidi="ml-IN"/>
@@ -1674,7 +1572,6 @@
               <w:rPr>
                 <w:rFonts w:eastAsia="Times New Roman" w:cs="Arial"/>
                 <w:b/>
-                <w:color w:val="EE0000"/>
                 <w:sz w:val="32"/>
                 <w:szCs w:val="32"/>
                 <w:lang w:val="en-IN" w:eastAsia="en-IN" w:bidi="ml-IN"/>
@@ -1695,7 +1592,6 @@
               <w:rPr>
                 <w:rFonts w:eastAsia="Times New Roman" w:cs="Arial"/>
                 <w:b/>
-                <w:color w:val="EE0000"/>
                 <w:sz w:val="32"/>
                 <w:szCs w:val="32"/>
                 <w:lang w:val="en-IN" w:eastAsia="en-IN" w:bidi="ml-IN"/>
@@ -1705,7 +1601,6 @@
               <w:rPr>
                 <w:rFonts w:eastAsia="Times New Roman" w:cs="Arial"/>
                 <w:b/>
-                <w:color w:val="EE0000"/>
                 <w:sz w:val="32"/>
                 <w:szCs w:val="32"/>
                 <w:lang w:val="en-IN" w:eastAsia="en-IN" w:bidi="ml-IN"/>
@@ -1726,7 +1621,6 @@
               <w:rPr>
                 <w:rFonts w:eastAsia="Times New Roman" w:cs="Arial"/>
                 <w:b/>
-                <w:color w:val="EE0000"/>
                 <w:sz w:val="32"/>
                 <w:szCs w:val="32"/>
                 <w:lang w:val="it-IT" w:eastAsia="en-IN" w:bidi="ml-IN"/>
@@ -1736,7 +1630,6 @@
               <w:rPr>
                 <w:rFonts w:eastAsia="Times New Roman" w:cs="Arial"/>
                 <w:b/>
-                <w:color w:val="EE0000"/>
                 <w:sz w:val="32"/>
                 <w:szCs w:val="32"/>
                 <w:lang w:val="it-IT" w:eastAsia="en-IN" w:bidi="ml-IN"/>
@@ -1765,7 +1658,6 @@
               <w:ind w:right="-165"/>
               <w:rPr>
                 <w:rFonts w:ascii="BRH Malayalam Extra" w:hAnsi="BRH Malayalam Extra" w:cs="BRH Malayalam Extra"/>
-                <w:color w:val="EE0000"/>
                 <w:sz w:val="40"/>
                 <w:szCs w:val="40"/>
                 <w:lang w:val="it-IT"/>
@@ -1774,7 +1666,6 @@
             <w:r>
               <w:rPr>
                 <w:rFonts w:ascii="BRH Devanagari Extra" w:hAnsi="BRH Devanagari Extra" w:cs="BRH Devanagari Extra"/>
-                <w:color w:val="EE0000"/>
                 <w:sz w:val="40"/>
                 <w:szCs w:val="40"/>
                 <w:lang w:val="it-IT"/>
@@ -1785,7 +1676,6 @@
               <w:rPr>
                 <w:rFonts w:ascii="BRH Malayalam Extra" w:hAnsi="BRH Malayalam Extra" w:cs="BRH Devanagari Extra"/>
                 <w:b/>
-                <w:color w:val="EE0000"/>
                 <w:sz w:val="32"/>
                 <w:szCs w:val="40"/>
                 <w:lang w:val="it-IT"/>
@@ -1795,7 +1685,6 @@
             <w:r>
               <w:rPr>
                 <w:rFonts w:ascii="BRH Devanagari Extra" w:hAnsi="BRH Devanagari Extra" w:cs="BRH Devanagari Extra"/>
-                <w:color w:val="EE0000"/>
                 <w:sz w:val="40"/>
                 <w:szCs w:val="40"/>
                 <w:lang w:val="it-IT"/>
@@ -1806,7 +1695,6 @@
               <w:rPr>
                 <w:rFonts w:ascii="BRH Malayalam Extra" w:hAnsi="BRH Malayalam Extra" w:cs="BRH Devanagari Extra"/>
                 <w:b/>
-                <w:color w:val="EE0000"/>
                 <w:sz w:val="32"/>
                 <w:szCs w:val="40"/>
                 <w:lang w:val="it-IT"/>
@@ -1816,7 +1704,6 @@
             <w:r>
               <w:rPr>
                 <w:rFonts w:ascii="BRH Devanagari Extra" w:hAnsi="BRH Devanagari Extra" w:cs="BRH Devanagari Extra"/>
-                <w:color w:val="EE0000"/>
                 <w:sz w:val="40"/>
                 <w:szCs w:val="40"/>
                 <w:lang w:val="it-IT"/>
@@ -1827,7 +1714,6 @@
               <w:rPr>
                 <w:rFonts w:ascii="BRH Malayalam Extra" w:hAnsi="BRH Malayalam Extra" w:cs="BRH Devanagari Extra"/>
                 <w:b/>
-                <w:color w:val="EE0000"/>
                 <w:sz w:val="32"/>
                 <w:szCs w:val="40"/>
                 <w:lang w:val="it-IT"/>
@@ -1837,7 +1723,6 @@
             <w:r>
               <w:rPr>
                 <w:rFonts w:ascii="BRH Devanagari Extra" w:hAnsi="BRH Devanagari Extra" w:cs="BRH Devanagari Extra"/>
-                <w:color w:val="EE0000"/>
                 <w:sz w:val="40"/>
                 <w:szCs w:val="40"/>
                 <w:lang w:val="it-IT"/>
@@ -1847,7 +1732,6 @@
             <w:r>
               <w:rPr>
                 <w:rFonts w:ascii="BRH Devanagari Extra" w:hAnsi="BRH Devanagari Extra" w:cs="BRH Devanagari Extra"/>
-                <w:color w:val="EE0000"/>
                 <w:sz w:val="40"/>
                 <w:szCs w:val="40"/>
                 <w:highlight w:val="yellow"/>
@@ -1858,7 +1742,6 @@
             <w:r>
               <w:rPr>
                 <w:rFonts w:ascii="BRH Devanagari Extra" w:hAnsi="BRH Devanagari Extra" w:cs="BRH Devanagari Extra"/>
-                <w:color w:val="EE0000"/>
                 <w:sz w:val="40"/>
                 <w:szCs w:val="40"/>
                 <w:lang w:val="it-IT"/>
@@ -1885,7 +1768,6 @@
               <w:spacing w:before="0" w:line="240" w:lineRule="auto"/>
               <w:rPr>
                 <w:rFonts w:ascii="BRH Malayalam Extra" w:hAnsi="BRH Malayalam Extra" w:cs="BRH Malayalam Extra"/>
-                <w:color w:val="EE0000"/>
                 <w:sz w:val="40"/>
                 <w:szCs w:val="40"/>
                 <w:lang w:val="it-IT"/>
@@ -1894,7 +1776,6 @@
             <w:r>
               <w:rPr>
                 <w:rFonts w:ascii="BRH Devanagari Extra" w:hAnsi="BRH Devanagari Extra" w:cs="BRH Devanagari Extra"/>
-                <w:color w:val="EE0000"/>
                 <w:sz w:val="40"/>
                 <w:szCs w:val="40"/>
                 <w:lang w:val="it-IT"/>
@@ -1905,7 +1786,6 @@
               <w:rPr>
                 <w:rFonts w:ascii="BRH Malayalam Extra" w:hAnsi="BRH Malayalam Extra" w:cs="BRH Devanagari Extra"/>
                 <w:b/>
-                <w:color w:val="EE0000"/>
                 <w:sz w:val="32"/>
                 <w:szCs w:val="40"/>
                 <w:lang w:val="it-IT"/>
@@ -1915,7 +1795,6 @@
             <w:r>
               <w:rPr>
                 <w:rFonts w:ascii="BRH Devanagari Extra" w:hAnsi="BRH Devanagari Extra" w:cs="BRH Devanagari Extra"/>
-                <w:color w:val="EE0000"/>
                 <w:sz w:val="40"/>
                 <w:szCs w:val="40"/>
                 <w:lang w:val="it-IT"/>
@@ -1926,7 +1805,6 @@
               <w:rPr>
                 <w:rFonts w:ascii="BRH Malayalam Extra" w:hAnsi="BRH Malayalam Extra" w:cs="BRH Devanagari Extra"/>
                 <w:b/>
-                <w:color w:val="EE0000"/>
                 <w:sz w:val="32"/>
                 <w:szCs w:val="40"/>
                 <w:lang w:val="it-IT"/>
@@ -1936,7 +1814,6 @@
             <w:r>
               <w:rPr>
                 <w:rFonts w:ascii="BRH Devanagari Extra" w:hAnsi="BRH Devanagari Extra" w:cs="BRH Devanagari Extra"/>
-                <w:color w:val="EE0000"/>
                 <w:sz w:val="40"/>
                 <w:szCs w:val="40"/>
                 <w:lang w:val="it-IT"/>
@@ -1947,7 +1824,6 @@
               <w:rPr>
                 <w:rFonts w:ascii="BRH Malayalam Extra" w:hAnsi="BRH Malayalam Extra" w:cs="BRH Devanagari Extra"/>
                 <w:b/>
-                <w:color w:val="EE0000"/>
                 <w:sz w:val="32"/>
                 <w:szCs w:val="40"/>
                 <w:lang w:val="it-IT"/>
@@ -1957,7 +1833,6 @@
             <w:r>
               <w:rPr>
                 <w:rFonts w:ascii="BRH Devanagari Extra" w:hAnsi="BRH Devanagari Extra" w:cs="BRH Devanagari Extra"/>
-                <w:color w:val="EE0000"/>
                 <w:sz w:val="40"/>
                 <w:szCs w:val="40"/>
                 <w:lang w:val="it-IT"/>
@@ -1967,7 +1842,6 @@
             <w:r>
               <w:rPr>
                 <w:rFonts w:ascii="BRH Devanagari Extra" w:hAnsi="BRH Devanagari Extra" w:cs="BRH Devanagari Extra"/>
-                <w:color w:val="EE0000"/>
                 <w:sz w:val="40"/>
                 <w:szCs w:val="40"/>
                 <w:highlight w:val="green"/>
@@ -1978,7 +1852,6 @@
             <w:r>
               <w:rPr>
                 <w:rFonts w:ascii="BRH Devanagari Extra" w:hAnsi="BRH Devanagari Extra" w:cs="BRH Devanagari Extra"/>
-                <w:color w:val="EE0000"/>
                 <w:sz w:val="40"/>
                 <w:szCs w:val="40"/>
                 <w:lang w:val="it-IT"/>
@@ -1989,7 +1862,6 @@
               <w:rPr>
                 <w:rFonts w:ascii="BRH Malayalam Extra" w:hAnsi="BRH Malayalam Extra" w:cs="BRH Devanagari Extra"/>
                 <w:b/>
-                <w:color w:val="EE0000"/>
                 <w:sz w:val="32"/>
                 <w:szCs w:val="40"/>
                 <w:lang w:val="it-IT"/>
@@ -1999,7 +1871,6 @@
             <w:r>
               <w:rPr>
                 <w:rFonts w:ascii="BRH Devanagari Extra" w:hAnsi="BRH Devanagari Extra" w:cs="BRH Devanagari Extra"/>
-                <w:color w:val="EE0000"/>
                 <w:sz w:val="40"/>
                 <w:szCs w:val="40"/>
                 <w:lang w:val="it-IT"/>
@@ -2036,7 +1907,6 @@
               <w:rPr>
                 <w:rFonts w:eastAsia="Times New Roman" w:cs="Arial"/>
                 <w:b/>
-                <w:color w:val="EE0000"/>
                 <w:sz w:val="32"/>
                 <w:szCs w:val="32"/>
                 <w:lang w:val="en-IN" w:eastAsia="en-IN" w:bidi="ml-IN"/>
@@ -2046,7 +1916,6 @@
               <w:rPr>
                 <w:rFonts w:eastAsia="Times New Roman" w:cs="Arial"/>
                 <w:b/>
-                <w:color w:val="EE0000"/>
                 <w:sz w:val="32"/>
                 <w:szCs w:val="32"/>
                 <w:lang w:val="en-IN" w:eastAsia="en-IN" w:bidi="ml-IN"/>
@@ -2058,7 +1927,6 @@
               <w:rPr>
                 <w:rFonts w:eastAsia="Times New Roman" w:cs="Arial"/>
                 <w:b/>
-                <w:color w:val="EE0000"/>
                 <w:sz w:val="32"/>
                 <w:szCs w:val="32"/>
                 <w:lang w:val="en-IN" w:eastAsia="en-IN" w:bidi="ml-IN"/>
@@ -2069,7 +1937,6 @@
               <w:rPr>
                 <w:rFonts w:eastAsia="Times New Roman" w:cs="Arial"/>
                 <w:b/>
-                <w:color w:val="EE0000"/>
                 <w:sz w:val="32"/>
                 <w:szCs w:val="32"/>
                 <w:lang w:val="en-IN" w:eastAsia="en-IN" w:bidi="ml-IN"/>
@@ -2090,7 +1957,6 @@
               <w:rPr>
                 <w:rFonts w:eastAsia="Times New Roman" w:cs="Arial"/>
                 <w:b/>
-                <w:color w:val="EE0000"/>
                 <w:sz w:val="28"/>
                 <w:szCs w:val="28"/>
                 <w:lang w:val="en-IN" w:eastAsia="en-IN" w:bidi="ml-IN"/>
@@ -2100,7 +1966,6 @@
               <w:rPr>
                 <w:rFonts w:eastAsia="Times New Roman" w:cs="Arial"/>
                 <w:b/>
-                <w:color w:val="EE0000"/>
                 <w:sz w:val="28"/>
                 <w:szCs w:val="28"/>
                 <w:lang w:val="en-IN" w:eastAsia="en-IN" w:bidi="ml-IN"/>
@@ -2121,7 +1986,6 @@
               <w:rPr>
                 <w:rFonts w:eastAsia="Times New Roman" w:cs="Arial"/>
                 <w:b/>
-                <w:color w:val="EE0000"/>
                 <w:sz w:val="32"/>
                 <w:szCs w:val="32"/>
                 <w:lang w:val="it-IT" w:eastAsia="en-IN" w:bidi="ml-IN"/>
@@ -2131,7 +1995,6 @@
               <w:rPr>
                 <w:rFonts w:eastAsia="Times New Roman" w:cs="Arial"/>
                 <w:b/>
-                <w:color w:val="EE0000"/>
                 <w:sz w:val="32"/>
                 <w:szCs w:val="32"/>
                 <w:lang w:val="it-IT" w:eastAsia="en-IN" w:bidi="ml-IN"/>
@@ -2160,7 +2023,6 @@
               <w:ind w:right="-90"/>
               <w:rPr>
                 <w:rFonts w:ascii="BRH Malayalam Extra" w:hAnsi="BRH Malayalam Extra" w:cs="BRH Malayalam Extra"/>
-                <w:color w:val="EE0000"/>
                 <w:sz w:val="40"/>
                 <w:szCs w:val="40"/>
                 <w:lang w:val="it-IT"/>
@@ -2169,7 +2031,6 @@
             <w:r>
               <w:rPr>
                 <w:rFonts w:ascii="BRH Devanagari Extra" w:hAnsi="BRH Devanagari Extra" w:cs="BRH Devanagari Extra"/>
-                <w:color w:val="EE0000"/>
                 <w:sz w:val="40"/>
                 <w:szCs w:val="40"/>
                 <w:lang w:val="it-IT"/>
@@ -2180,7 +2041,6 @@
               <w:rPr>
                 <w:rFonts w:ascii="BRH Malayalam Extra" w:hAnsi="BRH Malayalam Extra" w:cs="BRH Devanagari Extra"/>
                 <w:b/>
-                <w:color w:val="EE0000"/>
                 <w:sz w:val="32"/>
                 <w:szCs w:val="40"/>
                 <w:lang w:val="it-IT"/>
@@ -2190,7 +2050,6 @@
             <w:r>
               <w:rPr>
                 <w:rFonts w:ascii="BRH Devanagari Extra" w:hAnsi="BRH Devanagari Extra" w:cs="BRH Devanagari Extra"/>
-                <w:color w:val="EE0000"/>
                 <w:sz w:val="40"/>
                 <w:szCs w:val="40"/>
                 <w:lang w:val="it-IT"/>
@@ -2201,7 +2060,6 @@
               <w:rPr>
                 <w:rFonts w:ascii="BRH Malayalam Extra" w:hAnsi="BRH Malayalam Extra" w:cs="BRH Devanagari Extra"/>
                 <w:b/>
-                <w:color w:val="EE0000"/>
                 <w:sz w:val="32"/>
                 <w:szCs w:val="40"/>
                 <w:lang w:val="it-IT"/>
@@ -2211,7 +2069,6 @@
             <w:r>
               <w:rPr>
                 <w:rFonts w:ascii="BRH Devanagari Extra" w:hAnsi="BRH Devanagari Extra" w:cs="BRH Devanagari Extra"/>
-                <w:color w:val="EE0000"/>
                 <w:sz w:val="40"/>
                 <w:szCs w:val="40"/>
                 <w:highlight w:val="yellow"/>
@@ -2222,7 +2079,6 @@
             <w:r>
               <w:rPr>
                 <w:rFonts w:ascii="BRH Devanagari Extra" w:hAnsi="BRH Devanagari Extra" w:cs="BRH Devanagari Extra"/>
-                <w:color w:val="EE0000"/>
                 <w:sz w:val="40"/>
                 <w:szCs w:val="40"/>
                 <w:lang w:val="it-IT"/>
@@ -2233,7 +2089,6 @@
               <w:rPr>
                 <w:rFonts w:ascii="BRH Malayalam Extra" w:hAnsi="BRH Malayalam Extra" w:cs="BRH Devanagari Extra"/>
                 <w:b/>
-                <w:color w:val="EE0000"/>
                 <w:sz w:val="32"/>
                 <w:szCs w:val="40"/>
                 <w:lang w:val="it-IT"/>
@@ -2243,7 +2098,6 @@
             <w:r>
               <w:rPr>
                 <w:rFonts w:ascii="BRH Devanagari Extra" w:hAnsi="BRH Devanagari Extra" w:cs="BRH Devanagari Extra"/>
-                <w:color w:val="EE0000"/>
                 <w:sz w:val="40"/>
                 <w:szCs w:val="40"/>
                 <w:highlight w:val="yellow"/>
@@ -2254,7 +2108,6 @@
             <w:r>
               <w:rPr>
                 <w:rFonts w:ascii="BRH Devanagari Extra" w:hAnsi="BRH Devanagari Extra" w:cs="BRH Devanagari Extra"/>
-                <w:color w:val="EE0000"/>
                 <w:sz w:val="40"/>
                 <w:szCs w:val="40"/>
                 <w:lang w:val="it-IT"/>
@@ -2281,7 +2134,6 @@
               <w:spacing w:before="0" w:line="240" w:lineRule="auto"/>
               <w:rPr>
                 <w:rFonts w:ascii="BRH Malayalam Extra" w:hAnsi="BRH Malayalam Extra" w:cs="BRH Malayalam Extra"/>
-                <w:color w:val="EE0000"/>
                 <w:sz w:val="40"/>
                 <w:szCs w:val="40"/>
                 <w:lang w:val="it-IT"/>
@@ -2290,7 +2142,6 @@
             <w:r>
               <w:rPr>
                 <w:rFonts w:ascii="BRH Devanagari Extra" w:hAnsi="BRH Devanagari Extra" w:cs="BRH Devanagari Extra"/>
-                <w:color w:val="EE0000"/>
                 <w:sz w:val="40"/>
                 <w:szCs w:val="40"/>
                 <w:lang w:val="it-IT"/>
@@ -2301,7 +2152,6 @@
               <w:rPr>
                 <w:rFonts w:ascii="BRH Malayalam Extra" w:hAnsi="BRH Malayalam Extra" w:cs="BRH Devanagari Extra"/>
                 <w:b/>
-                <w:color w:val="EE0000"/>
                 <w:sz w:val="32"/>
                 <w:szCs w:val="40"/>
                 <w:lang w:val="it-IT"/>
@@ -2311,7 +2161,6 @@
             <w:r>
               <w:rPr>
                 <w:rFonts w:ascii="BRH Devanagari Extra" w:hAnsi="BRH Devanagari Extra" w:cs="BRH Devanagari Extra"/>
-                <w:color w:val="EE0000"/>
                 <w:sz w:val="40"/>
                 <w:szCs w:val="40"/>
                 <w:highlight w:val="green"/>
@@ -2322,7 +2171,6 @@
             <w:r>
               <w:rPr>
                 <w:rFonts w:ascii="BRH Devanagari Extra" w:hAnsi="BRH Devanagari Extra" w:cs="BRH Devanagari Extra"/>
-                <w:color w:val="EE0000"/>
                 <w:sz w:val="40"/>
                 <w:szCs w:val="40"/>
                 <w:lang w:val="it-IT"/>
@@ -2333,7 +2181,6 @@
               <w:rPr>
                 <w:rFonts w:ascii="BRH Malayalam Extra" w:hAnsi="BRH Malayalam Extra" w:cs="BRH Devanagari Extra"/>
                 <w:b/>
-                <w:color w:val="EE0000"/>
                 <w:sz w:val="32"/>
                 <w:szCs w:val="40"/>
                 <w:lang w:val="it-IT"/>
@@ -2343,7 +2190,6 @@
             <w:r>
               <w:rPr>
                 <w:rFonts w:ascii="BRH Devanagari Extra" w:hAnsi="BRH Devanagari Extra" w:cs="BRH Devanagari Extra"/>
-                <w:color w:val="EE0000"/>
                 <w:sz w:val="40"/>
                 <w:szCs w:val="40"/>
                 <w:highlight w:val="green"/>
@@ -2354,7 +2200,6 @@
             <w:r>
               <w:rPr>
                 <w:rFonts w:ascii="BRH Devanagari Extra" w:hAnsi="BRH Devanagari Extra" w:cs="BRH Devanagari Extra"/>
-                <w:color w:val="EE0000"/>
                 <w:sz w:val="40"/>
                 <w:szCs w:val="40"/>
                 <w:lang w:val="it-IT"/>
@@ -2364,7 +2209,6 @@
             <w:r>
               <w:rPr>
                 <w:rFonts w:cs="Arial"/>
-                <w:color w:val="EE0000"/>
                 <w:sz w:val="36"/>
                 <w:szCs w:val="36"/>
                 <w:lang w:val="it-IT"/>
@@ -2374,12 +2218,487 @@
             <w:r>
               <w:rPr>
                 <w:rFonts w:ascii="BRH Devanagari Extra" w:hAnsi="BRH Devanagari Extra" w:cs="BRH Devanagari Extra"/>
-                <w:color w:val="EE0000"/>
                 <w:sz w:val="40"/>
                 <w:szCs w:val="40"/>
                 <w:lang w:val="it-IT"/>
               </w:rPr>
               <w:t>)</w:t>
+            </w:r>
+          </w:p>
+        </w:tc>
+      </w:tr>
+      <w:tr>
+        <w:trPr>
+          <w:trHeight w:val="1691"/>
+        </w:trPr>
+        <w:tc>
+          <w:tcPr>
+            <w:tcW w:w="3764" w:type="dxa"/>
+            <w:tcBorders>
+              <w:top w:val="single" w:sz="4" w:space="0" w:color="000000"/>
+              <w:left w:val="single" w:sz="4" w:space="0" w:color="000000"/>
+              <w:bottom w:val="single" w:sz="4" w:space="0" w:color="000000"/>
+              <w:right w:val="single" w:sz="4" w:space="0" w:color="000000"/>
+            </w:tcBorders>
+          </w:tcPr>
+          <w:p>
+            <w:pPr>
+              <w:widowControl w:val="0"/>
+              <w:tabs>
+                <w:tab w:val="left" w:pos="993"/>
+              </w:tabs>
+              <w:autoSpaceDE w:val="0"/>
+              <w:autoSpaceDN w:val="0"/>
+              <w:adjustRightInd w:val="0"/>
+              <w:spacing w:before="0" w:line="240" w:lineRule="auto"/>
+              <w:rPr>
+                <w:rFonts w:eastAsia="Times New Roman" w:cs="Arial"/>
+                <w:b/>
+                <w:sz w:val="32"/>
+                <w:szCs w:val="32"/>
+                <w:lang w:val="en-IN" w:eastAsia="en-IN" w:bidi="ml-IN"/>
+              </w:rPr>
+            </w:pPr>
+            <w:r>
+              <w:rPr>
+                <w:rFonts w:eastAsia="Times New Roman" w:cs="Arial"/>
+                <w:b/>
+                <w:sz w:val="32"/>
+                <w:szCs w:val="32"/>
+                <w:lang w:val="en-IN" w:eastAsia="en-IN" w:bidi="ml-IN"/>
+              </w:rPr>
+              <w:t>T.S.1.5.11.2 - Kramam</w:t>
+            </w:r>
+          </w:p>
+          <w:p>
+            <w:pPr>
+              <w:widowControl w:val="0"/>
+              <w:tabs>
+                <w:tab w:val="left" w:pos="993"/>
+              </w:tabs>
+              <w:autoSpaceDE w:val="0"/>
+              <w:autoSpaceDN w:val="0"/>
+              <w:adjustRightInd w:val="0"/>
+              <w:spacing w:before="0" w:line="240" w:lineRule="auto"/>
+              <w:rPr>
+                <w:rFonts w:eastAsia="Times New Roman" w:cs="Arial"/>
+                <w:b/>
+                <w:szCs w:val="24"/>
+                <w:lang w:val="en-IN" w:eastAsia="en-IN" w:bidi="ml-IN"/>
+              </w:rPr>
+            </w:pPr>
+            <w:r>
+              <w:rPr>
+                <w:rFonts w:eastAsia="Times New Roman" w:cs="Arial"/>
+                <w:b/>
+                <w:szCs w:val="24"/>
+                <w:lang w:val="en-IN" w:eastAsia="en-IN" w:bidi="ml-IN"/>
+              </w:rPr>
+              <w:t>Krama Vaakyam No. 46, 47</w:t>
+            </w:r>
+          </w:p>
+          <w:p>
+            <w:pPr>
+              <w:widowControl w:val="0"/>
+              <w:tabs>
+                <w:tab w:val="left" w:pos="993"/>
+              </w:tabs>
+              <w:autoSpaceDE w:val="0"/>
+              <w:autoSpaceDN w:val="0"/>
+              <w:adjustRightInd w:val="0"/>
+              <w:spacing w:before="0" w:line="240" w:lineRule="auto"/>
+              <w:rPr>
+                <w:rFonts w:eastAsia="Times New Roman" w:cs="Arial"/>
+                <w:b/>
+                <w:sz w:val="32"/>
+                <w:szCs w:val="32"/>
+                <w:lang w:val="it-IT" w:eastAsia="en-IN" w:bidi="ml-IN"/>
+              </w:rPr>
+            </w:pPr>
+            <w:r>
+              <w:rPr>
+                <w:rFonts w:eastAsia="Times New Roman" w:cs="Arial"/>
+                <w:b/>
+                <w:sz w:val="32"/>
+                <w:szCs w:val="32"/>
+                <w:lang w:val="it-IT" w:eastAsia="en-IN" w:bidi="ml-IN"/>
+              </w:rPr>
+              <w:t>Panchaati No. 48</w:t>
+            </w:r>
+          </w:p>
+        </w:tc>
+        <w:tc>
+          <w:tcPr>
+            <w:tcW w:w="5102" w:type="dxa"/>
+            <w:tcBorders>
+              <w:top w:val="single" w:sz="4" w:space="0" w:color="000000"/>
+              <w:left w:val="single" w:sz="4" w:space="0" w:color="000000"/>
+              <w:bottom w:val="single" w:sz="4" w:space="0" w:color="000000"/>
+              <w:right w:val="single" w:sz="4" w:space="0" w:color="000000"/>
+            </w:tcBorders>
+          </w:tcPr>
+          <w:p>
+            <w:pPr>
+              <w:widowControl w:val="0"/>
+              <w:autoSpaceDE w:val="0"/>
+              <w:autoSpaceDN w:val="0"/>
+              <w:adjustRightInd w:val="0"/>
+              <w:spacing w:before="0" w:line="240" w:lineRule="auto"/>
+              <w:rPr>
+                <w:rFonts w:ascii="BRH Devanagari Extra" w:hAnsi="BRH Devanagari Extra" w:cs="BRH Devanagari Extra"/>
+                <w:sz w:val="40"/>
+                <w:szCs w:val="40"/>
+                <w:lang w:val="it-IT"/>
+              </w:rPr>
+            </w:pPr>
+            <w:r>
+              <w:rPr>
+                <w:rFonts w:ascii="BRH Devanagari Extra" w:hAnsi="BRH Devanagari Extra" w:cs="BRH Devanagari Extra"/>
+                <w:sz w:val="40"/>
+                <w:szCs w:val="40"/>
+                <w:lang w:val="it-IT"/>
+              </w:rPr>
+              <w:t>qÉ</w:t>
+            </w:r>
+            <w:r>
+              <w:rPr>
+                <w:rFonts w:ascii="BRH Malayalam Extra" w:hAnsi="BRH Malayalam Extra" w:cs="BRH Devanagari Extra"/>
+                <w:b/>
+                <w:sz w:val="32"/>
+                <w:szCs w:val="40"/>
+                <w:lang w:val="it-IT"/>
+              </w:rPr>
+              <w:t>–</w:t>
+            </w:r>
+            <w:r>
+              <w:rPr>
+                <w:rFonts w:ascii="BRH Devanagari Extra" w:hAnsi="BRH Devanagari Extra" w:cs="BRH Devanagari Extra"/>
+                <w:sz w:val="40"/>
+                <w:szCs w:val="40"/>
+                <w:lang w:val="it-IT"/>
+              </w:rPr>
+              <w:t>bÉuÉþjxÉÑ kÉÉ</w:t>
+            </w:r>
+            <w:r>
+              <w:rPr>
+                <w:rFonts w:ascii="BRH Devanagari Extra" w:hAnsi="BRH Devanagari Extra" w:cs="BRH Devanagari Extra"/>
+                <w:sz w:val="40"/>
+                <w:szCs w:val="40"/>
+                <w:highlight w:val="yellow"/>
+                <w:lang w:val="it-IT"/>
+              </w:rPr>
+              <w:t>U</w:t>
+            </w:r>
+            <w:r>
+              <w:rPr>
+                <w:rFonts w:ascii="BRH Malayalam Extra" w:hAnsi="BRH Malayalam Extra" w:cs="BRH Devanagari Extra"/>
+                <w:b/>
+                <w:sz w:val="32"/>
+                <w:szCs w:val="40"/>
+                <w:lang w:val="it-IT"/>
+              </w:rPr>
+              <w:t>–</w:t>
+            </w:r>
+            <w:r>
+              <w:rPr>
+                <w:rFonts w:ascii="BRH Devanagari Extra" w:hAnsi="BRH Devanagari Extra" w:cs="BRH Devanagari Extra"/>
+                <w:sz w:val="40"/>
+                <w:szCs w:val="40"/>
+                <w:lang w:val="it-IT"/>
+              </w:rPr>
+              <w:t xml:space="preserve">rÉ | </w:t>
+            </w:r>
+          </w:p>
+          <w:p>
+            <w:pPr>
+              <w:widowControl w:val="0"/>
+              <w:autoSpaceDE w:val="0"/>
+              <w:autoSpaceDN w:val="0"/>
+              <w:adjustRightInd w:val="0"/>
+              <w:spacing w:before="0" w:line="240" w:lineRule="auto"/>
+              <w:ind w:right="-165"/>
+              <w:rPr>
+                <w:rFonts w:ascii="BRH Malayalam Extra" w:hAnsi="BRH Malayalam Extra" w:cs="BRH Malayalam Extra"/>
+                <w:sz w:val="40"/>
+                <w:szCs w:val="40"/>
+                <w:lang w:val="it-IT"/>
+              </w:rPr>
+            </w:pPr>
+            <w:r>
+              <w:rPr>
+                <w:rFonts w:ascii="BRH Devanagari Extra" w:hAnsi="BRH Devanagari Extra" w:cs="BRH Devanagari Extra"/>
+                <w:sz w:val="40"/>
+                <w:szCs w:val="40"/>
+                <w:lang w:val="it-IT"/>
+              </w:rPr>
+              <w:t>qÉ</w:t>
+            </w:r>
+            <w:r>
+              <w:rPr>
+                <w:rFonts w:ascii="BRH Malayalam Extra" w:hAnsi="BRH Malayalam Extra" w:cs="BRH Devanagari Extra"/>
+                <w:b/>
+                <w:sz w:val="32"/>
+                <w:szCs w:val="40"/>
+                <w:lang w:val="it-IT"/>
+              </w:rPr>
+              <w:t>–</w:t>
+            </w:r>
+            <w:r>
+              <w:rPr>
+                <w:rFonts w:ascii="BRH Devanagari Extra" w:hAnsi="BRH Devanagari Extra" w:cs="BRH Devanagari Extra"/>
+                <w:sz w:val="40"/>
+                <w:szCs w:val="40"/>
+                <w:lang w:val="it-IT"/>
+              </w:rPr>
+              <w:t>bÉuÉ</w:t>
+            </w:r>
+            <w:r>
+              <w:rPr>
+                <w:rFonts w:ascii="BRH Malayalam Extra" w:hAnsi="BRH Malayalam Extra" w:cs="BRH Devanagari Extra"/>
+                <w:b/>
+                <w:sz w:val="32"/>
+                <w:szCs w:val="40"/>
+                <w:lang w:val="it-IT"/>
+              </w:rPr>
+              <w:t>–</w:t>
+            </w:r>
+            <w:r>
+              <w:rPr>
+                <w:rFonts w:ascii="BRH Devanagari Extra" w:hAnsi="BRH Devanagari Extra" w:cs="BRH Devanagari Extra"/>
+                <w:sz w:val="40"/>
+                <w:szCs w:val="40"/>
+                <w:lang w:val="it-IT"/>
+              </w:rPr>
+              <w:t>ÎjxuÉÌiÉþ qÉ</w:t>
+            </w:r>
+            <w:r>
+              <w:rPr>
+                <w:rFonts w:ascii="BRH Malayalam Extra" w:hAnsi="BRH Malayalam Extra" w:cs="BRH Devanagari Extra"/>
+                <w:b/>
+                <w:sz w:val="32"/>
+                <w:szCs w:val="40"/>
+                <w:lang w:val="it-IT"/>
+              </w:rPr>
+              <w:t>–</w:t>
+            </w:r>
+            <w:r>
+              <w:rPr>
+                <w:rFonts w:ascii="BRH Devanagari Extra" w:hAnsi="BRH Devanagari Extra" w:cs="BRH Devanagari Extra"/>
+                <w:sz w:val="40"/>
+                <w:szCs w:val="40"/>
+                <w:lang w:val="it-IT"/>
+              </w:rPr>
+              <w:t xml:space="preserve">bÉuÉþiÉç - </w:t>
+            </w:r>
+            <w:r>
+              <w:rPr>
+                <w:rFonts w:ascii="BRH Devanagari Extra" w:hAnsi="BRH Devanagari Extra" w:cs="BRH Devanagari Extra"/>
+                <w:sz w:val="40"/>
+                <w:szCs w:val="40"/>
+                <w:highlight w:val="yellow"/>
+                <w:lang w:val="it-IT"/>
+              </w:rPr>
+              <w:t>xÉÑ</w:t>
+            </w:r>
+            <w:r>
+              <w:rPr>
+                <w:rFonts w:ascii="BRH Devanagari Extra" w:hAnsi="BRH Devanagari Extra" w:cs="BRH Devanagari Extra"/>
+                <w:sz w:val="40"/>
+                <w:szCs w:val="40"/>
+                <w:lang w:val="it-IT"/>
+              </w:rPr>
+              <w:t xml:space="preserve"> |</w:t>
+            </w:r>
+          </w:p>
+        </w:tc>
+        <w:tc>
+          <w:tcPr>
+            <w:tcW w:w="5103" w:type="dxa"/>
+            <w:tcBorders>
+              <w:top w:val="single" w:sz="4" w:space="0" w:color="000000"/>
+              <w:left w:val="single" w:sz="4" w:space="0" w:color="000000"/>
+              <w:bottom w:val="single" w:sz="4" w:space="0" w:color="000000"/>
+              <w:right w:val="single" w:sz="4" w:space="0" w:color="000000"/>
+            </w:tcBorders>
+          </w:tcPr>
+          <w:p>
+            <w:pPr>
+              <w:widowControl w:val="0"/>
+              <w:autoSpaceDE w:val="0"/>
+              <w:autoSpaceDN w:val="0"/>
+              <w:adjustRightInd w:val="0"/>
+              <w:spacing w:before="0" w:line="240" w:lineRule="auto"/>
+              <w:rPr>
+                <w:rFonts w:ascii="BRH Devanagari Extra" w:hAnsi="BRH Devanagari Extra" w:cs="BRH Devanagari Extra"/>
+                <w:sz w:val="40"/>
+                <w:szCs w:val="40"/>
+                <w:lang w:val="it-IT"/>
+              </w:rPr>
+            </w:pPr>
+            <w:r>
+              <w:rPr>
+                <w:rFonts w:ascii="BRH Devanagari Extra" w:hAnsi="BRH Devanagari Extra" w:cs="BRH Devanagari Extra"/>
+                <w:sz w:val="40"/>
+                <w:szCs w:val="40"/>
+                <w:lang w:val="it-IT"/>
+              </w:rPr>
+              <w:t>qÉ</w:t>
+            </w:r>
+            <w:r>
+              <w:rPr>
+                <w:rFonts w:ascii="BRH Malayalam Extra" w:hAnsi="BRH Malayalam Extra" w:cs="BRH Devanagari Extra"/>
+                <w:b/>
+                <w:sz w:val="32"/>
+                <w:szCs w:val="40"/>
+                <w:lang w:val="it-IT"/>
+              </w:rPr>
+              <w:t>–</w:t>
+            </w:r>
+            <w:r>
+              <w:rPr>
+                <w:rFonts w:ascii="BRH Devanagari Extra" w:hAnsi="BRH Devanagari Extra" w:cs="BRH Devanagari Extra"/>
+                <w:sz w:val="40"/>
+                <w:szCs w:val="40"/>
+                <w:lang w:val="it-IT"/>
+              </w:rPr>
+              <w:t>bÉuÉþjxÉÑ kÉÉ</w:t>
+            </w:r>
+            <w:r>
+              <w:rPr>
+                <w:rFonts w:ascii="BRH Devanagari Extra" w:hAnsi="BRH Devanagari Extra" w:cs="BRH Devanagari Extra"/>
+                <w:sz w:val="40"/>
+                <w:szCs w:val="40"/>
+                <w:highlight w:val="green"/>
+                <w:lang w:val="it-IT"/>
+              </w:rPr>
+              <w:t>U</w:t>
+            </w:r>
+            <w:r>
+              <w:rPr>
+                <w:rFonts w:ascii="BRH Devanagari Extra" w:hAnsi="BRH Devanagari Extra" w:cs="BRH Devanagari Extra"/>
+                <w:sz w:val="40"/>
+                <w:szCs w:val="40"/>
+                <w:lang w:val="it-IT"/>
+              </w:rPr>
+              <w:t xml:space="preserve">rÉ | </w:t>
+            </w:r>
+          </w:p>
+          <w:p>
+            <w:pPr>
+              <w:autoSpaceDE w:val="0"/>
+              <w:autoSpaceDN w:val="0"/>
+              <w:adjustRightInd w:val="0"/>
+              <w:spacing w:before="0" w:line="240" w:lineRule="auto"/>
+              <w:rPr>
+                <w:rFonts w:ascii="BRH Malayalam Extra" w:hAnsi="BRH Malayalam Extra" w:cs="BRH Malayalam Extra"/>
+                <w:sz w:val="40"/>
+                <w:szCs w:val="40"/>
+                <w:lang w:val="it-IT"/>
+              </w:rPr>
+            </w:pPr>
+            <w:r>
+              <w:rPr>
+                <w:rFonts w:ascii="BRH Devanagari Extra" w:hAnsi="BRH Devanagari Extra" w:cs="BRH Devanagari Extra"/>
+                <w:sz w:val="40"/>
+                <w:szCs w:val="40"/>
+                <w:lang w:val="it-IT"/>
+              </w:rPr>
+              <w:t>qÉ</w:t>
+            </w:r>
+            <w:r>
+              <w:rPr>
+                <w:rFonts w:ascii="BRH Malayalam Extra" w:hAnsi="BRH Malayalam Extra" w:cs="BRH Devanagari Extra"/>
+                <w:b/>
+                <w:sz w:val="32"/>
+                <w:szCs w:val="40"/>
+                <w:lang w:val="it-IT"/>
+              </w:rPr>
+              <w:t>–</w:t>
+            </w:r>
+            <w:r>
+              <w:rPr>
+                <w:rFonts w:ascii="BRH Devanagari Extra" w:hAnsi="BRH Devanagari Extra" w:cs="BRH Devanagari Extra"/>
+                <w:sz w:val="40"/>
+                <w:szCs w:val="40"/>
+                <w:lang w:val="it-IT"/>
+              </w:rPr>
+              <w:t>bÉuÉ</w:t>
+            </w:r>
+            <w:r>
+              <w:rPr>
+                <w:rFonts w:ascii="BRH Malayalam Extra" w:hAnsi="BRH Malayalam Extra" w:cs="BRH Devanagari Extra"/>
+                <w:b/>
+                <w:sz w:val="32"/>
+                <w:szCs w:val="40"/>
+                <w:lang w:val="it-IT"/>
+              </w:rPr>
+              <w:t>–</w:t>
+            </w:r>
+            <w:r>
+              <w:rPr>
+                <w:rFonts w:ascii="BRH Devanagari Extra" w:hAnsi="BRH Devanagari Extra" w:cs="BRH Devanagari Extra"/>
+                <w:sz w:val="40"/>
+                <w:szCs w:val="40"/>
+                <w:lang w:val="it-IT"/>
+              </w:rPr>
+              <w:t>ÎjxuÉÌiÉþ qÉ</w:t>
+            </w:r>
+            <w:r>
+              <w:rPr>
+                <w:rFonts w:ascii="BRH Malayalam Extra" w:hAnsi="BRH Malayalam Extra" w:cs="BRH Devanagari Extra"/>
+                <w:b/>
+                <w:sz w:val="32"/>
+                <w:szCs w:val="40"/>
+                <w:lang w:val="it-IT"/>
+              </w:rPr>
+              <w:t>–</w:t>
+            </w:r>
+            <w:r>
+              <w:rPr>
+                <w:rFonts w:ascii="BRH Devanagari Extra" w:hAnsi="BRH Devanagari Extra" w:cs="BRH Devanagari Extra"/>
+                <w:sz w:val="40"/>
+                <w:szCs w:val="40"/>
+                <w:lang w:val="it-IT"/>
+              </w:rPr>
+              <w:t xml:space="preserve">bÉuÉþiÉç - </w:t>
+            </w:r>
+            <w:r>
+              <w:rPr>
+                <w:rFonts w:ascii="BRH Devanagari Extra" w:hAnsi="BRH Devanagari Extra" w:cs="BRH Devanagari Extra"/>
+                <w:sz w:val="40"/>
+                <w:szCs w:val="40"/>
+                <w:highlight w:val="green"/>
+                <w:lang w:val="it-IT"/>
+              </w:rPr>
+              <w:t>x</w:t>
+            </w:r>
+            <w:r>
+              <w:rPr>
+                <w:rFonts w:ascii="BRH Devanagari Extra" w:hAnsi="BRH Devanagari Extra" w:cs="BRH Devanagari Extra"/>
+                <w:sz w:val="40"/>
+                <w:szCs w:val="40"/>
+                <w:lang w:val="it-IT"/>
+              </w:rPr>
+              <w:t>ÉÑ</w:t>
+            </w:r>
+            <w:r>
+              <w:rPr>
+                <w:rFonts w:ascii="BRH Malayalam Extra" w:hAnsi="BRH Malayalam Extra" w:cs="BRH Devanagari Extra"/>
+                <w:b/>
+                <w:sz w:val="32"/>
+                <w:szCs w:val="40"/>
+                <w:lang w:val="it-IT"/>
+              </w:rPr>
+              <w:t>–</w:t>
+            </w:r>
+            <w:r>
+              <w:rPr>
+                <w:rFonts w:ascii="BRH Devanagari Extra" w:hAnsi="BRH Devanagari Extra" w:cs="BRH Devanagari Extra"/>
+                <w:sz w:val="40"/>
+                <w:szCs w:val="40"/>
+                <w:lang w:val="it-IT"/>
+              </w:rPr>
+              <w:t xml:space="preserve"> |</w:t>
             </w:r>
           </w:p>
         </w:tc>
@@ -2411,83 +2730,22 @@
               <w:rPr>
                 <w:rFonts w:eastAsia="Times New Roman" w:cs="Arial"/>
                 <w:b/>
-                <w:color w:val="EE0000"/>
-                <w:sz w:val="32"/>
-                <w:szCs w:val="32"/>
-                <w:lang w:val="it-IT" w:eastAsia="en-IN" w:bidi="ml-IN"/>
-              </w:rPr>
-            </w:pPr>
-          </w:p>
-        </w:tc>
-        <w:tc>
-          <w:tcPr>
-            <w:tcW w:w="5102" w:type="dxa"/>
-            <w:tcBorders>
-              <w:top w:val="single" w:sz="4" w:space="0" w:color="000000"/>
-              <w:left w:val="single" w:sz="4" w:space="0" w:color="000000"/>
-              <w:bottom w:val="single" w:sz="4" w:space="0" w:color="000000"/>
-              <w:right w:val="single" w:sz="4" w:space="0" w:color="000000"/>
-            </w:tcBorders>
-          </w:tcPr>
-          <w:p>
-            <w:pPr>
-              <w:widowControl w:val="0"/>
-              <w:autoSpaceDE w:val="0"/>
-              <w:autoSpaceDN w:val="0"/>
-              <w:adjustRightInd w:val="0"/>
-              <w:spacing w:line="252" w:lineRule="auto"/>
-              <w:ind w:right="-165"/>
-              <w:rPr>
-                <w:rFonts w:ascii="BRH Devanagari Extra" w:hAnsi="BRH Devanagari Extra" w:cs="BRH Devanagari Extra"/>
-                <w:color w:val="EE0000"/>
-                <w:sz w:val="40"/>
-                <w:szCs w:val="40"/>
-                <w:lang w:val="it-IT"/>
-              </w:rPr>
-            </w:pPr>
-          </w:p>
-        </w:tc>
-        <w:tc>
-          <w:tcPr>
-            <w:tcW w:w="5103" w:type="dxa"/>
-            <w:tcBorders>
-              <w:top w:val="single" w:sz="4" w:space="0" w:color="000000"/>
-              <w:left w:val="single" w:sz="4" w:space="0" w:color="000000"/>
-              <w:bottom w:val="single" w:sz="4" w:space="0" w:color="000000"/>
-              <w:right w:val="single" w:sz="4" w:space="0" w:color="000000"/>
-            </w:tcBorders>
-          </w:tcPr>
-          <w:p>
-            <w:pPr>
-              <w:autoSpaceDE w:val="0"/>
-              <w:autoSpaceDN w:val="0"/>
-              <w:adjustRightInd w:val="0"/>
-              <w:spacing w:before="0" w:line="240" w:lineRule="auto"/>
-              <w:rPr>
-                <w:rFonts w:ascii="BRH Devanagari Extra" w:hAnsi="BRH Devanagari Extra" w:cs="BRH Devanagari Extra"/>
-                <w:color w:val="EE0000"/>
-                <w:sz w:val="40"/>
-                <w:szCs w:val="40"/>
-                <w:lang w:val="it-IT"/>
-              </w:rPr>
-            </w:pPr>
-          </w:p>
-        </w:tc>
-      </w:tr>
-      <w:tr>
-        <w:trPr>
-          <w:trHeight w:val="1691"/>
-        </w:trPr>
-        <w:tc>
-          <w:tcPr>
-            <w:tcW w:w="3764" w:type="dxa"/>
-            <w:tcBorders>
-              <w:top w:val="single" w:sz="4" w:space="0" w:color="000000"/>
-              <w:left w:val="single" w:sz="4" w:space="0" w:color="000000"/>
-              <w:bottom w:val="single" w:sz="4" w:space="0" w:color="000000"/>
-              <w:right w:val="single" w:sz="4" w:space="0" w:color="000000"/>
-            </w:tcBorders>
-          </w:tcPr>
+                <w:sz w:val="32"/>
+                <w:szCs w:val="32"/>
+                <w:lang w:val="en-IN" w:eastAsia="en-IN" w:bidi="ml-IN"/>
+              </w:rPr>
+            </w:pPr>
+            <w:r>
+              <w:rPr>
+                <w:rFonts w:eastAsia="Times New Roman" w:cs="Arial"/>
+                <w:b/>
+                <w:sz w:val="32"/>
+                <w:szCs w:val="32"/>
+                <w:lang w:val="en-IN" w:eastAsia="en-IN" w:bidi="ml-IN"/>
+              </w:rPr>
+              <w:t>T.S.1.5.11.4 - Kramam</w:t>
+            </w:r>
+          </w:p>
           <w:p>
             <w:pPr>
               <w:widowControl w:val="0"/>
@@ -2514,27 +2772,7 @@
                 <w:szCs w:val="32"/>
                 <w:lang w:val="en-IN" w:eastAsia="en-IN" w:bidi="ml-IN"/>
               </w:rPr>
-              <w:t>T.S.1.5.</w:t>
-            </w:r>
-            <w:r>
-              <w:rPr>
-                <w:rFonts w:eastAsia="Times New Roman" w:cs="Arial"/>
-                <w:b/>
-                <w:sz w:val="32"/>
-                <w:szCs w:val="32"/>
-                <w:lang w:val="en-IN" w:eastAsia="en-IN" w:bidi="ml-IN"/>
-              </w:rPr>
-              <w:t>11.2</w:t>
-            </w:r>
-            <w:r>
-              <w:rPr>
-                <w:rFonts w:eastAsia="Times New Roman" w:cs="Arial"/>
-                <w:b/>
-                <w:sz w:val="32"/>
-                <w:szCs w:val="32"/>
-                <w:lang w:val="en-IN" w:eastAsia="en-IN" w:bidi="ml-IN"/>
-              </w:rPr>
-              <w:t xml:space="preserve"> - Kramam</w:t>
+              <w:t>Krama Vaakyam No. 16</w:t>
             </w:r>
           </w:p>
           <w:p>
@@ -2550,565 +2788,20 @@
               <w:rPr>
                 <w:rFonts w:eastAsia="Times New Roman" w:cs="Arial"/>
                 <w:b/>
-                <w:szCs w:val="24"/>
-                <w:lang w:val="en-IN" w:eastAsia="en-IN" w:bidi="ml-IN"/>
+                <w:sz w:val="32"/>
+                <w:szCs w:val="32"/>
+                <w:lang w:val="it-IT" w:eastAsia="en-IN" w:bidi="ml-IN"/>
               </w:rPr>
             </w:pPr>
             <w:r>
               <w:rPr>
                 <w:rFonts w:eastAsia="Times New Roman" w:cs="Arial"/>
                 <w:b/>
-                <w:szCs w:val="24"/>
-                <w:lang w:val="en-IN" w:eastAsia="en-IN" w:bidi="ml-IN"/>
-              </w:rPr>
-              <w:t>Krama Vaakyam No. 46, 47</w:t>
-            </w:r>
-          </w:p>
-          <w:p>
-            <w:pPr>
-              <w:widowControl w:val="0"/>
-              <w:tabs>
-                <w:tab w:val="left" w:pos="993"/>
-              </w:tabs>
-              <w:autoSpaceDE w:val="0"/>
-              <w:autoSpaceDN w:val="0"/>
-              <w:adjustRightInd w:val="0"/>
-              <w:spacing w:before="0" w:line="240" w:lineRule="auto"/>
-              <w:rPr>
-                <w:rFonts w:eastAsia="Times New Roman" w:cs="Arial"/>
-                <w:b/>
                 <w:sz w:val="32"/>
                 <w:szCs w:val="32"/>
                 <w:lang w:val="it-IT" w:eastAsia="en-IN" w:bidi="ml-IN"/>
               </w:rPr>
-            </w:pPr>
-            <w:r>
-              <w:rPr>
-                <w:rFonts w:eastAsia="Times New Roman" w:cs="Arial"/>
-                <w:b/>
-                <w:sz w:val="32"/>
-                <w:szCs w:val="32"/>
-                <w:lang w:val="it-IT" w:eastAsia="en-IN" w:bidi="ml-IN"/>
-              </w:rPr>
-              <w:t xml:space="preserve">Panchaati No. </w:t>
-            </w:r>
-            <w:r>
-              <w:rPr>
-                <w:rFonts w:eastAsia="Times New Roman" w:cs="Arial"/>
-                <w:b/>
-                <w:sz w:val="32"/>
-                <w:szCs w:val="32"/>
-                <w:lang w:val="it-IT" w:eastAsia="en-IN" w:bidi="ml-IN"/>
-              </w:rPr>
-              <w:t>48</w:t>
-            </w:r>
-          </w:p>
-        </w:tc>
-        <w:tc>
-          <w:tcPr>
-            <w:tcW w:w="5102" w:type="dxa"/>
-            <w:tcBorders>
-              <w:top w:val="single" w:sz="4" w:space="0" w:color="000000"/>
-              <w:left w:val="single" w:sz="4" w:space="0" w:color="000000"/>
-              <w:bottom w:val="single" w:sz="4" w:space="0" w:color="000000"/>
-              <w:right w:val="single" w:sz="4" w:space="0" w:color="000000"/>
-            </w:tcBorders>
-          </w:tcPr>
-          <w:p>
-            <w:pPr>
-              <w:widowControl w:val="0"/>
-              <w:autoSpaceDE w:val="0"/>
-              <w:autoSpaceDN w:val="0"/>
-              <w:adjustRightInd w:val="0"/>
-              <w:spacing w:before="0" w:line="240" w:lineRule="auto"/>
-              <w:rPr>
-                <w:rFonts w:ascii="BRH Devanagari Extra" w:hAnsi="BRH Devanagari Extra" w:cs="BRH Devanagari Extra"/>
-                <w:sz w:val="40"/>
-                <w:szCs w:val="40"/>
-                <w:lang w:val="it-IT"/>
-              </w:rPr>
-            </w:pPr>
-            <w:r>
-              <w:rPr>
-                <w:rFonts w:ascii="BRH Devanagari Extra" w:hAnsi="BRH Devanagari Extra" w:cs="BRH Devanagari Extra"/>
-                <w:sz w:val="40"/>
-                <w:szCs w:val="40"/>
-                <w:lang w:val="it-IT"/>
-              </w:rPr>
-              <w:t>qÉ</w:t>
-            </w:r>
-            <w:r>
-              <w:rPr>
-                <w:rFonts w:ascii="BRH Malayalam Extra" w:hAnsi="BRH Malayalam Extra" w:cs="BRH Devanagari Extra"/>
-                <w:b/>
-                <w:sz w:val="32"/>
-                <w:szCs w:val="40"/>
-                <w:lang w:val="it-IT"/>
-              </w:rPr>
-              <w:t>–</w:t>
-            </w:r>
-            <w:r>
-              <w:rPr>
-                <w:rFonts w:ascii="BRH Devanagari Extra" w:hAnsi="BRH Devanagari Extra" w:cs="BRH Devanagari Extra"/>
-                <w:sz w:val="40"/>
-                <w:szCs w:val="40"/>
-                <w:lang w:val="it-IT"/>
-              </w:rPr>
-              <w:t>bÉuÉþjxÉÑ kÉÉ</w:t>
-            </w:r>
-            <w:r>
-              <w:rPr>
-                <w:rFonts w:ascii="BRH Devanagari Extra" w:hAnsi="BRH Devanagari Extra" w:cs="BRH Devanagari Extra"/>
-                <w:sz w:val="40"/>
-                <w:szCs w:val="40"/>
-                <w:highlight w:val="yellow"/>
-                <w:lang w:val="it-IT"/>
-              </w:rPr>
-              <w:t>U</w:t>
-            </w:r>
-            <w:r>
-              <w:rPr>
-                <w:rFonts w:ascii="BRH Malayalam Extra" w:hAnsi="BRH Malayalam Extra" w:cs="BRH Devanagari Extra"/>
-                <w:b/>
-                <w:sz w:val="32"/>
-                <w:szCs w:val="40"/>
-                <w:lang w:val="it-IT"/>
-              </w:rPr>
-              <w:t>–</w:t>
-            </w:r>
-            <w:r>
-              <w:rPr>
-                <w:rFonts w:ascii="BRH Devanagari Extra" w:hAnsi="BRH Devanagari Extra" w:cs="BRH Devanagari Extra"/>
-                <w:sz w:val="40"/>
-                <w:szCs w:val="40"/>
-                <w:lang w:val="it-IT"/>
-              </w:rPr>
-              <w:t xml:space="preserve">rÉ | </w:t>
-            </w:r>
-          </w:p>
-          <w:p>
-            <w:pPr>
-              <w:widowControl w:val="0"/>
-              <w:autoSpaceDE w:val="0"/>
-              <w:autoSpaceDN w:val="0"/>
-              <w:adjustRightInd w:val="0"/>
-              <w:spacing w:before="0" w:line="240" w:lineRule="auto"/>
-              <w:ind w:right="-165"/>
-              <w:rPr>
-                <w:rFonts w:ascii="BRH Malayalam Extra" w:hAnsi="BRH Malayalam Extra" w:cs="BRH Malayalam Extra"/>
-                <w:sz w:val="40"/>
-                <w:szCs w:val="40"/>
-                <w:lang w:val="it-IT"/>
-              </w:rPr>
-            </w:pPr>
-            <w:r>
-              <w:rPr>
-                <w:rFonts w:ascii="BRH Devanagari Extra" w:hAnsi="BRH Devanagari Extra" w:cs="BRH Devanagari Extra"/>
-                <w:sz w:val="40"/>
-                <w:szCs w:val="40"/>
-                <w:lang w:val="it-IT"/>
-              </w:rPr>
-              <w:t>qÉ</w:t>
-            </w:r>
-            <w:r>
-              <w:rPr>
-                <w:rFonts w:ascii="BRH Malayalam Extra" w:hAnsi="BRH Malayalam Extra" w:cs="BRH Devanagari Extra"/>
-                <w:b/>
-                <w:sz w:val="32"/>
-                <w:szCs w:val="40"/>
-                <w:lang w:val="it-IT"/>
-              </w:rPr>
-              <w:t>–</w:t>
-            </w:r>
-            <w:r>
-              <w:rPr>
-                <w:rFonts w:ascii="BRH Devanagari Extra" w:hAnsi="BRH Devanagari Extra" w:cs="BRH Devanagari Extra"/>
-                <w:sz w:val="40"/>
-                <w:szCs w:val="40"/>
-                <w:lang w:val="it-IT"/>
-              </w:rPr>
-              <w:t>bÉuÉ</w:t>
-            </w:r>
-            <w:r>
-              <w:rPr>
-                <w:rFonts w:ascii="BRH Malayalam Extra" w:hAnsi="BRH Malayalam Extra" w:cs="BRH Devanagari Extra"/>
-                <w:b/>
-                <w:sz w:val="32"/>
-                <w:szCs w:val="40"/>
-                <w:lang w:val="it-IT"/>
-              </w:rPr>
-              <w:t>–</w:t>
-            </w:r>
-            <w:r>
-              <w:rPr>
-                <w:rFonts w:ascii="BRH Devanagari Extra" w:hAnsi="BRH Devanagari Extra" w:cs="BRH Devanagari Extra"/>
-                <w:sz w:val="40"/>
-                <w:szCs w:val="40"/>
-                <w:lang w:val="it-IT"/>
-              </w:rPr>
-              <w:t>ÎjxuÉÌiÉþ qÉ</w:t>
-            </w:r>
-            <w:r>
-              <w:rPr>
-                <w:rFonts w:ascii="BRH Malayalam Extra" w:hAnsi="BRH Malayalam Extra" w:cs="BRH Devanagari Extra"/>
-                <w:b/>
-                <w:sz w:val="32"/>
-                <w:szCs w:val="40"/>
-                <w:lang w:val="it-IT"/>
-              </w:rPr>
-              <w:t>–</w:t>
-            </w:r>
-            <w:r>
-              <w:rPr>
-                <w:rFonts w:ascii="BRH Devanagari Extra" w:hAnsi="BRH Devanagari Extra" w:cs="BRH Devanagari Extra"/>
-                <w:sz w:val="40"/>
-                <w:szCs w:val="40"/>
-                <w:lang w:val="it-IT"/>
-              </w:rPr>
-              <w:t xml:space="preserve">bÉuÉþiÉç - </w:t>
-            </w:r>
-            <w:r>
-              <w:rPr>
-                <w:rFonts w:ascii="BRH Devanagari Extra" w:hAnsi="BRH Devanagari Extra" w:cs="BRH Devanagari Extra"/>
-                <w:sz w:val="40"/>
-                <w:szCs w:val="40"/>
-                <w:highlight w:val="yellow"/>
-                <w:lang w:val="it-IT"/>
-              </w:rPr>
-              <w:t>xÉÑ</w:t>
-            </w:r>
-            <w:r>
-              <w:rPr>
-                <w:rFonts w:ascii="BRH Devanagari Extra" w:hAnsi="BRH Devanagari Extra" w:cs="BRH Devanagari Extra"/>
-                <w:sz w:val="40"/>
-                <w:szCs w:val="40"/>
-                <w:lang w:val="it-IT"/>
-              </w:rPr>
-              <w:t xml:space="preserve"> |</w:t>
-            </w:r>
-          </w:p>
-        </w:tc>
-        <w:tc>
-          <w:tcPr>
-            <w:tcW w:w="5103" w:type="dxa"/>
-            <w:tcBorders>
-              <w:top w:val="single" w:sz="4" w:space="0" w:color="000000"/>
-              <w:left w:val="single" w:sz="4" w:space="0" w:color="000000"/>
-              <w:bottom w:val="single" w:sz="4" w:space="0" w:color="000000"/>
-              <w:right w:val="single" w:sz="4" w:space="0" w:color="000000"/>
-            </w:tcBorders>
-          </w:tcPr>
-          <w:p>
-            <w:pPr>
-              <w:widowControl w:val="0"/>
-              <w:autoSpaceDE w:val="0"/>
-              <w:autoSpaceDN w:val="0"/>
-              <w:adjustRightInd w:val="0"/>
-              <w:spacing w:before="0" w:line="240" w:lineRule="auto"/>
-              <w:rPr>
-                <w:rFonts w:ascii="BRH Devanagari Extra" w:hAnsi="BRH Devanagari Extra" w:cs="BRH Devanagari Extra"/>
-                <w:sz w:val="40"/>
-                <w:szCs w:val="40"/>
-                <w:lang w:val="it-IT"/>
-              </w:rPr>
-            </w:pPr>
-            <w:r>
-              <w:rPr>
-                <w:rFonts w:ascii="BRH Devanagari Extra" w:hAnsi="BRH Devanagari Extra" w:cs="BRH Devanagari Extra"/>
-                <w:sz w:val="40"/>
-                <w:szCs w:val="40"/>
-                <w:lang w:val="it-IT"/>
-              </w:rPr>
-              <w:t>qÉ</w:t>
-            </w:r>
-            <w:r>
-              <w:rPr>
-                <w:rFonts w:ascii="BRH Malayalam Extra" w:hAnsi="BRH Malayalam Extra" w:cs="BRH Devanagari Extra"/>
-                <w:b/>
-                <w:sz w:val="32"/>
-                <w:szCs w:val="40"/>
-                <w:lang w:val="it-IT"/>
-              </w:rPr>
-              <w:t>–</w:t>
-            </w:r>
-            <w:r>
-              <w:rPr>
-                <w:rFonts w:ascii="BRH Devanagari Extra" w:hAnsi="BRH Devanagari Extra" w:cs="BRH Devanagari Extra"/>
-                <w:sz w:val="40"/>
-                <w:szCs w:val="40"/>
-                <w:lang w:val="it-IT"/>
-              </w:rPr>
-              <w:t>bÉuÉþjxÉÑ kÉÉ</w:t>
-            </w:r>
-            <w:r>
-              <w:rPr>
-                <w:rFonts w:ascii="BRH Devanagari Extra" w:hAnsi="BRH Devanagari Extra" w:cs="BRH Devanagari Extra"/>
-                <w:sz w:val="40"/>
-                <w:szCs w:val="40"/>
-                <w:highlight w:val="green"/>
-                <w:lang w:val="it-IT"/>
-              </w:rPr>
-              <w:t>U</w:t>
-            </w:r>
-            <w:r>
-              <w:rPr>
-                <w:rFonts w:ascii="BRH Devanagari Extra" w:hAnsi="BRH Devanagari Extra" w:cs="BRH Devanagari Extra"/>
-                <w:sz w:val="40"/>
-                <w:szCs w:val="40"/>
-                <w:lang w:val="it-IT"/>
-              </w:rPr>
-              <w:t xml:space="preserve">rÉ | </w:t>
-            </w:r>
-          </w:p>
-          <w:p>
-            <w:pPr>
-              <w:autoSpaceDE w:val="0"/>
-              <w:autoSpaceDN w:val="0"/>
-              <w:adjustRightInd w:val="0"/>
-              <w:spacing w:before="0" w:line="240" w:lineRule="auto"/>
-              <w:rPr>
-                <w:rFonts w:ascii="BRH Malayalam Extra" w:hAnsi="BRH Malayalam Extra" w:cs="BRH Malayalam Extra"/>
-                <w:sz w:val="40"/>
-                <w:szCs w:val="40"/>
-                <w:lang w:val="it-IT"/>
-              </w:rPr>
-            </w:pPr>
-            <w:r>
-              <w:rPr>
-                <w:rFonts w:ascii="BRH Devanagari Extra" w:hAnsi="BRH Devanagari Extra" w:cs="BRH Devanagari Extra"/>
-                <w:sz w:val="40"/>
-                <w:szCs w:val="40"/>
-                <w:lang w:val="it-IT"/>
-              </w:rPr>
-              <w:t>qÉ</w:t>
-            </w:r>
-            <w:r>
-              <w:rPr>
-                <w:rFonts w:ascii="BRH Malayalam Extra" w:hAnsi="BRH Malayalam Extra" w:cs="BRH Devanagari Extra"/>
-                <w:b/>
-                <w:sz w:val="32"/>
-                <w:szCs w:val="40"/>
-                <w:lang w:val="it-IT"/>
-              </w:rPr>
-              <w:t>–</w:t>
-            </w:r>
-            <w:r>
-              <w:rPr>
-                <w:rFonts w:ascii="BRH Devanagari Extra" w:hAnsi="BRH Devanagari Extra" w:cs="BRH Devanagari Extra"/>
-                <w:sz w:val="40"/>
-                <w:szCs w:val="40"/>
-                <w:lang w:val="it-IT"/>
-              </w:rPr>
-              <w:t>bÉuÉ</w:t>
-            </w:r>
-            <w:r>
-              <w:rPr>
-                <w:rFonts w:ascii="BRH Malayalam Extra" w:hAnsi="BRH Malayalam Extra" w:cs="BRH Devanagari Extra"/>
-                <w:b/>
-                <w:sz w:val="32"/>
-                <w:szCs w:val="40"/>
-                <w:lang w:val="it-IT"/>
-              </w:rPr>
-              <w:t>–</w:t>
-            </w:r>
-            <w:r>
-              <w:rPr>
-                <w:rFonts w:ascii="BRH Devanagari Extra" w:hAnsi="BRH Devanagari Extra" w:cs="BRH Devanagari Extra"/>
-                <w:sz w:val="40"/>
-                <w:szCs w:val="40"/>
-                <w:lang w:val="it-IT"/>
-              </w:rPr>
-              <w:t>ÎjxuÉÌiÉþ qÉ</w:t>
-            </w:r>
-            <w:r>
-              <w:rPr>
-                <w:rFonts w:ascii="BRH Malayalam Extra" w:hAnsi="BRH Malayalam Extra" w:cs="BRH Devanagari Extra"/>
-                <w:b/>
-                <w:sz w:val="32"/>
-                <w:szCs w:val="40"/>
-                <w:lang w:val="it-IT"/>
-              </w:rPr>
-              <w:t>–</w:t>
-            </w:r>
-            <w:r>
-              <w:rPr>
-                <w:rFonts w:ascii="BRH Devanagari Extra" w:hAnsi="BRH Devanagari Extra" w:cs="BRH Devanagari Extra"/>
-                <w:sz w:val="40"/>
-                <w:szCs w:val="40"/>
-                <w:lang w:val="it-IT"/>
-              </w:rPr>
-              <w:t xml:space="preserve">bÉuÉþiÉç - </w:t>
-            </w:r>
-            <w:r>
-              <w:rPr>
-                <w:rFonts w:ascii="BRH Devanagari Extra" w:hAnsi="BRH Devanagari Extra" w:cs="BRH Devanagari Extra"/>
-                <w:sz w:val="40"/>
-                <w:szCs w:val="40"/>
-                <w:highlight w:val="green"/>
-                <w:lang w:val="it-IT"/>
-              </w:rPr>
-              <w:t>x</w:t>
-            </w:r>
-            <w:r>
-              <w:rPr>
-                <w:rFonts w:ascii="BRH Devanagari Extra" w:hAnsi="BRH Devanagari Extra" w:cs="BRH Devanagari Extra"/>
-                <w:sz w:val="40"/>
-                <w:szCs w:val="40"/>
-                <w:lang w:val="it-IT"/>
-              </w:rPr>
-              <w:t>ÉÑ</w:t>
-            </w:r>
-            <w:r>
-              <w:rPr>
-                <w:rFonts w:ascii="BRH Malayalam Extra" w:hAnsi="BRH Malayalam Extra" w:cs="BRH Devanagari Extra"/>
-                <w:b/>
-                <w:sz w:val="32"/>
-                <w:szCs w:val="40"/>
-                <w:lang w:val="it-IT"/>
-              </w:rPr>
-              <w:t>–</w:t>
-            </w:r>
-            <w:r>
-              <w:rPr>
-                <w:rFonts w:ascii="BRH Devanagari Extra" w:hAnsi="BRH Devanagari Extra" w:cs="BRH Devanagari Extra"/>
-                <w:sz w:val="40"/>
-                <w:szCs w:val="40"/>
-                <w:lang w:val="it-IT"/>
-              </w:rPr>
-              <w:t xml:space="preserve"> |</w:t>
-            </w:r>
-          </w:p>
-        </w:tc>
-      </w:tr>
-      <w:tr>
-        <w:trPr>
-          <w:trHeight w:val="1105"/>
-        </w:trPr>
-        <w:tc>
-          <w:tcPr>
-            <w:tcW w:w="3764" w:type="dxa"/>
-            <w:tcBorders>
-              <w:top w:val="single" w:sz="4" w:space="0" w:color="000000"/>
-              <w:left w:val="single" w:sz="4" w:space="0" w:color="000000"/>
-              <w:bottom w:val="single" w:sz="4" w:space="0" w:color="000000"/>
-              <w:right w:val="single" w:sz="4" w:space="0" w:color="000000"/>
-            </w:tcBorders>
-          </w:tcPr>
-          <w:p>
-            <w:pPr>
-              <w:widowControl w:val="0"/>
-              <w:tabs>
-                <w:tab w:val="left" w:pos="993"/>
-              </w:tabs>
-              <w:autoSpaceDE w:val="0"/>
-              <w:autoSpaceDN w:val="0"/>
-              <w:adjustRightInd w:val="0"/>
-              <w:spacing w:before="0" w:line="240" w:lineRule="auto"/>
-              <w:rPr>
-                <w:rFonts w:eastAsia="Times New Roman" w:cs="Arial"/>
-                <w:b/>
-                <w:sz w:val="32"/>
-                <w:szCs w:val="32"/>
-                <w:lang w:val="en-IN" w:eastAsia="en-IN" w:bidi="ml-IN"/>
-              </w:rPr>
-            </w:pPr>
-            <w:r>
-              <w:rPr>
-                <w:rFonts w:eastAsia="Times New Roman" w:cs="Arial"/>
-                <w:b/>
-                <w:sz w:val="32"/>
-                <w:szCs w:val="32"/>
-                <w:lang w:val="en-IN" w:eastAsia="en-IN" w:bidi="ml-IN"/>
-              </w:rPr>
-              <w:t>T.S.1.5.</w:t>
-            </w:r>
-            <w:r>
-              <w:rPr>
-                <w:rFonts w:eastAsia="Times New Roman" w:cs="Arial"/>
-                <w:b/>
-                <w:sz w:val="32"/>
-                <w:szCs w:val="32"/>
-                <w:lang w:val="en-IN" w:eastAsia="en-IN" w:bidi="ml-IN"/>
-              </w:rPr>
-              <w:t>11.4</w:t>
-            </w:r>
-            <w:r>
-              <w:rPr>
-                <w:rFonts w:eastAsia="Times New Roman" w:cs="Arial"/>
-                <w:b/>
-                <w:sz w:val="32"/>
-                <w:szCs w:val="32"/>
-                <w:lang w:val="en-IN" w:eastAsia="en-IN" w:bidi="ml-IN"/>
-              </w:rPr>
-              <w:t xml:space="preserve"> - Kramam</w:t>
-            </w:r>
-          </w:p>
-          <w:p>
-            <w:pPr>
-              <w:widowControl w:val="0"/>
-              <w:tabs>
-                <w:tab w:val="left" w:pos="993"/>
-              </w:tabs>
-              <w:autoSpaceDE w:val="0"/>
-              <w:autoSpaceDN w:val="0"/>
-              <w:adjustRightInd w:val="0"/>
-              <w:spacing w:before="0" w:line="240" w:lineRule="auto"/>
-              <w:rPr>
-                <w:rFonts w:eastAsia="Times New Roman" w:cs="Arial"/>
-                <w:b/>
-                <w:sz w:val="32"/>
-                <w:szCs w:val="32"/>
-                <w:lang w:val="en-IN" w:eastAsia="en-IN" w:bidi="ml-IN"/>
-              </w:rPr>
-            </w:pPr>
-            <w:r>
-              <w:rPr>
-                <w:rFonts w:eastAsia="Times New Roman" w:cs="Arial"/>
-                <w:b/>
-                <w:sz w:val="32"/>
-                <w:szCs w:val="32"/>
-                <w:lang w:val="en-IN" w:eastAsia="en-IN" w:bidi="ml-IN"/>
-              </w:rPr>
-              <w:t>Krama Vaakyam No. 16</w:t>
-            </w:r>
-          </w:p>
-          <w:p>
-            <w:pPr>
-              <w:widowControl w:val="0"/>
-              <w:tabs>
-                <w:tab w:val="left" w:pos="993"/>
-              </w:tabs>
-              <w:autoSpaceDE w:val="0"/>
-              <w:autoSpaceDN w:val="0"/>
-              <w:adjustRightInd w:val="0"/>
-              <w:spacing w:before="0" w:line="240" w:lineRule="auto"/>
-              <w:rPr>
-                <w:rFonts w:eastAsia="Times New Roman" w:cs="Arial"/>
-                <w:b/>
-                <w:sz w:val="32"/>
-                <w:szCs w:val="32"/>
-                <w:lang w:val="it-IT" w:eastAsia="en-IN" w:bidi="ml-IN"/>
-              </w:rPr>
-            </w:pPr>
-            <w:r>
-              <w:rPr>
-                <w:rFonts w:eastAsia="Times New Roman" w:cs="Arial"/>
-                <w:b/>
-                <w:sz w:val="32"/>
-                <w:szCs w:val="32"/>
-                <w:lang w:val="it-IT" w:eastAsia="en-IN" w:bidi="ml-IN"/>
-              </w:rPr>
-              <w:t>Panchaati No. 5</w:t>
-            </w:r>
-            <w:r>
-              <w:rPr>
-                <w:rFonts w:eastAsia="Times New Roman" w:cs="Arial"/>
-                <w:b/>
-                <w:sz w:val="32"/>
-                <w:szCs w:val="32"/>
-                <w:lang w:val="it-IT" w:eastAsia="en-IN" w:bidi="ml-IN"/>
-              </w:rPr>
-              <w:t>0</w:t>
+              <w:t>Panchaati No. 50</w:t>
             </w:r>
           </w:p>
         </w:tc>
@@ -3396,45 +3089,6 @@
         </w:rPr>
         <w:t>=============</w:t>
       </w:r>
-    </w:p>
-    <w:p>
-      <w:pPr>
-        <w:jc w:val="center"/>
-        <w:rPr>
-          <w:b/>
-          <w:bCs/>
-          <w:sz w:val="32"/>
-          <w:szCs w:val="32"/>
-          <w:u w:val="single"/>
-          <w:lang w:val="en-IN"/>
-        </w:rPr>
-      </w:pPr>
-    </w:p>
-    <w:p>
-      <w:pPr>
-        <w:jc w:val="center"/>
-        <w:rPr>
-          <w:b/>
-          <w:bCs/>
-          <w:sz w:val="32"/>
-          <w:szCs w:val="32"/>
-          <w:u w:val="single"/>
-          <w:lang w:val="en-IN"/>
-        </w:rPr>
-      </w:pPr>
-    </w:p>
-    <w:p>
-      <w:pPr>
-        <w:jc w:val="center"/>
-        <w:rPr>
-          <w:b/>
-          <w:bCs/>
-          <w:sz w:val="32"/>
-          <w:szCs w:val="32"/>
-          <w:u w:val="single"/>
-          <w:lang w:val="en-IN"/>
-        </w:rPr>
-      </w:pPr>
     </w:p>
     <w:p>
       <w:pPr>
@@ -3689,7 +3343,6 @@
                 <w:szCs w:val="32"/>
                 <w:lang w:val="en-IN" w:eastAsia="en-IN" w:bidi="ml-IN"/>
               </w:rPr>
-              <w:lastRenderedPageBreak/>
               <w:t>T.S.1.5.</w:t>
             </w:r>
             <w:r>
@@ -4336,6 +3989,7 @@
                 <w:szCs w:val="32"/>
                 <w:lang w:val="en-IN" w:eastAsia="en-IN" w:bidi="ml-IN"/>
               </w:rPr>
+              <w:lastRenderedPageBreak/>
               <w:t>T.S.1.5.</w:t>
             </w:r>
             <w:r>
@@ -5959,6 +5613,54 @@
         </w:rPr>
         <w:t>===============</w:t>
       </w:r>
+    </w:p>
+    <w:p>
+      <w:pPr>
+        <w:jc w:val="center"/>
+        <w:rPr>
+          <w:b/>
+          <w:bCs/>
+          <w:sz w:val="32"/>
+          <w:szCs w:val="32"/>
+          <w:u w:val="single"/>
+        </w:rPr>
+      </w:pPr>
+    </w:p>
+    <w:p>
+      <w:pPr>
+        <w:jc w:val="center"/>
+        <w:rPr>
+          <w:b/>
+          <w:bCs/>
+          <w:sz w:val="32"/>
+          <w:szCs w:val="32"/>
+          <w:u w:val="single"/>
+        </w:rPr>
+      </w:pPr>
+    </w:p>
+    <w:p>
+      <w:pPr>
+        <w:jc w:val="center"/>
+        <w:rPr>
+          <w:b/>
+          <w:bCs/>
+          <w:sz w:val="32"/>
+          <w:szCs w:val="32"/>
+          <w:u w:val="single"/>
+        </w:rPr>
+      </w:pPr>
+    </w:p>
+    <w:p>
+      <w:pPr>
+        <w:jc w:val="center"/>
+        <w:rPr>
+          <w:b/>
+          <w:bCs/>
+          <w:sz w:val="32"/>
+          <w:szCs w:val="32"/>
+          <w:u w:val="single"/>
+        </w:rPr>
+      </w:pPr>
     </w:p>
     <w:p>
       <w:pPr>
@@ -11517,7 +11219,23 @@
                 <w:b/>
                 <w:bCs/>
               </w:rPr>
-              <w:t>“e”not “ai”</w:t>
+              <w:t>“</w:t>
+            </w:r>
+            <w:proofErr w:type="gramStart"/>
+            <w:r>
+              <w:rPr>
+                <w:b/>
+                <w:bCs/>
+              </w:rPr>
+              <w:t>e”not</w:t>
+            </w:r>
+            <w:proofErr w:type="gramEnd"/>
+            <w:r>
+              <w:rPr>
+                <w:b/>
+                <w:bCs/>
+              </w:rPr>
+              <w:t xml:space="preserve"> “ai”</w:t>
             </w:r>
             <w:r>
               <w:rPr>
@@ -12412,7 +12130,16 @@
           <w:bCs/>
           <w:sz w:val="32"/>
         </w:rPr>
-        <w:t>replaced with</w:t>
+        <w:t xml:space="preserve">replaced </w:t>
+      </w:r>
+      <w:proofErr w:type="gramStart"/>
+      <w:r>
+        <w:rPr>
+          <w:b/>
+          <w:bCs/>
+          <w:sz w:val="32"/>
+        </w:rPr>
+        <w:t>with</w:t>
       </w:r>
       <w:r>
         <w:rPr>
@@ -12434,6 +12161,7 @@
         </w:rPr>
         <w:t>"</w:t>
       </w:r>
+      <w:proofErr w:type="gramEnd"/>
       <w:r>
         <w:rPr>
           <w:rFonts w:ascii="BRH Devanagari" w:hAnsi="BRH Devanagari" w:cs="BRH Devanagari"/>
@@ -14945,6 +14673,7 @@
               </w:rPr>
               <w:t>–</w:t>
             </w:r>
+            <w:proofErr w:type="gramStart"/>
             <w:r>
               <w:rPr>
                 <w:rFonts w:ascii="BRH Devanagari Extra" w:hAnsi="BRH Devanagari Extra" w:cs="BRH Devanagari Extra"/>
@@ -14972,6 +14701,7 @@
               </w:rPr>
               <w:t xml:space="preserve"> |</w:t>
             </w:r>
+            <w:proofErr w:type="gramEnd"/>
             <w:r>
               <w:rPr>
                 <w:rFonts w:ascii="BRH Malayalam Extra" w:hAnsi="BRH Malayalam Extra" w:cs="BRH Malayalam Extra"/>
@@ -15108,6 +14838,7 @@
               </w:rPr>
               <w:t>–</w:t>
             </w:r>
+            <w:proofErr w:type="gramStart"/>
             <w:r>
               <w:rPr>
                 <w:rFonts w:ascii="BRH Devanagari Extra" w:hAnsi="BRH Devanagari Extra" w:cs="BRH Devanagari Extra"/>
@@ -15117,6 +14848,7 @@
               </w:rPr>
               <w:t>uÉ  |</w:t>
             </w:r>
+            <w:proofErr w:type="gramEnd"/>
           </w:p>
         </w:tc>
       </w:tr>
@@ -16459,8 +16191,9 @@
                 <w:lang w:bidi="ml-IN"/>
               </w:rPr>
               <w:lastRenderedPageBreak/>
-              <w:t>(tri kramam</w:t>
-            </w:r>
+              <w:t>(</w:t>
+            </w:r>
+            <w:proofErr w:type="gramStart"/>
             <w:r>
               <w:rPr>
                 <w:rFonts w:cs="Arial"/>
@@ -16469,8 +16202,9 @@
                 <w:szCs w:val="28"/>
                 <w:lang w:bidi="ml-IN"/>
               </w:rPr>
-              <w:t xml:space="preserve"> indicat</w:t>
-            </w:r>
+              <w:t>tri</w:t>
+            </w:r>
+            <w:proofErr w:type="gramEnd"/>
             <w:r>
               <w:rPr>
                 <w:rFonts w:cs="Arial"/>
@@ -16479,7 +16213,7 @@
                 <w:szCs w:val="28"/>
                 <w:lang w:bidi="ml-IN"/>
               </w:rPr>
-              <w:t xml:space="preserve">ion not given/missed </w:t>
+              <w:t xml:space="preserve"> kramam</w:t>
             </w:r>
             <w:r>
               <w:rPr>
@@ -16489,8 +16223,7 @@
                 <w:szCs w:val="28"/>
                 <w:lang w:bidi="ml-IN"/>
               </w:rPr>
-              <w:br/>
-              <w:t xml:space="preserve">add </w:t>
+              <w:t xml:space="preserve"> indicat</w:t>
             </w:r>
             <w:r>
               <w:rPr>
@@ -16500,6 +16233,37 @@
                 <w:szCs w:val="28"/>
                 <w:lang w:bidi="ml-IN"/>
               </w:rPr>
+              <w:t xml:space="preserve">ion not given/missed </w:t>
+            </w:r>
+            <w:r>
+              <w:rPr>
+                <w:rFonts w:cs="Arial"/>
+                <w:color w:val="000000"/>
+                <w:sz w:val="28"/>
+                <w:szCs w:val="28"/>
+                <w:lang w:bidi="ml-IN"/>
+              </w:rPr>
+              <w:br/>
+            </w:r>
+            <w:proofErr w:type="gramStart"/>
+            <w:r>
+              <w:rPr>
+                <w:rFonts w:cs="Arial"/>
+                <w:color w:val="000000"/>
+                <w:sz w:val="28"/>
+                <w:szCs w:val="28"/>
+                <w:lang w:bidi="ml-IN"/>
+              </w:rPr>
+              <w:t xml:space="preserve">add </w:t>
+            </w:r>
+            <w:r>
+              <w:rPr>
+                <w:rFonts w:cs="Arial"/>
+                <w:color w:val="000000"/>
+                <w:sz w:val="28"/>
+                <w:szCs w:val="28"/>
+                <w:lang w:bidi="ml-IN"/>
+              </w:rPr>
               <w:t xml:space="preserve"> </w:t>
             </w:r>
             <w:r>
@@ -16520,7 +16284,18 @@
                 <w:szCs w:val="40"/>
                 <w:highlight w:val="yellow"/>
               </w:rPr>
-              <w:t xml:space="preserve">É </w:t>
+              <w:t>É</w:t>
+            </w:r>
+            <w:proofErr w:type="gramEnd"/>
+            <w:r>
+              <w:rPr>
+                <w:rFonts w:ascii="BRH Devanagari Extra" w:hAnsi="BRH Devanagari Extra" w:cs="BRH Devanagari Extra"/>
+                <w:color w:val="000000"/>
+                <w:sz w:val="40"/>
+                <w:szCs w:val="40"/>
+                <w:highlight w:val="yellow"/>
+              </w:rPr>
+              <w:t xml:space="preserve"> </w:t>
             </w:r>
             <w:r>
               <w:rPr>
